--- a/briefs/2027-military-service-credit-cost-window/04-Annex-2-Closure-FM1-FM5.docx
+++ b/briefs/2027-military-service-credit-cost-window/04-Annex-2-Closure-FM1-FM5.docx
@@ -921,7 +921,7 @@
           <w:color w:val="444444"/>
           <w:sz w:val="20"/>
         </w:rPr>
-        <w:t>$20M–$48M</w:t>
+        <w:t>$22M–$44M</w:t>
       </w:r>
       <w:r>
         <w:rPr>
@@ -929,7 +929,7 @@
           <w:color w:val="444444"/>
           <w:sz w:val="20"/>
         </w:rPr>
-        <w:t xml:space="preserve"> at 20% take-up, not $0. </w:t>
+        <w:t xml:space="preserve"> at 20% take-up, not $0 (restated onto the corrected pool — see § 4.8.1). </w:t>
       </w:r>
       <w:r>
         <w:rPr>
@@ -964,6 +964,138 @@
           <w:sz w:val="20"/>
         </w:rPr>
         <w:t>.</w:t>
+      </w:r>
+    </w:p>
+    <w:p>
+      <w:pPr>
+        <w:spacing w:before="120" w:after="120"/>
+        <w:ind w:left="480"/>
+      </w:pPr>
+      <w:r>
+        <w:rPr>
+          <w:b/>
+          <w:i/>
+          <w:color w:val="444444"/>
+          <w:sz w:val="20"/>
+        </w:rPr>
+        <w:t>Qualified again, October 25, 2026 (red team F-1A and S-9), and this one is not a correction of the arithmetic — it is the discovery of an input the arithmetic was silently assuming.</w:t>
+      </w:r>
+      <w:r>
+        <w:rPr>
+          <w:i/>
+          <w:color w:val="444444"/>
+          <w:sz w:val="20"/>
+        </w:rPr>
+        <w:t xml:space="preserve"> The § 2.2 ceiling is priced against an actuarial-equivalent cost, and </w:t>
+      </w:r>
+      <w:r>
+        <w:rPr>
+          <w:b/>
+          <w:i/>
+          <w:color w:val="444444"/>
+          <w:sz w:val="20"/>
+        </w:rPr>
+        <w:t>nothing in this package states at what retirement age that cost is measured.</w:t>
+      </w:r>
+      <w:r>
+        <w:rPr>
+          <w:i/>
+          <w:color w:val="444444"/>
+          <w:sz w:val="20"/>
+        </w:rPr>
+        <w:t xml:space="preserve"> The package has been measuring the member's </w:t>
+      </w:r>
+      <w:r>
+        <w:rPr>
+          <w:i/>
+          <w:color w:val="444444"/>
+          <w:sz w:val="20"/>
+        </w:rPr>
+        <w:t>price</w:t>
+      </w:r>
+      <w:r>
+        <w:rPr>
+          <w:i/>
+          <w:color w:val="444444"/>
+          <w:sz w:val="20"/>
+        </w:rPr>
+        <w:t xml:space="preserve"> at the plan's normal retirement age (65/67) and the member's </w:t>
+      </w:r>
+      <w:r>
+        <w:rPr>
+          <w:i/>
+          <w:color w:val="444444"/>
+          <w:sz w:val="20"/>
+        </w:rPr>
+        <w:t>benefit</w:t>
+      </w:r>
+      <w:r>
+        <w:rPr>
+          <w:i/>
+          <w:color w:val="444444"/>
+          <w:sz w:val="20"/>
+        </w:rPr>
+        <w:t xml:space="preserve"> at the member's own unreduced age (typically 46–58). Resolving that one question either way moves both of the red team's new findings by </w:t>
+      </w:r>
+      <w:r>
+        <w:rPr>
+          <w:b/>
+          <w:i/>
+          <w:color w:val="444444"/>
+          <w:sz w:val="20"/>
+        </w:rPr>
+        <w:t>roughly an order of magnitude</w:t>
+      </w:r>
+      <w:r>
+        <w:rPr>
+          <w:i/>
+          <w:color w:val="444444"/>
+          <w:sz w:val="20"/>
+        </w:rPr>
+        <w:t xml:space="preserve">: maximum lawful recovery is 10%–16% on the first basis and 47%–57% on the second, and the sub-ANC purchase leak S-9 identifies is worth $6M–$15M on the first and under $0.4M on the second. </w:t>
+      </w:r>
+      <w:r>
+        <w:rPr>
+          <w:b/>
+          <w:i/>
+          <w:color w:val="444444"/>
+          <w:sz w:val="20"/>
+        </w:rPr>
+        <w:t>So the $22M–$44M residual is one of two planning figures, and the other — $43M–$84M, on the statutory reading of the ceiling — is most of the way back to the $57M–$111M of doing nothing at all.</w:t>
+      </w:r>
+      <w:r>
+        <w:rPr>
+          <w:i/>
+          <w:color w:val="444444"/>
+          <w:sz w:val="20"/>
+        </w:rPr>
+        <w:t xml:space="preserve"> Neither can be chosen without (i) counsel settling which reading of "actuarial equivalent cost" governs and (ii) VRS stating the retirement-age basis of its existing factors (Annex B </w:t>
+      </w:r>
+      <w:r>
+        <w:rPr>
+          <w:b/>
+          <w:i/>
+          <w:color w:val="444444"/>
+          <w:sz w:val="20"/>
+        </w:rPr>
+        <w:t>U-16</w:t>
+      </w:r>
+      <w:r>
+        <w:rPr>
+          <w:i/>
+          <w:color w:val="444444"/>
+          <w:sz w:val="20"/>
+        </w:rPr>
+        <w:t xml:space="preserve">, now second only to U-01). </w:t>
+      </w:r>
+      <w:r>
+        <w:rPr>
+          <w:b/>
+          <w:i/>
+          <w:color w:val="444444"/>
+          <w:sz w:val="20"/>
+        </w:rPr>
+        <w:t>§ 4.8.3.</w:t>
       </w:r>
     </w:p>
     <w:p>
@@ -4231,7 +4363,7 @@
               <w:rPr>
                 <w:sz w:val="17"/>
               </w:rPr>
-              <w:t>3,966</w:t>
+              <w:t>4,343</w:t>
             </w:r>
           </w:p>
         </w:tc>
@@ -4248,7 +4380,7 @@
               <w:rPr>
                 <w:sz w:val="17"/>
               </w:rPr>
-              <w:t>9,027</w:t>
+              <w:t>8,243</w:t>
             </w:r>
           </w:p>
         </w:tc>
@@ -4284,7 +4416,7 @@
               <w:rPr>
                 <w:sz w:val="17"/>
               </w:rPr>
-              <w:t>2,417</w:t>
+              <w:t>2,647</w:t>
             </w:r>
           </w:p>
         </w:tc>
@@ -4301,7 +4433,7 @@
               <w:rPr>
                 <w:sz w:val="17"/>
               </w:rPr>
-              <w:t>5,502</w:t>
+              <w:t>5,024</w:t>
             </w:r>
           </w:p>
         </w:tc>
@@ -4337,7 +4469,7 @@
               <w:rPr>
                 <w:sz w:val="17"/>
               </w:rPr>
-              <w:t>4,177</w:t>
+              <w:t>4,575</w:t>
             </w:r>
           </w:p>
         </w:tc>
@@ -4354,7 +4486,7 @@
               <w:rPr>
                 <w:sz w:val="17"/>
               </w:rPr>
-              <w:t>11,792</w:t>
+              <w:t>10,769</w:t>
             </w:r>
           </w:p>
         </w:tc>
@@ -4392,7 +4524,7 @@
                 <w:b/>
                 <w:sz w:val="17"/>
               </w:rPr>
-              <w:t>10,561</w:t>
+              <w:t>11,565</w:t>
             </w:r>
           </w:p>
         </w:tc>
@@ -4410,7 +4542,7 @@
                 <w:b/>
                 <w:sz w:val="17"/>
               </w:rPr>
-              <w:t>26,321</w:t>
+              <w:t>24,036</w:t>
             </w:r>
           </w:p>
         </w:tc>
@@ -4427,6 +4559,35 @@
       </w:r>
     </w:p>
     <w:p>
+      <w:r>
+        <w:rPr>
+          <w:b/>
+        </w:rPr>
+        <w:t>This is a reallocation of the table above, not a second estimate, and the totals are therefore obliged to match it at both ends.</w:t>
+      </w:r>
+      <w:r>
+        <w:t xml:space="preserve"> The effective veteran-with-qualifying-service rate is </w:t>
+      </w:r>
+      <w:r>
+        <w:rPr>
+          <w:b/>
+        </w:rPr>
+        <w:t>3.93% – 7.46%</w:t>
+      </w:r>
+      <w:r>
+        <w:t xml:space="preserve"> — the pool divided by the past-window population it was built from — and the three plan legs sum back to that same population, so the by-plan and by-employer-group derivations give one pool. </w:t>
+      </w:r>
+      <w:r>
+        <w:rPr>
+          <w:b/>
+        </w:rPr>
+        <w:t>Corrected October 25, 2026 (red team S-3):</w:t>
+      </w:r>
+      <w:r>
+        <w:t xml:space="preserve"> this table previously read 3,966 / 2,417 / 4,177 and 9,027 / 5,502 / 11,792 for a total of 10,561 – 26,321, which did not match. The effective rate had been computed by pairing each end of the pool with the opposite end of the past-window population, widening the band to 3.59%–8.17%. Account at § 4.8.2.</w:t>
+      </w:r>
+    </w:p>
+    <w:p>
       <w:pPr>
         <w:spacing w:before="120" w:after="120"/>
         <w:ind w:left="480"/>
@@ -4446,7 +4607,7 @@
           <w:color w:val="444444"/>
           <w:sz w:val="20"/>
         </w:rPr>
-        <w:t xml:space="preserve"> "Roughly ten to twenty-six thousand members across the three plans, of whom over a hundred and ten thousand Plan 1 members are past the deadline as a matter of law. VRS can give you the exact count of those holding verified military service; nobody else can."</w:t>
+        <w:t xml:space="preserve"> "Roughly twelve to twenty-four thousand members across the three plans, of whom over a hundred and ten thousand Plan 1 members are past the deadline as a matter of law. VRS can give you the exact count of those holding verified military service; nobody else can."</w:t>
       </w:r>
     </w:p>
     <w:p>
@@ -9857,7 +10018,7 @@
               <w:rPr>
                 <w:sz w:val="17"/>
               </w:rPr>
-              <w:t>3,966 – 9,027</w:t>
+              <w:t>4,343 – 8,243</w:t>
             </w:r>
           </w:p>
         </w:tc>
@@ -9911,7 +10072,7 @@
               <w:rPr>
                 <w:sz w:val="17"/>
               </w:rPr>
-              <w:t>2,417 – 5,502</w:t>
+              <w:t>2,647 – 5,024</w:t>
             </w:r>
           </w:p>
         </w:tc>
@@ -9965,7 +10126,7 @@
               <w:rPr>
                 <w:sz w:val="17"/>
               </w:rPr>
-              <w:t>4,177 – 11,792</w:t>
+              <w:t>4,575 – 10,769</w:t>
             </w:r>
           </w:p>
         </w:tc>
@@ -10021,7 +10182,7 @@
                 <w:b/>
                 <w:sz w:val="17"/>
               </w:rPr>
-              <w:t>10,561 – 26,321</w:t>
+              <w:t>11,565 – 24,036</w:t>
             </w:r>
           </w:p>
         </w:tc>
@@ -10046,6 +10207,11 @@
         <w:rPr>
           <w:sz w:val="8"/>
         </w:rPr>
+      </w:r>
+    </w:p>
+    <w:p>
+      <w:r>
+        <w:t>The plan legs sum to the employer-group total at § 1.6 exactly, at both ends. That is an identity rather than a coincidence, and until October 25, 2026 it did not hold — see § 4.8.2.</w:t>
       </w:r>
     </w:p>
     <w:tbl>
@@ -10169,9 +10335,10 @@
             </w:pPr>
             <w:r>
               <w:rPr>
-                <w:sz w:val="17"/>
-              </w:rPr>
-              <w:t>Brief v1.0 low</w:t>
+                <w:i/>
+                <w:sz w:val="17"/>
+              </w:rPr>
+              <w:t>Brief v1.0 low — retired band</w:t>
             </w:r>
           </w:p>
         </w:tc>
@@ -10186,6 +10353,7 @@
             </w:pPr>
             <w:r>
               <w:rPr>
+                <w:i/>
                 <w:sz w:val="17"/>
               </w:rPr>
               <w:t>5%</w:t>
@@ -10203,9 +10371,10 @@
             </w:pPr>
             <w:r>
               <w:rPr>
-                <w:sz w:val="17"/>
-              </w:rPr>
-              <w:t>528 – 1,316</w:t>
+                <w:i/>
+                <w:sz w:val="17"/>
+              </w:rPr>
+              <w:t>578 – 1,202</w:t>
             </w:r>
           </w:p>
         </w:tc>
@@ -10220,10 +10389,10 @@
             </w:pPr>
             <w:r>
               <w:rPr>
-                <w:b/>
-                <w:sz w:val="17"/>
-              </w:rPr>
-              <w:t>$13.0M – $30.4M</w:t>
+                <w:i/>
+                <w:sz w:val="17"/>
+              </w:rPr>
+              <w:t>$14.2M – $27.7M</w:t>
             </w:r>
           </w:p>
         </w:tc>
@@ -10238,9 +10407,10 @@
             </w:pPr>
             <w:r>
               <w:rPr>
-                <w:sz w:val="17"/>
-              </w:rPr>
-              <w:t>0.049% – 0.113%</w:t>
+                <w:i/>
+                <w:sz w:val="17"/>
+              </w:rPr>
+              <w:t>0.053% – 0.104%</w:t>
             </w:r>
           </w:p>
         </w:tc>
@@ -10257,6 +10427,7 @@
             </w:pPr>
             <w:r>
               <w:rPr>
+                <w:b/>
                 <w:sz w:val="17"/>
               </w:rPr>
               <w:t>Low</w:t>
@@ -10274,6 +10445,7 @@
             </w:pPr>
             <w:r>
               <w:rPr>
+                <w:b/>
                 <w:sz w:val="17"/>
               </w:rPr>
               <w:t>10%</w:t>
@@ -10291,9 +10463,10 @@
             </w:pPr>
             <w:r>
               <w:rPr>
-                <w:sz w:val="17"/>
-              </w:rPr>
-              <w:t>1,056 – 2,632</w:t>
+                <w:b/>
+                <w:sz w:val="17"/>
+              </w:rPr>
+              <w:t>1,157 – 2,404</w:t>
             </w:r>
           </w:p>
         </w:tc>
@@ -10311,7 +10484,7 @@
                 <w:b/>
                 <w:sz w:val="17"/>
               </w:rPr>
-              <w:t>$26.0M – $60.7M</w:t>
+              <w:t>$28.5M – $55.5M</w:t>
             </w:r>
           </w:p>
         </w:tc>
@@ -10326,9 +10499,10 @@
             </w:pPr>
             <w:r>
               <w:rPr>
-                <w:sz w:val="17"/>
-              </w:rPr>
-              <w:t>0.097% – 0.227%</w:t>
+                <w:b/>
+                <w:sz w:val="17"/>
+              </w:rPr>
+              <w:t>0.106% – 0.207%</w:t>
             </w:r>
           </w:p>
         </w:tc>
@@ -10345,9 +10519,10 @@
             </w:pPr>
             <w:r>
               <w:rPr>
-                <w:sz w:val="17"/>
-              </w:rPr>
-              <w:t>Brief v1.0 high</w:t>
+                <w:i/>
+                <w:sz w:val="17"/>
+              </w:rPr>
+              <w:t>Brief v1.0 high — retired band</w:t>
             </w:r>
           </w:p>
         </w:tc>
@@ -10362,6 +10537,7 @@
             </w:pPr>
             <w:r>
               <w:rPr>
+                <w:i/>
                 <w:sz w:val="17"/>
               </w:rPr>
               <w:t>15%</w:t>
@@ -10379,9 +10555,10 @@
             </w:pPr>
             <w:r>
               <w:rPr>
-                <w:sz w:val="17"/>
-              </w:rPr>
-              <w:t>1,584 – 3,948</w:t>
+                <w:i/>
+                <w:sz w:val="17"/>
+              </w:rPr>
+              <w:t>1,735 – 3,605</w:t>
             </w:r>
           </w:p>
         </w:tc>
@@ -10396,10 +10573,10 @@
             </w:pPr>
             <w:r>
               <w:rPr>
-                <w:b/>
-                <w:sz w:val="17"/>
-              </w:rPr>
-              <w:t>$39.0M – $91.1M</w:t>
+                <w:i/>
+                <w:sz w:val="17"/>
+              </w:rPr>
+              <w:t>$42.7M – $83.2M</w:t>
             </w:r>
           </w:p>
         </w:tc>
@@ -10414,9 +10591,10 @@
             </w:pPr>
             <w:r>
               <w:rPr>
-                <w:sz w:val="17"/>
-              </w:rPr>
-              <w:t>0.146% – 0.340%</w:t>
+                <w:i/>
+                <w:sz w:val="17"/>
+              </w:rPr>
+              <w:t>0.160% – 0.311%</w:t>
             </w:r>
           </w:p>
         </w:tc>
@@ -10433,6 +10611,7 @@
             </w:pPr>
             <w:r>
               <w:rPr>
+                <w:b/>
                 <w:sz w:val="17"/>
               </w:rPr>
               <w:t>Moderate</w:t>
@@ -10450,6 +10629,7 @@
             </w:pPr>
             <w:r>
               <w:rPr>
+                <w:b/>
                 <w:sz w:val="17"/>
               </w:rPr>
               <w:t>20%</w:t>
@@ -10467,9 +10647,10 @@
             </w:pPr>
             <w:r>
               <w:rPr>
-                <w:sz w:val="17"/>
-              </w:rPr>
-              <w:t>2,112 – 5,264</w:t>
+                <w:b/>
+                <w:sz w:val="17"/>
+              </w:rPr>
+              <w:t>2,313 – 4,807</w:t>
             </w:r>
           </w:p>
         </w:tc>
@@ -10487,7 +10668,7 @@
                 <w:b/>
                 <w:sz w:val="17"/>
               </w:rPr>
-              <w:t>$52.0M – $121.5M</w:t>
+              <w:t>$57.0M – $110.9M</w:t>
             </w:r>
           </w:p>
         </w:tc>
@@ -10502,9 +10683,10 @@
             </w:pPr>
             <w:r>
               <w:rPr>
-                <w:sz w:val="17"/>
-              </w:rPr>
-              <w:t>0.194% – 0.454%</w:t>
+                <w:b/>
+                <w:sz w:val="17"/>
+              </w:rPr>
+              <w:t>0.213% – 0.415%</w:t>
             </w:r>
           </w:p>
         </w:tc>
@@ -10521,6 +10703,7 @@
             </w:pPr>
             <w:r>
               <w:rPr>
+                <w:b/>
                 <w:sz w:val="17"/>
               </w:rPr>
               <w:t>High</w:t>
@@ -10538,6 +10721,7 @@
             </w:pPr>
             <w:r>
               <w:rPr>
+                <w:b/>
                 <w:sz w:val="17"/>
               </w:rPr>
               <w:t>30%</w:t>
@@ -10555,9 +10739,10 @@
             </w:pPr>
             <w:r>
               <w:rPr>
-                <w:sz w:val="17"/>
-              </w:rPr>
-              <w:t>3,168 – 7,896</w:t>
+                <w:b/>
+                <w:sz w:val="17"/>
+              </w:rPr>
+              <w:t>3,470 – 7,211</w:t>
             </w:r>
           </w:p>
         </w:tc>
@@ -10575,7 +10760,7 @@
                 <w:b/>
                 <w:sz w:val="17"/>
               </w:rPr>
-              <w:t>$78.0M – $182.2M</w:t>
+              <w:t>$85.4M – $166.4M</w:t>
             </w:r>
           </w:p>
         </w:tc>
@@ -10590,9 +10775,10 @@
             </w:pPr>
             <w:r>
               <w:rPr>
-                <w:sz w:val="17"/>
-              </w:rPr>
-              <w:t>0.292% – 0.681%</w:t>
+                <w:b/>
+                <w:sz w:val="17"/>
+              </w:rPr>
+              <w:t>0.319% – 0.622%</w:t>
             </w:r>
           </w:p>
         </w:tc>
@@ -10606,6 +10792,136 @@
         <w:rPr>
           <w:sz w:val="8"/>
         </w:rPr>
+      </w:r>
+    </w:p>
+    <w:p>
+      <w:r>
+        <w:rPr>
+          <w:b/>
+        </w:rPr>
+        <w:t>The publishable range is the bold rows: $28M – $166M.</w:t>
+      </w:r>
+      <w:r>
+        <w:t xml:space="preserve"> The 5% and 15% rows are the brief v1.0 band of 5%–15% that the re-scope superseded; they are kept on the grid as markers of where the retired figures came from and are </w:t>
+      </w:r>
+      <w:r>
+        <w:rPr>
+          <w:b/>
+        </w:rPr>
+        <w:t>not</w:t>
+      </w:r>
+      <w:r>
+        <w:t xml:space="preserve"> part of the current scenario set. Taking a floor from one set and a ceiling from the other is what produced the retracted "$13M–$182M" — see § 4.5.</w:t>
+      </w:r>
+    </w:p>
+    <w:p>
+      <w:pPr>
+        <w:spacing w:before="120" w:after="120"/>
+        <w:ind w:left="480"/>
+      </w:pPr>
+      <w:r>
+        <w:rPr>
+          <w:b/>
+          <w:i/>
+          <w:color w:val="444444"/>
+          <w:sz w:val="20"/>
+        </w:rPr>
+        <w:t>Restated October 25, 2026 (red team S-3).</w:t>
+      </w:r>
+      <w:r>
+        <w:rPr>
+          <w:i/>
+          <w:color w:val="444444"/>
+          <w:sz w:val="20"/>
+        </w:rPr>
+        <w:t xml:space="preserve"> Both tables above previously stood on a by-plan pool of 10,561 – 26,321, which disagreed with the § 4.7 who-bears table 100 lines below. The cause was a pairing error in </w:t>
+      </w:r>
+      <w:r>
+        <w:rPr>
+          <w:rFonts w:ascii="Consolas" w:hAnsi="Consolas"/>
+          <w:i/>
+          <w:color w:val="303030"/>
+          <w:sz w:val="18"/>
+        </w:rPr>
+        <w:t>fm_model.py</w:t>
+      </w:r>
+      <w:r>
+        <w:rPr>
+          <w:i/>
+          <w:color w:val="444444"/>
+          <w:sz w:val="20"/>
+        </w:rPr>
+        <w:t xml:space="preserve">, not a difference of method: the effective veteran-with-qualifying-service rate band was computed as </w:t>
+      </w:r>
+      <w:r>
+        <w:rPr>
+          <w:rFonts w:ascii="Consolas" w:hAnsi="Consolas"/>
+          <w:i/>
+          <w:color w:val="303030"/>
+          <w:sz w:val="18"/>
+        </w:rPr>
+        <w:t>pool_lo / pw_hi</w:t>
+      </w:r>
+      <w:r>
+        <w:rPr>
+          <w:i/>
+          <w:color w:val="444444"/>
+          <w:sz w:val="20"/>
+        </w:rPr>
+        <w:t xml:space="preserve"> and </w:t>
+      </w:r>
+      <w:r>
+        <w:rPr>
+          <w:rFonts w:ascii="Consolas" w:hAnsi="Consolas"/>
+          <w:i/>
+          <w:color w:val="303030"/>
+          <w:sz w:val="18"/>
+        </w:rPr>
+        <w:t>pool_hi / pw_lo</w:t>
+      </w:r>
+      <w:r>
+        <w:rPr>
+          <w:i/>
+          <w:color w:val="444444"/>
+          <w:sz w:val="20"/>
+        </w:rPr>
+        <w:t xml:space="preserve">, pairing each end of the pool with the </w:t>
+      </w:r>
+      <w:r>
+        <w:rPr>
+          <w:b/>
+          <w:i/>
+          <w:color w:val="444444"/>
+          <w:sz w:val="20"/>
+        </w:rPr>
+        <w:t>opposite</w:t>
+      </w:r>
+      <w:r>
+        <w:rPr>
+          <w:i/>
+          <w:color w:val="444444"/>
+          <w:sz w:val="20"/>
+        </w:rPr>
+        <w:t xml:space="preserve"> end of the past-window population, which widened the derived rate band from 3.93%–7.46% to 3.59%–8.17%. Pairing like with like reconciles the two tables on one pool. Full account at § 4.8.2; reproduce with </w:t>
+      </w:r>
+      <w:hyperlink r:id="rId10">
+        <w:r>
+          <w:rPr>
+            <w:rFonts w:ascii="Consolas" w:hAnsi="Consolas"/>
+            <w:color w:val="1A4F8A"/>
+            <w:u w:val="single"/>
+            <w:sz w:val="18"/>
+          </w:rPr>
+          <w:t xml:space="preserve">models/fm_model.py</w:t>
+        </w:r>
+      </w:hyperlink>
+      <w:r>
+        <w:rPr>
+          <w:i/>
+          <w:color w:val="444444"/>
+          <w:sz w:val="20"/>
+        </w:rPr>
+        <w:t>, section 3.</w:t>
       </w:r>
     </w:p>
     <w:p>
@@ -10947,7 +11263,52 @@
         <w:t>the eligible pool grew by more than the denominator did</w:t>
       </w:r>
       <w:r>
-        <w:t xml:space="preserve">, so the payroll share rises as well. "Five cents per $100" is right at the very bottom of the grid (0.049%) and understates the top by about fourteen times (0.681%, or about 68 cents per $100). The one-pager's hedge — that the statewide figure is larger "but it stays the same tiny share of payroll" — is therefore </w:t>
+        <w:t xml:space="preserve">, so the payroll share rises as well. </w:t>
+      </w:r>
+      <w:r>
+        <w:rPr>
+          <w:b/>
+        </w:rPr>
+        <w:t>"Five cents per $100" now survives nowhere on the live grid.</w:t>
+      </w:r>
+      <w:r>
+        <w:t xml:space="preserve"> The lowest cell of the current scenario set is </w:t>
+      </w:r>
+      <w:r>
+        <w:rPr>
+          <w:b/>
+        </w:rPr>
+        <w:t>0.106%</w:t>
+      </w:r>
+      <w:r>
+        <w:t xml:space="preserve">, about </w:t>
+      </w:r>
+      <w:r>
+        <w:rPr>
+          <w:b/>
+        </w:rPr>
+        <w:t>11 cents</w:t>
+      </w:r>
+      <w:r>
+        <w:t xml:space="preserve"> per $100, and the highest is </w:t>
+      </w:r>
+      <w:r>
+        <w:rPr>
+          <w:b/>
+        </w:rPr>
+        <w:t>0.622%</w:t>
+      </w:r>
+      <w:r>
+        <w:t xml:space="preserve">, about </w:t>
+      </w:r>
+      <w:r>
+        <w:rPr>
+          <w:b/>
+        </w:rPr>
+        <w:t>62 cents</w:t>
+      </w:r>
+      <w:r>
+        <w:t xml:space="preserve"> — so the retired phrase understates the publishable floor by roughly a factor of two and the ceiling by roughly twelve. The one-pager's old hedge — that the statewide figure is larger "but it stays the same tiny share of payroll" — is therefore </w:t>
       </w:r>
       <w:r>
         <w:rPr>
@@ -10967,25 +11328,25 @@
         <w:t>Against the brief's "under $2 million one-time."</w:t>
       </w:r>
       <w:r>
-        <w:t xml:space="preserve"> Even the gentlest cell in this grid — the brief's own 5% take-up, on the low pool — is </w:t>
+        <w:t xml:space="preserve"> The floor of the publishable range — 10% take-up on the low pool — is </w:t>
       </w:r>
       <w:r>
         <w:rPr>
           <w:b/>
         </w:rPr>
-        <w:t>$13 million</w:t>
-      </w:r>
-      <w:r>
-        <w:t xml:space="preserve">, more than six times the brief's ceiling. (That 5% row is itself from the superseded band; on the current scenario set the floor is </w:t>
+        <w:t>$28 million</w:t>
+      </w:r>
+      <w:r>
+        <w:t xml:space="preserve">, </w:t>
       </w:r>
       <w:r>
         <w:rPr>
           <w:b/>
         </w:rPr>
-        <w:t>$26 million</w:t>
-      </w:r>
-      <w:r>
-        <w:t>, thirteen times the brief's ceiling. See § 4.5.) The difference is entirely accounted for by the two things the brief said it would do but did not carry into the arithmetic: extending to all plans and all three employer groups (pool 2,600 → 10,561–26,321) and pricing acceleration (about $3,750 per member → $6,779–$47,967).</w:t>
+        <w:t>fourteen times</w:t>
+      </w:r>
+      <w:r>
+        <w:t xml:space="preserve"> the brief's ceiling. (Even the retired 5% marker row is $14.2 million, seven times it.) The difference is entirely accounted for by the two things the brief said it would do but did not carry into the arithmetic: extending to all plans and all three employer groups (pool 2,600 → 11,565–24,036) and pricing acceleration (about $3,750 per member → $6,779–$47,967).</w:t>
       </w:r>
     </w:p>
     <w:p>
@@ -11015,7 +11376,25 @@
         <w:t>Historical take-up.</w:t>
       </w:r>
       <w:r>
-        <w:t xml:space="preserve"> The grid spans a factor of 14 from the gentlest to the harshest cell, and roughly 6 of that 14 is take-up alone. Item 5 of the § 1.7 data request would collapse most of it.</w:t>
+        <w:t xml:space="preserve"> On the current scenario set the grid spans a factor of </w:t>
+      </w:r>
+      <w:r>
+        <w:rPr>
+          <w:b/>
+        </w:rPr>
+        <w:t>about 6</w:t>
+      </w:r>
+      <w:r>
+        <w:t xml:space="preserve"> from its gentlest to its harshest cell, and </w:t>
+      </w:r>
+      <w:r>
+        <w:rPr>
+          <w:b/>
+        </w:rPr>
+        <w:t>a factor of 3 of that 6 is take-up alone</w:t>
+      </w:r>
+      <w:r>
+        <w:t xml:space="preserve"> — the eligible-pool band contributes the remaining factor of about 2. Item 5 of the § 1.7 data request would collapse the larger half of it.</w:t>
       </w:r>
     </w:p>
     <w:p>
@@ -11030,7 +11409,7 @@
           <w:color w:val="444444"/>
           <w:sz w:val="20"/>
         </w:rPr>
-        <w:t>Correction, October 25, 2026 (red team S-5) — two defects in the same assumption.</w:t>
+        <w:t>Correction, October 25, 2026 (red team S-5 and S-3) — three defects, two in the same assumption and one in the arithmetic beneath it.</w:t>
       </w:r>
     </w:p>
     <w:p>
@@ -11053,7 +11432,7 @@
           <w:color w:val="444444"/>
           <w:sz w:val="20"/>
         </w:rPr>
-        <w:t xml:space="preserve"> The headline "$13M–$182M" takes its </w:t>
+        <w:t xml:space="preserve"> The headline "$13M–$182M" took its </w:t>
       </w:r>
       <w:r>
         <w:rPr>
@@ -11120,7 +11499,47 @@
           <w:color w:val="444444"/>
           <w:sz w:val="20"/>
         </w:rPr>
-        <w:t xml:space="preserve"> scenario set. That is one range built from two assumption sets. On the current scenario set alone (Low 10% / Moderate 20% / High 30%) the range is:</w:t>
+        <w:t xml:space="preserve"> scenario set. That is one range built from two assumption sets.</w:t>
+      </w:r>
+    </w:p>
+    <w:p>
+      <w:pPr>
+        <w:spacing w:before="120" w:after="120"/>
+        <w:ind w:left="480"/>
+      </w:pPr>
+      <w:r>
+        <w:rPr>
+          <w:b/>
+          <w:i/>
+          <w:color w:val="444444"/>
+          <w:sz w:val="20"/>
+        </w:rPr>
+        <w:t>(b) The pool the grid stood on was mis-paired (S-3).</w:t>
+      </w:r>
+      <w:r>
+        <w:rPr>
+          <w:i/>
+          <w:color w:val="444444"/>
+          <w:sz w:val="20"/>
+        </w:rPr>
+        <w:t xml:space="preserve"> Independently of the floor question, the by-plan pool was built by pairing each end of the eligible pool with the opposite end of the past-window population (§ 4.8.2). On the single reconciled pool of </w:t>
+      </w:r>
+      <w:r>
+        <w:rPr>
+          <w:b/>
+          <w:i/>
+          <w:color w:val="444444"/>
+          <w:sz w:val="20"/>
+        </w:rPr>
+        <w:t>11,565 – 24,036</w:t>
+      </w:r>
+      <w:r>
+        <w:rPr>
+          <w:i/>
+          <w:color w:val="444444"/>
+          <w:sz w:val="20"/>
+        </w:rPr>
+        <w:t>, and on the current scenario set alone (Low 10% / Moderate 20% / High 30%), the range is:</w:t>
       </w:r>
     </w:p>
     <w:tbl>
@@ -11197,7 +11616,7 @@
                 <w:i/>
                 <w:sz w:val="17"/>
               </w:rPr>
-              <w:t>superseded band, retained only as a floor marker</w:t>
+              <w:t>superseded band, retained only as a marker of where the retired floor came from</w:t>
             </w:r>
           </w:p>
         </w:tc>
@@ -11212,9 +11631,10 @@
             </w:pPr>
             <w:r>
               <w:rPr>
-                <w:sz w:val="17"/>
-              </w:rPr>
-              <w:t>$13.0M – $30.4M</w:t>
+                <w:i/>
+                <w:sz w:val="17"/>
+              </w:rPr>
+              <w:t>$14.2M – $27.7M</w:t>
             </w:r>
           </w:p>
         </w:tc>
@@ -11252,7 +11672,7 @@
                 <w:b/>
                 <w:sz w:val="17"/>
               </w:rPr>
-              <w:t>$26.0M – $60.7M</w:t>
+              <w:t>$28.5M – $55.5M</w:t>
             </w:r>
           </w:p>
         </w:tc>
@@ -11288,7 +11708,7 @@
               <w:rPr>
                 <w:sz w:val="17"/>
               </w:rPr>
-              <w:t>$52.0M – $121.5M</w:t>
+              <w:t>$57.0M – $110.9M</w:t>
             </w:r>
           </w:p>
         </w:tc>
@@ -11326,7 +11746,7 @@
                 <w:b/>
                 <w:sz w:val="17"/>
               </w:rPr>
-              <w:t>$78.0M – $182.2M</w:t>
+              <w:t>$85.4M – $166.4M</w:t>
             </w:r>
           </w:p>
         </w:tc>
@@ -11370,7 +11790,7 @@
                 <w:b/>
                 <w:sz w:val="17"/>
               </w:rPr>
-              <w:t>$130.0M – $303.7M</w:t>
+              <w:t>$142.4M – $277.3M</w:t>
             </w:r>
           </w:p>
         </w:tc>
@@ -11398,7 +11818,7 @@
           <w:color w:val="444444"/>
           <w:sz w:val="20"/>
         </w:rPr>
-        <w:t>The range to publish is $26M–$182M.</w:t>
+        <w:t>The range to publish is $28M–$166M.</w:t>
       </w:r>
       <w:r>
         <w:rPr>
@@ -11406,7 +11826,74 @@
           <w:color w:val="444444"/>
           <w:sz w:val="20"/>
         </w:rPr>
-        <w:t xml:space="preserve"> The floor doubles. The previous sentence here — that if experience is in the low single digits "the honest headline is the bottom row" — </w:t>
+        <w:t xml:space="preserve"> The floor doubles and the ceiling comes in by about 9%. It supersedes </w:t>
+      </w:r>
+      <w:r>
+        <w:rPr>
+          <w:b/>
+          <w:i/>
+          <w:color w:val="444444"/>
+          <w:sz w:val="20"/>
+        </w:rPr>
+        <w:t>both</w:t>
+      </w:r>
+      <w:r>
+        <w:rPr>
+          <w:i/>
+          <w:color w:val="444444"/>
+          <w:sz w:val="20"/>
+        </w:rPr>
+        <w:t xml:space="preserve"> the published "$13M–$182M" </w:t>
+      </w:r>
+      <w:r>
+        <w:rPr>
+          <w:b/>
+          <w:i/>
+          <w:color w:val="444444"/>
+          <w:sz w:val="20"/>
+        </w:rPr>
+        <w:t>and</w:t>
+      </w:r>
+      <w:r>
+        <w:rPr>
+          <w:i/>
+          <w:color w:val="444444"/>
+          <w:sz w:val="20"/>
+        </w:rPr>
+        <w:t xml:space="preserve"> the "$26M–$182M" interim figure this subsection carried between the two corrections — that interim figure fixed (a) but not (b), and is itself retracted. The authority for the current band is the banner at the top of </w:t>
+      </w:r>
+      <w:hyperlink r:id="rId12">
+        <w:r>
+          <w:rPr>
+            <w:rFonts w:ascii="Consolas" w:hAnsi="Consolas"/>
+            <w:color w:val="1A4F8A"/>
+            <w:u w:val="single"/>
+            <w:sz w:val="18"/>
+          </w:rPr>
+          <w:t xml:space="preserve">00-ONE-PAGE-BRIEF.md</w:t>
+        </w:r>
+      </w:hyperlink>
+      <w:r>
+        <w:rPr>
+          <w:i/>
+          <w:color w:val="444444"/>
+          <w:sz w:val="20"/>
+        </w:rPr>
+        <w:t xml:space="preserve"> v1.3.</w:t>
+      </w:r>
+    </w:p>
+    <w:p>
+      <w:pPr>
+        <w:spacing w:before="120" w:after="120"/>
+        <w:ind w:left="480"/>
+      </w:pPr>
+      <w:r>
+        <w:rPr>
+          <w:i/>
+          <w:color w:val="444444"/>
+          <w:sz w:val="20"/>
+        </w:rPr>
+        <w:t xml:space="preserve">The previous sentence here — that if experience is in the low single digits "the honest headline is the bottom row" — </w:t>
       </w:r>
       <w:r>
         <w:rPr>
@@ -15469,7 +15956,7 @@
               <w:rPr>
                 <w:sz w:val="17"/>
               </w:rPr>
-              <w:t>$52.0M – $121.5M</w:t>
+              <w:t>$57.0M – $110.9M</w:t>
             </w:r>
           </w:p>
         </w:tc>
@@ -15518,7 +16005,7 @@
               <w:rPr>
                 <w:sz w:val="17"/>
               </w:rPr>
-              <w:t>$2.7M – $6.5M</w:t>
+              <w:t>$3.0M – $5.9M</w:t>
             </w:r>
           </w:p>
         </w:tc>
@@ -15556,7 +16043,7 @@
                 <w:b/>
                 <w:sz w:val="17"/>
               </w:rPr>
-              <w:t>$20.5M – $47.7M</w:t>
+              <w:t>$22.4M – $43.5M</w:t>
             </w:r>
           </w:p>
         </w:tc>
@@ -15605,7 +16092,7 @@
               <w:rPr>
                 <w:sz w:val="17"/>
               </w:rPr>
-              <w:t>$52.0M – $121.5M</w:t>
+              <w:t>$57.0M – $110.9M</w:t>
             </w:r>
           </w:p>
         </w:tc>
@@ -15669,7 +16156,7 @@
         <w:rPr>
           <w:b/>
         </w:rPr>
-        <w:t>So the guardrail is worth roughly $20M–$48M of residual rather than $0.</w:t>
+        <w:t>So the guardrail is worth roughly $22M–$44M of residual rather than $0.</w:t>
       </w:r>
       <w:r>
         <w:t xml:space="preserve"> That is still the most powerful cost control in the package — it removes about 60% of the above-ANC excess — but it is a </w:t>
@@ -15682,6 +16169,682 @@
       </w:r>
       <w:r>
         <w:t>, not a neutrality device, and it must be offered to the money committees as one.</w:t>
+      </w:r>
+    </w:p>
+    <w:p>
+      <w:pPr>
+        <w:spacing w:before="120" w:after="120"/>
+        <w:ind w:left="480"/>
+      </w:pPr>
+      <w:r>
+        <w:rPr>
+          <w:b/>
+          <w:i/>
+          <w:color w:val="444444"/>
+          <w:sz w:val="20"/>
+        </w:rPr>
+        <w:t>Restated October 25, 2026 onto the corrected eligible pool (red team S-3).</w:t>
+      </w:r>
+      <w:r>
+        <w:rPr>
+          <w:i/>
+          <w:color w:val="444444"/>
+          <w:sz w:val="20"/>
+        </w:rPr>
+        <w:t xml:space="preserve"> This table previously read </w:t>
+      </w:r>
+      <w:r>
+        <w:rPr>
+          <w:b/>
+          <w:i/>
+          <w:color w:val="444444"/>
+          <w:sz w:val="20"/>
+        </w:rPr>
+        <w:t>$20.5M – $47.7M</w:t>
+      </w:r>
+      <w:r>
+        <w:rPr>
+          <w:i/>
+          <w:color w:val="444444"/>
+          <w:sz w:val="20"/>
+        </w:rPr>
+        <w:t xml:space="preserve"> at the class mean, against a 0% row of </w:t>
+      </w:r>
+      <w:r>
+        <w:rPr>
+          <w:b/>
+          <w:i/>
+          <w:color w:val="444444"/>
+          <w:sz w:val="20"/>
+        </w:rPr>
+        <w:t>$52.0M – $121.5M</w:t>
+      </w:r>
+      <w:r>
+        <w:rPr>
+          <w:i/>
+          <w:color w:val="444444"/>
+          <w:sz w:val="20"/>
+        </w:rPr>
+        <w:t xml:space="preserve">, because it was built on the </w:t>
+      </w:r>
+      <w:r>
+        <w:rPr>
+          <w:b/>
+          <w:i/>
+          <w:color w:val="444444"/>
+          <w:sz w:val="20"/>
+        </w:rPr>
+        <w:t>pre-correction</w:t>
+      </w:r>
+      <w:r>
+        <w:rPr>
+          <w:i/>
+          <w:color w:val="444444"/>
+          <w:sz w:val="20"/>
+        </w:rPr>
+        <w:t xml:space="preserve"> by-plan pool of 10,561 – 26,321. The pairing fix collapses that onto the single reconciled pool of </w:t>
+      </w:r>
+      <w:r>
+        <w:rPr>
+          <w:b/>
+          <w:i/>
+          <w:color w:val="444444"/>
+          <w:sz w:val="20"/>
+        </w:rPr>
+        <w:t>11,565 – 24,036</w:t>
+      </w:r>
+      <w:r>
+        <w:rPr>
+          <w:i/>
+          <w:color w:val="444444"/>
+          <w:sz w:val="20"/>
+        </w:rPr>
+        <w:t xml:space="preserve"> (§ 4.8.2), which raises every low end and lowers every high end. </w:t>
+      </w:r>
+      <w:r>
+        <w:rPr>
+          <w:b/>
+          <w:i/>
+          <w:color w:val="444444"/>
+          <w:sz w:val="20"/>
+        </w:rPr>
+        <w:t>The planning figure is now $22M–$44M, and "$20M–$48M" should not be quoted.</w:t>
+      </w:r>
+    </w:p>
+    <w:p>
+      <w:pPr>
+        <w:spacing w:before="120" w:after="120"/>
+        <w:ind w:left="480"/>
+      </w:pPr>
+      <w:r>
+        <w:rPr>
+          <w:i/>
+          <w:color w:val="444444"/>
+          <w:sz w:val="20"/>
+        </w:rPr>
+        <w:t xml:space="preserve">Nothing else in this subsection moves, and the reason is worth stating: the recovery band (0%–96%), the unweighted mean (63%), the per-plan means (59% / 66% / 65%) and the four breached classes below are all properties of the </w:t>
+      </w:r>
+      <w:r>
+        <w:rPr>
+          <w:b/>
+          <w:i/>
+          <w:color w:val="444444"/>
+          <w:sz w:val="20"/>
+        </w:rPr>
+        <w:t>class structure</w:t>
+      </w:r>
+      <w:r>
+        <w:rPr>
+          <w:i/>
+          <w:color w:val="444444"/>
+          <w:sz w:val="20"/>
+        </w:rPr>
+        <w:t xml:space="preserve">, not of the pool. The pool scales the dollars; it does not touch what a lawful class rate can recover. Reproduce with </w:t>
+      </w:r>
+      <w:hyperlink r:id="rId11">
+        <w:r>
+          <w:rPr>
+            <w:rFonts w:ascii="Consolas" w:hAnsi="Consolas"/>
+            <w:color w:val="1A4F8A"/>
+            <w:u w:val="single"/>
+            <w:sz w:val="18"/>
+          </w:rPr>
+          <w:t xml:space="preserve">models/f1_lawful_class_rate.py</w:t>
+        </w:r>
+      </w:hyperlink>
+      <w:r>
+        <w:rPr>
+          <w:i/>
+          <w:color w:val="444444"/>
+          <w:sz w:val="20"/>
+        </w:rPr>
+        <w:t xml:space="preserve">, which now </w:t>
+      </w:r>
+      <w:r>
+        <w:rPr>
+          <w:b/>
+          <w:i/>
+          <w:color w:val="444444"/>
+          <w:sz w:val="20"/>
+        </w:rPr>
+        <w:t>imports</w:t>
+      </w:r>
+      <w:r>
+        <w:rPr>
+          <w:i/>
+          <w:color w:val="444444"/>
+          <w:sz w:val="20"/>
+        </w:rPr>
+        <w:t xml:space="preserve"> the pool from </w:t>
+      </w:r>
+      <w:r>
+        <w:rPr>
+          <w:rFonts w:ascii="Consolas" w:hAnsi="Consolas"/>
+          <w:i/>
+          <w:color w:val="303030"/>
+          <w:sz w:val="18"/>
+        </w:rPr>
+        <w:t>fm_model.fm1_pool_by_plan()</w:t>
+      </w:r>
+      <w:r>
+        <w:rPr>
+          <w:i/>
+          <w:color w:val="444444"/>
+          <w:sz w:val="20"/>
+        </w:rPr>
+        <w:t xml:space="preserve"> instead of restating it — the duplication being what allowed S-3 to survive in the first place.</w:t>
+      </w:r>
+    </w:p>
+    <w:p>
+      <w:pPr>
+        <w:spacing w:before="120" w:after="120"/>
+        <w:ind w:left="480"/>
+      </w:pPr>
+      <w:r>
+        <w:rPr>
+          <w:i/>
+          <w:color w:val="444444"/>
+          <w:sz w:val="20"/>
+        </w:rPr>
+        <w:t xml:space="preserve">Two models in this package print this row and </w:t>
+      </w:r>
+      <w:r>
+        <w:rPr>
+          <w:b/>
+          <w:i/>
+          <w:color w:val="444444"/>
+          <w:sz w:val="20"/>
+        </w:rPr>
+        <w:t>they now agree to the dollar at $22,415,208 – $43,529,148.</w:t>
+      </w:r>
+      <w:r>
+        <w:rPr>
+          <w:i/>
+          <w:color w:val="444444"/>
+          <w:sz w:val="20"/>
+        </w:rPr>
+        <w:t xml:space="preserve"> </w:t>
+      </w:r>
+      <w:hyperlink r:id="rId13">
+        <w:r>
+          <w:rPr>
+            <w:rFonts w:ascii="Consolas" w:hAnsi="Consolas"/>
+            <w:color w:val="1A4F8A"/>
+            <w:u w:val="single"/>
+            <w:sz w:val="18"/>
+          </w:rPr>
+          <w:t xml:space="preserve">models/s9_subanc_leak.py</w:t>
+        </w:r>
+      </w:hyperlink>
+      <w:r>
+        <w:rPr>
+          <w:i/>
+          <w:color w:val="444444"/>
+          <w:sz w:val="20"/>
+        </w:rPr>
+        <w:t xml:space="preserve"> briefly differed by 0.3% because it applied the </w:t>
+      </w:r>
+      <w:r>
+        <w:rPr>
+          <w:i/>
+          <w:color w:val="444444"/>
+          <w:sz w:val="20"/>
+        </w:rPr>
+        <w:t>rounded</w:t>
+      </w:r>
+      <w:r>
+        <w:rPr>
+          <w:i/>
+          <w:color w:val="444444"/>
+          <w:sz w:val="20"/>
+        </w:rPr>
+        <w:t xml:space="preserve"> 59 / 66 / 65 dial; it now runs the full-cost reading through its own 60-class sweep and reproduces this subsection's band — 0%–96%, per-plan means 59% / 66% / 65%, four breached classes — as a control on its own machinery. </w:t>
+      </w:r>
+      <w:r>
+        <w:rPr>
+          <w:rFonts w:ascii="Consolas" w:hAnsi="Consolas"/>
+          <w:i/>
+          <w:color w:val="303030"/>
+          <w:sz w:val="18"/>
+        </w:rPr>
+        <w:t>f1_lawful_class_rate.py</w:t>
+      </w:r>
+      <w:r>
+        <w:rPr>
+          <w:i/>
+          <w:color w:val="444444"/>
+          <w:sz w:val="20"/>
+        </w:rPr>
+        <w:t xml:space="preserve"> remains the source for this subsection; the agreement is a check, not a second opinion.</w:t>
+      </w:r>
+    </w:p>
+    <w:p>
+      <w:pPr>
+        <w:spacing w:before="120" w:after="120"/>
+        <w:ind w:left="480"/>
+      </w:pPr>
+      <w:r>
+        <w:rPr>
+          <w:b/>
+          <w:i/>
+          <w:color w:val="444444"/>
+          <w:sz w:val="20"/>
+        </w:rPr>
+        <w:t>⚠ The band above is one of two, and the other is worse. Do not quote it alone.</w:t>
+      </w:r>
+      <w:r>
+        <w:rPr>
+          <w:i/>
+          <w:color w:val="444444"/>
+          <w:sz w:val="20"/>
+        </w:rPr>
+        <w:t xml:space="preserve"> Everything in this subsection prices the § 2.2 ceiling as the member's </w:t>
+      </w:r>
+      <w:r>
+        <w:rPr>
+          <w:b/>
+          <w:i/>
+          <w:color w:val="444444"/>
+          <w:sz w:val="20"/>
+        </w:rPr>
+        <w:t>full cost to the Fund</w:t>
+      </w:r>
+      <w:r>
+        <w:rPr>
+          <w:i/>
+          <w:color w:val="444444"/>
+          <w:sz w:val="20"/>
+        </w:rPr>
+        <w:t xml:space="preserve"> — benefit-amount channel </w:t>
+      </w:r>
+      <w:r>
+        <w:rPr>
+          <w:i/>
+          <w:color w:val="444444"/>
+          <w:sz w:val="20"/>
+        </w:rPr>
+        <w:t>plus</w:t>
+      </w:r>
+      <w:r>
+        <w:rPr>
+          <w:i/>
+          <w:color w:val="444444"/>
+          <w:sz w:val="20"/>
+        </w:rPr>
+        <w:t xml:space="preserve"> retirement-date acceleration. Red team </w:t>
+      </w:r>
+      <w:r>
+        <w:rPr>
+          <w:b/>
+          <w:i/>
+          <w:color w:val="444444"/>
+          <w:sz w:val="20"/>
+        </w:rPr>
+        <w:t>F-1A</w:t>
+      </w:r>
+      <w:r>
+        <w:rPr>
+          <w:i/>
+          <w:color w:val="444444"/>
+          <w:sz w:val="20"/>
+        </w:rPr>
+        <w:t xml:space="preserve"> holds that "the actuarial equivalent cost of the service credit purchased" means the </w:t>
+      </w:r>
+      <w:r>
+        <w:rPr>
+          <w:b/>
+          <w:i/>
+          <w:color w:val="444444"/>
+          <w:sz w:val="20"/>
+        </w:rPr>
+        <w:t>statutory AEC</w:t>
+      </w:r>
+      <w:r>
+        <w:rPr>
+          <w:i/>
+          <w:color w:val="444444"/>
+          <w:sz w:val="20"/>
+        </w:rPr>
+        <w:t xml:space="preserve"> — the benefit-amount channel alone, the phrase's meaning two sentences earlier in the same paragraph of § 51.1-142.2 B 3. On that reading the recovery band is materially lower and the residual is close to the 0% row:</w:t>
+      </w:r>
+    </w:p>
+    <w:tbl>
+      <w:tblPr>
+        <w:tblStyle w:val="TableGrid"/>
+        <w:tblW w:type="auto" w:w="0"/>
+        <w:jc w:val="left"/>
+        <w:tblLook w:firstColumn="1" w:firstRow="1" w:lastColumn="0" w:lastRow="0" w:noHBand="0" w:noVBand="1" w:val="04A0"/>
+        <w:tblInd w:w="480" w:type="dxa"/>
+      </w:tblPr>
+      <w:tblGrid>
+        <w:gridCol w:w="2880"/>
+        <w:gridCol w:w="2880"/>
+        <w:gridCol w:w="2880"/>
+      </w:tblGrid>
+      <w:tr>
+        <w:trPr>
+          <w:tblHeader w:val="true"/>
+        </w:trPr>
+        <w:tc>
+          <w:tcPr>
+            <w:tcW w:type="dxa" w:w="2880"/>
+          </w:tcPr>
+          <w:p>
+            <w:pPr>
+              <w:spacing w:before="20" w:after="20"/>
+              <w:jc w:val="left"/>
+            </w:pPr>
+            <w:r>
+              <w:rPr>
+                <w:b/>
+                <w:sz w:val="17"/>
+              </w:rPr>
+              <w:t>Reading of "actuarial equivalent cost"</w:t>
+            </w:r>
+          </w:p>
+        </w:tc>
+        <w:tc>
+          <w:tcPr>
+            <w:tcW w:type="dxa" w:w="2880"/>
+          </w:tcPr>
+          <w:p>
+            <w:pPr>
+              <w:spacing w:before="20" w:after="20"/>
+              <w:jc w:val="right"/>
+            </w:pPr>
+            <w:r>
+              <w:rPr>
+                <w:b/>
+                <w:sz w:val="17"/>
+              </w:rPr>
+              <w:t>Class-mean recovery</w:t>
+            </w:r>
+          </w:p>
+        </w:tc>
+        <w:tc>
+          <w:tcPr>
+            <w:tcW w:type="dxa" w:w="2880"/>
+          </w:tcPr>
+          <w:p>
+            <w:pPr>
+              <w:spacing w:before="20" w:after="20"/>
+              <w:jc w:val="right"/>
+            </w:pPr>
+            <w:r>
+              <w:rPr>
+                <w:b/>
+                <w:sz w:val="17"/>
+              </w:rPr>
+              <w:t>Residual PV at 20% take-up</w:t>
+            </w:r>
+          </w:p>
+        </w:tc>
+      </w:tr>
+      <w:tr>
+        <w:tc>
+          <w:tcPr>
+            <w:tcW w:type="dxa" w:w="2880"/>
+          </w:tcPr>
+          <w:p>
+            <w:pPr>
+              <w:spacing w:before="20" w:after="20"/>
+              <w:jc w:val="left"/>
+            </w:pPr>
+            <w:r>
+              <w:rPr>
+                <w:b/>
+                <w:sz w:val="17"/>
+              </w:rPr>
+              <w:t>Full cost to the Fund</w:t>
+            </w:r>
+            <w:r>
+              <w:rPr>
+                <w:sz w:val="17"/>
+              </w:rPr>
+              <w:t xml:space="preserve"> (this subsection)</w:t>
+            </w:r>
+          </w:p>
+        </w:tc>
+        <w:tc>
+          <w:tcPr>
+            <w:tcW w:type="dxa" w:w="2880"/>
+          </w:tcPr>
+          <w:p>
+            <w:pPr>
+              <w:spacing w:before="20" w:after="20"/>
+              <w:jc w:val="right"/>
+            </w:pPr>
+            <w:r>
+              <w:rPr>
+                <w:sz w:val="17"/>
+              </w:rPr>
+              <w:t>59%–66%</w:t>
+            </w:r>
+          </w:p>
+        </w:tc>
+        <w:tc>
+          <w:tcPr>
+            <w:tcW w:type="dxa" w:w="2880"/>
+          </w:tcPr>
+          <w:p>
+            <w:pPr>
+              <w:spacing w:before="20" w:after="20"/>
+              <w:jc w:val="right"/>
+            </w:pPr>
+            <w:r>
+              <w:rPr>
+                <w:b/>
+                <w:sz w:val="17"/>
+              </w:rPr>
+              <w:t>$22.4M – $43.5M</w:t>
+            </w:r>
+          </w:p>
+        </w:tc>
+      </w:tr>
+      <w:tr>
+        <w:tc>
+          <w:tcPr>
+            <w:tcW w:type="dxa" w:w="2880"/>
+          </w:tcPr>
+          <w:p>
+            <w:pPr>
+              <w:spacing w:before="20" w:after="20"/>
+              <w:jc w:val="left"/>
+            </w:pPr>
+            <w:r>
+              <w:rPr>
+                <w:b/>
+                <w:sz w:val="17"/>
+              </w:rPr>
+              <w:t>Statutory AEC</w:t>
+            </w:r>
+            <w:r>
+              <w:rPr>
+                <w:sz w:val="17"/>
+              </w:rPr>
+              <w:t xml:space="preserve"> (F-1A) — per member, § 4.8 profiles</w:t>
+            </w:r>
+          </w:p>
+        </w:tc>
+        <w:tc>
+          <w:tcPr>
+            <w:tcW w:type="dxa" w:w="2880"/>
+          </w:tcPr>
+          <w:p>
+            <w:pPr>
+              <w:spacing w:before="20" w:after="20"/>
+              <w:jc w:val="right"/>
+            </w:pPr>
+            <w:r>
+              <w:rPr>
+                <w:sz w:val="17"/>
+              </w:rPr>
+              <w:t>10%–16%</w:t>
+            </w:r>
+          </w:p>
+        </w:tc>
+        <w:tc>
+          <w:tcPr>
+            <w:tcW w:type="dxa" w:w="2880"/>
+          </w:tcPr>
+          <w:p>
+            <w:pPr>
+              <w:spacing w:before="20" w:after="20"/>
+              <w:jc w:val="right"/>
+            </w:pPr>
+            <w:r>
+              <w:rPr>
+                <w:sz w:val="17"/>
+              </w:rPr>
+              <w:t>$48.6M – $94.8M</w:t>
+            </w:r>
+          </w:p>
+        </w:tc>
+      </w:tr>
+      <w:tr>
+        <w:tc>
+          <w:tcPr>
+            <w:tcW w:type="dxa" w:w="2880"/>
+          </w:tcPr>
+          <w:p>
+            <w:pPr>
+              <w:spacing w:before="20" w:after="20"/>
+              <w:jc w:val="left"/>
+            </w:pPr>
+            <w:r>
+              <w:rPr>
+                <w:b/>
+                <w:sz w:val="17"/>
+              </w:rPr>
+              <w:t>Statutory AEC</w:t>
+            </w:r>
+            <w:r>
+              <w:rPr>
+                <w:sz w:val="17"/>
+              </w:rPr>
+              <w:t xml:space="preserve"> (F-1A) — class mean, uniformity compounded</w:t>
+            </w:r>
+          </w:p>
+        </w:tc>
+        <w:tc>
+          <w:tcPr>
+            <w:tcW w:type="dxa" w:w="2880"/>
+          </w:tcPr>
+          <w:p>
+            <w:pPr>
+              <w:spacing w:before="20" w:after="20"/>
+              <w:jc w:val="right"/>
+            </w:pPr>
+            <w:r>
+              <w:rPr>
+                <w:sz w:val="17"/>
+              </w:rPr>
+              <w:t>20%–26%</w:t>
+            </w:r>
+          </w:p>
+        </w:tc>
+        <w:tc>
+          <w:tcPr>
+            <w:tcW w:type="dxa" w:w="2880"/>
+          </w:tcPr>
+          <w:p>
+            <w:pPr>
+              <w:spacing w:before="20" w:after="20"/>
+              <w:jc w:val="right"/>
+            </w:pPr>
+            <w:r>
+              <w:rPr>
+                <w:b/>
+                <w:sz w:val="17"/>
+              </w:rPr>
+              <w:t>$43.2M – $84.2M</w:t>
+            </w:r>
+          </w:p>
+        </w:tc>
+      </w:tr>
+    </w:tbl>
+    <w:p>
+      <w:pPr>
+        <w:spacing w:before="0" w:after="0" w:line="80" w:lineRule="exact"/>
+      </w:pPr>
+      <w:r>
+        <w:rPr>
+          <w:sz w:val="8"/>
+        </w:rPr>
+      </w:r>
+    </w:p>
+    <w:p>
+      <w:pPr>
+        <w:spacing w:before="120" w:after="120"/>
+        <w:ind w:left="480"/>
+      </w:pPr>
+      <w:r>
+        <w:rPr>
+          <w:i/>
+          <w:color w:val="444444"/>
+          <w:sz w:val="20"/>
+        </w:rPr>
+        <w:t>(All three restated October 25, 2026 onto the corrected pool; the pre-correction figures were $20.5M – $47.7M, $44.4M – $103.8M and $39.4M – $92.2M. The recovery columns are pool-independent and unchanged.)</w:t>
+      </w:r>
+    </w:p>
+    <w:p>
+      <w:pPr>
+        <w:spacing w:before="120" w:after="120"/>
+        <w:ind w:left="480"/>
+      </w:pPr>
+      <w:r>
+        <w:rPr>
+          <w:i/>
+          <w:color w:val="444444"/>
+          <w:sz w:val="20"/>
+        </w:rPr>
+        <w:t xml:space="preserve">Which reading governs is a question of law, routed to counsel, and </w:t>
+      </w:r>
+      <w:r>
+        <w:rPr>
+          <w:b/>
+          <w:i/>
+          <w:color w:val="444444"/>
+          <w:sz w:val="20"/>
+        </w:rPr>
+        <w:t>not settled here</w:t>
+      </w:r>
+      <w:r>
+        <w:rPr>
+          <w:i/>
+          <w:color w:val="444444"/>
+          <w:sz w:val="20"/>
+        </w:rPr>
+        <w:t xml:space="preserve">. Until it is settled the planning figure is a pair, not a number. </w:t>
+      </w:r>
+      <w:r>
+        <w:rPr>
+          <w:b/>
+          <w:i/>
+          <w:color w:val="444444"/>
+          <w:sz w:val="20"/>
+        </w:rPr>
+        <w:t>§ 4.8.3 carries the derivation, and a third finding that moves both readings by an order of magnitude.</w:t>
       </w:r>
     </w:p>
     <w:p>
@@ -16196,7 +17359,7 @@
         <w:rPr>
           <w:b/>
         </w:rPr>
-        <w:t>$20M–$48M at 20% take-up</w:t>
+        <w:t>$22M–$44M at 20% take-up</w:t>
       </w:r>
       <w:r>
         <w:t xml:space="preserve">, and effectively </w:t>
@@ -16274,7 +17437,7 @@
         <w:pStyle w:val="Heading4"/>
       </w:pPr>
       <w:r>
-        <w:t>4.8.2 M-4 — the eligible pool is derived two ways, and the dials were quoted on the smaller one</w:t>
+        <w:t>4.8.2 M-4 — the two eligible pools were one pool, and S-3 is why they looked like two</w:t>
       </w:r>
     </w:p>
     <w:p>
@@ -16289,7 +17452,7 @@
           <w:color w:val="444444"/>
           <w:sz w:val="20"/>
         </w:rPr>
-        <w:t>Correction, October 25, 2026 (red team M-4).</w:t>
+        <w:t>Reported October 25, 2026 as red team M-4. CLOSED the same day as a symptom of red team S-3, not an independent finding.</w:t>
       </w:r>
       <w:r>
         <w:rPr>
@@ -16297,7 +17460,7 @@
           <w:color w:val="444444"/>
           <w:sz w:val="20"/>
         </w:rPr>
-        <w:t xml:space="preserve"> </w:t>
+        <w:t xml:space="preserve"> M-4's observation was correct and worth making: </w:t>
       </w:r>
       <w:r>
         <w:rPr>
@@ -16314,7 +17477,7 @@
           <w:color w:val="444444"/>
           <w:sz w:val="20"/>
         </w:rPr>
-        <w:t xml:space="preserve"> produces </w:t>
+        <w:t xml:space="preserve"> was producing </w:t>
       </w:r>
       <w:r>
         <w:rPr>
@@ -16331,7 +17494,7 @@
           <w:color w:val="444444"/>
           <w:sz w:val="20"/>
         </w:rPr>
-        <w:t xml:space="preserve"> pools for the same population, and the package has been quoting whichever was to hand:</w:t>
+        <w:t xml:space="preserve"> pools for the same population, and the package was quoting whichever was to hand.</w:t>
       </w:r>
     </w:p>
     <w:tbl>
@@ -16382,7 +17545,7 @@
                 <w:b/>
                 <w:sz w:val="17"/>
               </w:rPr>
-              <w:t>Pool</w:t>
+              <w:t>Pool, as it stood when M-4 was raised</w:t>
             </w:r>
           </w:p>
         </w:tc>
@@ -16426,7 +17589,7 @@
               <w:rPr>
                 <w:sz w:val="17"/>
               </w:rPr>
-              <w:t xml:space="preserve"> (FM-1 § 1.5 — the basis of the published $13M–$182M grid)</w:t>
+              <w:t xml:space="preserve"> (FM-1 § 1.6 — the basis of the retracted $13M–$182M grid)</w:t>
             </w:r>
           </w:p>
         </w:tc>
@@ -16458,7 +17621,6 @@
             </w:pPr>
             <w:r>
               <w:rPr>
-                <w:b/>
                 <w:sz w:val="17"/>
               </w:rPr>
               <w:t>$52.0M – $121.5M</w:t>
@@ -16519,7 +17681,6 @@
             </w:pPr>
             <w:r>
               <w:rPr>
-                <w:b/>
                 <w:sz w:val="17"/>
               </w:rPr>
               <w:t>$57.0M – $118.4M</w:t>
@@ -16540,48 +17701,264 @@
     </w:p>
     <w:p>
       <w:r>
-        <w:t xml:space="preserve">The high ends differ by 2,285 members, about 10%, because the by-plan derivation applies the veteran rate uniformly across plans while the by-group derivation applies group-specific rates. </w:t>
+        <w:t xml:space="preserve">The first reading of this was that the two derivations answer different questions — the by-plan one applying the veteran rate uniformly across plans, the by-group one applying group-specific rates — and that both were therefore legitimate. </w:t>
       </w:r>
       <w:r>
         <w:rPr>
           <w:b/>
         </w:rPr>
-        <w:t>Neither is wrong; they answer different questions</w:t>
-      </w:r>
-      <w:r>
-        <w:t>, and the by-group one is the only one that can produce the § 4.7 bearer split.</w:t>
+        <w:t>That reading was wrong, and S-3 is the reason.</w:t>
       </w:r>
     </w:p>
     <w:p>
       <w:r>
-        <w:t xml:space="preserve">What </w:t>
+        <w:t xml:space="preserve">The by-plan figure is not a second estimate. It is a </w:t>
+      </w:r>
+      <w:r>
+        <w:rPr>
+          <w:i/>
+        </w:rPr>
+        <w:t>reallocation</w:t>
+      </w:r>
+      <w:r>
+        <w:t xml:space="preserve"> of the by-group pool onto plans, and the reallocation is an identity: the effective veteran-with-qualifying-service rate is the pool divided by the past-window population the pool was built from, and the three plan legs sum back to that same population. So the two derivations are arithmetically obliged to agree at both ends. They did not agree only because the effective-rate band was cross-wired — </w:t>
+      </w:r>
+      <w:r>
+        <w:rPr>
+          <w:rFonts w:ascii="Consolas" w:hAnsi="Consolas"/>
+          <w:color w:val="303030"/>
+          <w:sz w:val="18"/>
+        </w:rPr>
+        <w:t>eff_lo = pool_lo / pw_hi</w:t>
+      </w:r>
+      <w:r>
+        <w:t xml:space="preserve"> and </w:t>
+      </w:r>
+      <w:r>
+        <w:rPr>
+          <w:rFonts w:ascii="Consolas" w:hAnsi="Consolas"/>
+          <w:color w:val="303030"/>
+          <w:sz w:val="18"/>
+        </w:rPr>
+        <w:t>eff_hi = pool_hi / pw_lo</w:t>
+      </w:r>
+      <w:r>
+        <w:t xml:space="preserve"> paired each end of the pool with the </w:t>
       </w:r>
       <w:r>
         <w:rPr>
           <w:b/>
         </w:rPr>
-        <w:t>was</w:t>
-      </w:r>
-      <w:r>
-        <w:t xml:space="preserve"> wrong is quoting them interchangeably. Annex A § 5.1's guardrail arithmetic — "$57.0M → $48.6M," "$57.0M → $28.5M" — is the </w:t>
-      </w:r>
-      <w:r>
-        <w:rPr>
-          <w:b/>
-        </w:rPr>
-        <w:t>low end of the group derivation</w:t>
-      </w:r>
-      <w:r>
-        <w:t xml:space="preserve">, presented without qualification as "the modelled exposure," against a published ceiling of </w:t>
-      </w:r>
-      <w:r>
-        <w:rPr>
-          <w:b/>
-        </w:rPr>
-        <w:t>$182M</w:t>
-      </w:r>
-      <w:r>
-        <w:t xml:space="preserve"> from the plan derivation. The guardrails were being asked to carry a number about a third of the exposure the same package advertises.</w:t>
+        <w:t>opposite</w:t>
+      </w:r>
+      <w:r>
+        <w:t xml:space="preserve"> end of the past-window population. Pairing like with like:</w:t>
+      </w:r>
+    </w:p>
+    <w:tbl>
+      <w:tblPr>
+        <w:tblStyle w:val="TableGrid"/>
+        <w:tblW w:type="auto" w:w="0"/>
+        <w:jc w:val="left"/>
+        <w:tblLook w:firstColumn="1" w:firstRow="1" w:lastColumn="0" w:lastRow="0" w:noHBand="0" w:noVBand="1" w:val="04A0"/>
+      </w:tblPr>
+      <w:tblGrid>
+        <w:gridCol w:w="2880"/>
+        <w:gridCol w:w="2880"/>
+        <w:gridCol w:w="2880"/>
+      </w:tblGrid>
+      <w:tr>
+        <w:trPr>
+          <w:tblHeader w:val="true"/>
+        </w:trPr>
+        <w:tc>
+          <w:tcPr>
+            <w:tcW w:type="dxa" w:w="2880"/>
+          </w:tcPr>
+          <w:p>
+            <w:pPr>
+              <w:spacing w:before="20" w:after="20"/>
+              <w:jc w:val="left"/>
+            </w:pPr>
+            <w:r>
+              <w:rPr>
+                <w:b/>
+                <w:sz w:val="17"/>
+              </w:rPr>
+              <w:t>Derivation</w:t>
+            </w:r>
+          </w:p>
+        </w:tc>
+        <w:tc>
+          <w:tcPr>
+            <w:tcW w:type="dxa" w:w="2880"/>
+          </w:tcPr>
+          <w:p>
+            <w:pPr>
+              <w:spacing w:before="20" w:after="20"/>
+              <w:jc w:val="left"/>
+            </w:pPr>
+            <w:r>
+              <w:rPr>
+                <w:b/>
+                <w:sz w:val="17"/>
+              </w:rPr>
+              <w:t>Pool, corrected</w:t>
+            </w:r>
+          </w:p>
+        </w:tc>
+        <w:tc>
+          <w:tcPr>
+            <w:tcW w:type="dxa" w:w="2880"/>
+          </w:tcPr>
+          <w:p>
+            <w:pPr>
+              <w:spacing w:before="20" w:after="20"/>
+              <w:jc w:val="right"/>
+            </w:pPr>
+            <w:r>
+              <w:rPr>
+                <w:b/>
+                <w:sz w:val="17"/>
+              </w:rPr>
+              <w:t>One-time PV at 20% take-up, 0% recovery</w:t>
+            </w:r>
+          </w:p>
+        </w:tc>
+      </w:tr>
+      <w:tr>
+        <w:tc>
+          <w:tcPr>
+            <w:tcW w:type="dxa" w:w="2880"/>
+          </w:tcPr>
+          <w:p>
+            <w:pPr>
+              <w:spacing w:before="20" w:after="20"/>
+              <w:jc w:val="left"/>
+            </w:pPr>
+            <w:r>
+              <w:rPr>
+                <w:b/>
+                <w:sz w:val="17"/>
+              </w:rPr>
+              <w:t>By plan</w:t>
+            </w:r>
+            <w:r>
+              <w:rPr>
+                <w:sz w:val="17"/>
+              </w:rPr>
+              <w:t xml:space="preserve"> (FM-1 § 1.6)</w:t>
+            </w:r>
+          </w:p>
+        </w:tc>
+        <w:tc>
+          <w:tcPr>
+            <w:tcW w:type="dxa" w:w="2880"/>
+          </w:tcPr>
+          <w:p>
+            <w:pPr>
+              <w:spacing w:before="20" w:after="20"/>
+              <w:jc w:val="left"/>
+            </w:pPr>
+            <w:r>
+              <w:rPr>
+                <w:b/>
+                <w:sz w:val="17"/>
+              </w:rPr>
+              <w:t>11,565 – 24,036</w:t>
+            </w:r>
+          </w:p>
+        </w:tc>
+        <w:tc>
+          <w:tcPr>
+            <w:tcW w:type="dxa" w:w="2880"/>
+          </w:tcPr>
+          <w:p>
+            <w:pPr>
+              <w:spacing w:before="20" w:after="20"/>
+              <w:jc w:val="right"/>
+            </w:pPr>
+            <w:r>
+              <w:rPr>
+                <w:b/>
+                <w:sz w:val="17"/>
+              </w:rPr>
+              <w:t>$57.0M – $110.9M</w:t>
+            </w:r>
+          </w:p>
+        </w:tc>
+      </w:tr>
+      <w:tr>
+        <w:tc>
+          <w:tcPr>
+            <w:tcW w:type="dxa" w:w="2880"/>
+          </w:tcPr>
+          <w:p>
+            <w:pPr>
+              <w:spacing w:before="20" w:after="20"/>
+              <w:jc w:val="left"/>
+            </w:pPr>
+            <w:r>
+              <w:rPr>
+                <w:b/>
+                <w:sz w:val="17"/>
+              </w:rPr>
+              <w:t>By employer group</w:t>
+            </w:r>
+            <w:r>
+              <w:rPr>
+                <w:sz w:val="17"/>
+              </w:rPr>
+              <w:t xml:space="preserve"> (FM-4 § 4.7)</w:t>
+            </w:r>
+          </w:p>
+        </w:tc>
+        <w:tc>
+          <w:tcPr>
+            <w:tcW w:type="dxa" w:w="2880"/>
+          </w:tcPr>
+          <w:p>
+            <w:pPr>
+              <w:spacing w:before="20" w:after="20"/>
+              <w:jc w:val="left"/>
+            </w:pPr>
+            <w:r>
+              <w:rPr>
+                <w:b/>
+                <w:sz w:val="17"/>
+              </w:rPr>
+              <w:t>11,565 – 24,036</w:t>
+            </w:r>
+          </w:p>
+        </w:tc>
+        <w:tc>
+          <w:tcPr>
+            <w:tcW w:type="dxa" w:w="2880"/>
+          </w:tcPr>
+          <w:p>
+            <w:pPr>
+              <w:spacing w:before="20" w:after="20"/>
+              <w:jc w:val="right"/>
+            </w:pPr>
+            <w:r>
+              <w:rPr>
+                <w:b/>
+                <w:sz w:val="17"/>
+              </w:rPr>
+              <w:t>$57.0M – $110.9M</w:t>
+            </w:r>
+          </w:p>
+        </w:tc>
+      </w:tr>
+    </w:tbl>
+    <w:p>
+      <w:pPr>
+        <w:spacing w:before="0" w:after="0" w:line="80" w:lineRule="exact"/>
+      </w:pPr>
+      <w:r>
+        <w:rPr>
+          <w:sz w:val="8"/>
+        </w:rPr>
       </w:r>
     </w:p>
     <w:p>
@@ -16589,37 +17966,106 @@
         <w:rPr>
           <w:b/>
         </w:rPr>
-        <w:t>Adopted here:</w:t>
-      </w:r>
-      <w:r>
-        <w:t xml:space="preserve"> every guardrail figure is now stated </w:t>
+        <w:t>There is one pool, and no smaller one for the dials to be quoted on.</w:t>
+      </w:r>
+      <w:r>
+        <w:t xml:space="preserve"> The prior resolution of M-4 — "state every guardrail figure at both pool ends, and label the dial column as the group-derivation low end" — is therefore </w:t>
       </w:r>
       <w:r>
         <w:rPr>
           <w:b/>
         </w:rPr>
-        <w:t>at both pool ends</w:t>
-      </w:r>
-      <w:r>
-        <w:t xml:space="preserve"> (§ 4.8.1), and the "PV at 20% take-up" column in the two dial tables above is identified as the </w:t>
+        <w:t>withdrawn as unnecessary</w:t>
+      </w:r>
+      <w:r>
+        <w:t xml:space="preserve">: there are no longer two pool bases to reconcile. What survives of M-4 is the narrower and still-valid point that a dial figure must be stated at both ends of the </w:t>
+      </w:r>
+      <w:r>
+        <w:rPr>
+          <w:i/>
+        </w:rPr>
+        <w:t>one</w:t>
+      </w:r>
+      <w:r>
+        <w:t xml:space="preserve"> pool rather than at its low end alone, which § 4.8.1 now does.</w:t>
+      </w:r>
+    </w:p>
+    <w:p>
+      <w:r>
+        <w:t xml:space="preserve">Annex A § 5.1's guardrail arithmetic — "$57.0M → $48.6M," "$57.0M → $28.5M" — was the low end of the group derivation presented without qualification as "the modelled exposure," against a published ceiling of $182M taken from the plan derivation. On the corrected pool the low end is unchanged at $57.0M, the high end is $110.9M, and the ceiling of the published band is $166M. </w:t>
       </w:r>
       <w:r>
         <w:rPr>
           <w:b/>
         </w:rPr>
-        <w:t>group-derivation low end</w:t>
-      </w:r>
-      <w:r>
-        <w:t xml:space="preserve"> — a single point on a range, not the exposure. </w:t>
-      </w:r>
+        <w:t>Annex A § 5.1 still needs the two-ended restatement</w:t>
+      </w:r>
+      <w:r>
+        <w:t>; flagged to the Drafting Specialist, because the arithmetic is mine but the sentence is theirs.</w:t>
+      </w:r>
+    </w:p>
+    <w:p>
       <w:r>
         <w:rPr>
           <w:b/>
         </w:rPr>
-        <w:t>Annex A § 5.1 needs the same two-ended restatement</w:t>
-      </w:r>
-      <w:r>
-        <w:t>; flagged to the Drafting Specialist, because the arithmetic there is mine but the sentence is theirs.</w:t>
+        <w:t>Structural fix, so this class of defect cannot recur.</w:t>
+      </w:r>
+      <w:r>
+        <w:t xml:space="preserve"> The by-plan pool was derived in </w:t>
+      </w:r>
+      <w:r>
+        <w:rPr>
+          <w:rFonts w:ascii="Consolas" w:hAnsi="Consolas"/>
+          <w:color w:val="303030"/>
+          <w:sz w:val="18"/>
+        </w:rPr>
+        <w:t>fm_model.py</w:t>
+      </w:r>
+      <w:r>
+        <w:t xml:space="preserve"> and </w:t>
+      </w:r>
+      <w:r>
+        <w:rPr>
+          <w:i/>
+        </w:rPr>
+        <w:t>hardcoded</w:t>
+      </w:r>
+      <w:r>
+        <w:t xml:space="preserve"> in two other scripts, which is how a single pairing error produced what looked like a disagreement between two methods. </w:t>
+      </w:r>
+      <w:r>
+        <w:rPr>
+          <w:rFonts w:ascii="Consolas" w:hAnsi="Consolas"/>
+          <w:color w:val="303030"/>
+          <w:sz w:val="18"/>
+        </w:rPr>
+        <w:t>fm_model.fm1_pool_by_plan()</w:t>
+      </w:r>
+      <w:r>
+        <w:t xml:space="preserve"> is now the single source and every consumer imports it; </w:t>
+      </w:r>
+      <w:r>
+        <w:rPr>
+          <w:rFonts w:ascii="Consolas" w:hAnsi="Consolas"/>
+          <w:color w:val="303030"/>
+          <w:sz w:val="18"/>
+        </w:rPr>
+        <w:t>models/f1_lawful_class_rate.py</w:t>
+      </w:r>
+      <w:r>
+        <w:t xml:space="preserve"> and </w:t>
+      </w:r>
+      <w:r>
+        <w:rPr>
+          <w:rFonts w:ascii="Consolas" w:hAnsi="Consolas"/>
+          <w:color w:val="303030"/>
+          <w:sz w:val="18"/>
+        </w:rPr>
+        <w:t>models/s9_subanc_leak.py</w:t>
+      </w:r>
+      <w:r>
+        <w:t xml:space="preserve"> no longer restate the figures.</w:t>
       </w:r>
     </w:p>
     <w:p>
@@ -16856,7 +18302,7 @@
           <w:color w:val="444444"/>
           <w:sz w:val="20"/>
         </w:rPr>
-        <w:t>$20M–$48M</w:t>
+        <w:t>$22M–$44M</w:t>
       </w:r>
       <w:r>
         <w:rPr>
@@ -17838,750 +19284,113 @@
     </w:p>
     <w:p>
       <w:pPr>
-        <w:pStyle w:val="Heading3"/>
+        <w:pStyle w:val="Heading4"/>
       </w:pPr>
       <w:r>
-        <w:t>4.9 Not priced here</w:t>
-      </w:r>
-    </w:p>
-    <w:p>
-      <w:r>
-        <w:t>Carried forward from the brief, still unpriced, all pushing upward: the health insurance credit including its 15-year step function (§ 51.1-1400); adverse selection; the early-retirement reduction subsidy (§ 4.2); VRS administrative cost, for which HB 1867's analogue was about $78,000 one-time; and the employer-side payroll and backfill consequences of earlier retirement, which are a cost to agencies and school divisions, not to the Fund, and which must not be netted against the pension figures.</w:t>
+        <w:t>4.8.3 The ceiling's second reading, its downward leg, and the unstated input both turn on — F-1A and S-9</w:t>
       </w:r>
     </w:p>
     <w:p>
       <w:pPr>
-        <w:jc w:val="center"/>
+        <w:spacing w:before="120" w:after="120"/>
+        <w:ind w:left="480"/>
       </w:pPr>
       <w:r>
         <w:rPr>
-          <w:color w:val="909090"/>
+          <w:b/>
+          <w:i/>
+          <w:color w:val="444444"/>
+          <w:sz w:val="20"/>
+        </w:rPr>
+        <w:t>Added October 25, 2026</w:t>
+      </w:r>
+      <w:r>
+        <w:rPr>
+          <w:i/>
+          <w:color w:val="444444"/>
+          <w:sz w:val="20"/>
+        </w:rPr>
+        <w:t xml:space="preserve"> in response to red team § 10 (F-1A, fatal; S-9, serious). Working file </w:t>
+      </w:r>
+      <w:r>
+        <w:rPr>
+          <w:rFonts w:ascii="Consolas" w:hAnsi="Consolas"/>
+          <w:i/>
+          <w:color w:val="303030"/>
           <w:sz w:val="18"/>
         </w:rPr>
-        <w:t>* * *</w:t>
+        <w:t>models/s9_subanc_leak.py</w:t>
+      </w:r>
+      <w:r>
+        <w:rPr>
+          <w:i/>
+          <w:color w:val="444444"/>
+          <w:sz w:val="20"/>
+        </w:rPr>
+        <w:t xml:space="preserve">, which imports </w:t>
+      </w:r>
+      <w:r>
+        <w:rPr>
+          <w:rFonts w:ascii="Consolas" w:hAnsi="Consolas"/>
+          <w:i/>
+          <w:color w:val="303030"/>
+          <w:sz w:val="18"/>
+        </w:rPr>
+        <w:t>fm_model.py</w:t>
+      </w:r>
+      <w:r>
+        <w:rPr>
+          <w:i/>
+          <w:color w:val="444444"/>
+          <w:sz w:val="20"/>
+        </w:rPr>
+        <w:t xml:space="preserve"> unmodified and writes nothing. </w:t>
+      </w:r>
+      <w:r>
+        <w:rPr>
+          <w:b/>
+          <w:i/>
+          <w:color w:val="444444"/>
+          <w:sz w:val="20"/>
+        </w:rPr>
+        <w:t>This subsection does not supersede § 4.8.1 — it brackets it.</w:t>
+      </w:r>
+      <w:r>
+        <w:rPr>
+          <w:i/>
+          <w:color w:val="444444"/>
+          <w:sz w:val="20"/>
+        </w:rPr>
+        <w:t xml:space="preserve"> § 4.8.1's arithmetic is correct on its stated basis; what § 4.8.1 does not say is that its basis is one of several, and the choice among them moves the answer by an order of magnitude.</w:t>
+      </w:r>
+    </w:p>
+    <w:p>
+      <w:r>
+        <w:rPr>
+          <w:b/>
+        </w:rPr>
+        <w:t>The headline of this pass is not either red team finding. It is the input both of them silently depend on.</w:t>
       </w:r>
     </w:p>
     <w:p>
       <w:pPr>
-        <w:pStyle w:val="Heading2"/>
+        <w:pStyle w:val="Heading4"/>
       </w:pPr>
       <w:r>
-        <w:t>FM-5 — Did the Board set new ANC rates effective July 1, 2026?</w:t>
+        <w:t>(1) The unstated input: at what retirement age is the AEC measured?</w:t>
       </w:r>
     </w:p>
     <w:p>
-      <w:r>
-        <w:rPr>
-          <w:b/>
-        </w:rPr>
-        <w:t>No.</w:t>
-      </w:r>
-      <w:r>
-        <w:t xml:space="preserve"> Closed as a qualified negative, with the search recorded.</w:t>
-      </w:r>
-    </w:p>
-    <w:p>
-      <w:r>
-        <w:rPr>
-          <w:b/>
-        </w:rPr>
-        <w:t>What was searched.</w:t>
-      </w:r>
-      <w:r>
-        <w:t xml:space="preserve"> VRS Board of Trustees minutes for </w:t>
-      </w:r>
-      <w:r>
-        <w:rPr>
-          <w:b/>
-        </w:rPr>
-        <w:t>February 5, 2026</w:t>
-      </w:r>
-      <w:r>
-        <w:t xml:space="preserve">, </w:t>
-      </w:r>
-      <w:r>
-        <w:rPr>
-          <w:b/>
-        </w:rPr>
-        <w:t>April 23, 2026</w:t>
-      </w:r>
-      <w:r>
-        <w:t xml:space="preserve"> and </w:t>
-      </w:r>
-      <w:r>
-        <w:rPr>
-          <w:b/>
-        </w:rPr>
-        <w:t>June 17, 2026</w:t>
-      </w:r>
-      <w:r>
-        <w:t xml:space="preserve"> (each of which carries the Benefits and Actuarial Committee's report in full); the Benefits and Actuarial Committee materials for </w:t>
-      </w:r>
-      <w:r>
-        <w:rPr>
-          <w:b/>
-        </w:rPr>
-        <w:t>June 17, 2026</w:t>
-      </w:r>
-      <w:r>
-        <w:t xml:space="preserve">; and the current published </w:t>
-      </w:r>
-      <w:r>
-        <w:rPr>
-          <w:i/>
-        </w:rPr>
-        <w:t>Purchase of Prior Service Cost Rates</w:t>
-      </w:r>
-      <w:r>
-        <w:t xml:space="preserve"> charts, all four pages.</w:t>
-      </w:r>
-    </w:p>
-    <w:p>
-      <w:r>
-        <w:rPr>
-          <w:b/>
-        </w:rPr>
-        <w:t>What was found.</w:t>
-      </w:r>
-    </w:p>
-    <w:p>
-      <w:pPr>
-        <w:spacing w:after="60"/>
-        <w:ind w:left="432" w:hanging="432"/>
-      </w:pPr>
-      <w:r>
-        <w:rPr>
-          <w:b/>
-        </w:rPr>
-        <w:t>1.</w:t>
-        <w:tab/>
-      </w:r>
-      <w:r>
-        <w:rPr>
-          <w:b/>
-        </w:rPr>
-        <w:t>No rate action in 2026.</w:t>
-      </w:r>
-      <w:r>
-        <w:t xml:space="preserve"> No 2026 Board or B&amp;A item approves, proposes, or revises approximate normal cost rates. The only 2026 purchase-of-prior-service item is legislative: HB 139, which VRS staff told the Board "addresses several changes for school boards and their employees, including a purchase of prior service provision that </w:t>
-      </w:r>
-      <w:r>
-        <w:rPr>
-          <w:b/>
-        </w:rPr>
-        <w:t>would not change VRS current procedures</w:t>
-      </w:r>
-      <w:r>
-        <w:t>" (minutes, April 23, 2026). This is consistent with Annex B F-36 — 2026 Acts c. 563 amended § 51.1-142.2 for an unrelated purpose.</w:t>
-      </w:r>
-    </w:p>
-    <w:p>
-      <w:pPr>
-        <w:spacing w:after="60"/>
-        <w:ind w:left="432" w:hanging="432"/>
-      </w:pPr>
-      <w:r>
-        <w:rPr>
-          <w:b/>
-        </w:rPr>
-        <w:t>2.</w:t>
-        <w:tab/>
-      </w:r>
-      <w:r>
-        <w:rPr>
-          <w:b/>
-        </w:rPr>
-        <w:t>The rates are not on an annual cycle.</w:t>
-      </w:r>
-      <w:r>
-        <w:t xml:space="preserve"> VRS Board minutes of June 18, 2025 — OFFICIAL, verbatim: </w:t>
-      </w:r>
-      <w:r>
-        <w:rPr>
-          <w:i/>
-        </w:rPr>
-        <w:t>"The approximate normal cost rates are updated every four years following the Board's acceptance of the new assumptions associated with the quadrennial experience study."</w:t>
-      </w:r>
-    </w:p>
-    <w:p>
-      <w:pPr>
-        <w:spacing w:after="60"/>
-        <w:ind w:left="432" w:hanging="432"/>
-      </w:pPr>
-      <w:r>
-        <w:rPr>
-          <w:b/>
-        </w:rPr>
-        <w:t>3.</w:t>
-        <w:tab/>
-      </w:r>
-      <w:r>
-        <w:rPr>
-          <w:b/>
-        </w:rPr>
-        <w:t>The current rates were set once, for July 1, 2025.</w:t>
-      </w:r>
-      <w:r>
-        <w:t xml:space="preserve"> Request for Board Action </w:t>
-      </w:r>
-      <w:r>
-        <w:rPr>
-          <w:b/>
-        </w:rPr>
-        <w:t>2025-06-10</w:t>
-      </w:r>
-      <w:r>
-        <w:t xml:space="preserve"> adopted them following the Board's </w:t>
-      </w:r>
-      <w:r>
-        <w:rPr>
-          <w:b/>
-        </w:rPr>
-        <w:t>April 16, 2025</w:t>
-      </w:r>
-      <w:r>
-        <w:t xml:space="preserve"> acceptance of the four-year experience study for the period ending June 30, 2024 (June 30, 2025 valuation, Executive Summary).</w:t>
-      </w:r>
-    </w:p>
-    <w:p>
-      <w:pPr>
-        <w:spacing w:after="60"/>
-        <w:ind w:left="432" w:hanging="432"/>
-      </w:pPr>
-      <w:r>
-        <w:rPr>
-          <w:b/>
-        </w:rPr>
-        <w:t>4.</w:t>
-        <w:tab/>
-      </w:r>
-      <w:r>
-        <w:rPr>
-          <w:b/>
-        </w:rPr>
-        <w:t>The next review is 2029 — on VRS's own record.</w:t>
-      </w:r>
-      <w:r>
-        <w:t xml:space="preserve"> The Benefits and Actuarial Committee minutes of </w:t>
-      </w:r>
-      <w:r>
-        <w:rPr>
-          <w:b/>
-        </w:rPr>
-        <w:t>June 17, 2026</w:t>
-      </w:r>
-      <w:r>
-        <w:t xml:space="preserve"> record staff recommending that the committee "review the actual experience during the </w:t>
-      </w:r>
-      <w:r>
-        <w:rPr>
-          <w:b/>
-        </w:rPr>
-        <w:t>next quadrennial assumption review in 2029</w:t>
-      </w:r>
-      <w:r>
-        <w:t>."</w:t>
-      </w:r>
-    </w:p>
-    <w:p>
-      <w:pPr>
-        <w:spacing w:after="60"/>
-        <w:ind w:left="432" w:hanging="432"/>
-      </w:pPr>
-      <w:r>
-        <w:rPr>
-          <w:b/>
-        </w:rPr>
-        <w:t>5.</w:t>
-        <w:tab/>
-      </w:r>
-      <w:r>
-        <w:rPr>
-          <w:b/>
-        </w:rPr>
-        <w:t>The "Updated: July 1, 2026" stamp is a document refresh, exactly as suspected.</w:t>
-      </w:r>
-      <w:r>
-        <w:t xml:space="preserve"> On the current chart set, page 1 (Hybrid) is headed "Effective July 1, 2025" and footed "Updated: July 1, 2026," with the rate unchanged at 6.68%. Pages 2, 3 and 4 (Plan 1, Plan 2, alternate hazardous duty) are headed "Effective July 1, 2025" and footed "</w:t>
-      </w:r>
-      <w:r>
-        <w:rPr>
-          <w:b/>
-        </w:rPr>
-        <w:t>Updated: July 1, 2025</w:t>
-      </w:r>
-      <w:r>
-        <w:t xml:space="preserve">." The file's own PDF metadata gives a creation and modification date of </w:t>
-      </w:r>
-      <w:r>
-        <w:rPr>
-          <w:b/>
-        </w:rPr>
-        <w:t>July 1, 2026</w:t>
-      </w:r>
-      <w:r>
-        <w:t>. So one page was re-stamped when the file was regenerated and three were not. No rate moved.</w:t>
-      </w:r>
-    </w:p>
-    <w:p>
-      <w:r>
-        <w:rPr>
-          <w:b/>
-        </w:rPr>
-        <w:t>Therefore:</w:t>
-      </w:r>
-      <w:r>
-        <w:t xml:space="preserve"> the rates to use are those effective </w:t>
-      </w:r>
-      <w:r>
-        <w:rPr>
-          <w:b/>
-        </w:rPr>
-        <w:t>July 1, 2025</w:t>
-      </w:r>
-      <w:r>
-        <w:t xml:space="preserve">, and they are </w:t>
-      </w:r>
-      <w:r>
-        <w:rPr>
-          <w:b/>
-        </w:rPr>
-        <w:t>expected to remain in force through at least June 30, 2029</w:t>
-      </w:r>
-      <w:r>
-        <w:t>, absent an off-cycle Board action. That is better than the brief needed — it means the rates quoted to the JLC will not go stale during the 2027 session, and the brief can say so.</w:t>
-      </w:r>
-    </w:p>
-    <w:p>
-      <w:pPr>
-        <w:jc w:val="center"/>
-      </w:pPr>
-      <w:r>
-        <w:rPr>
-          <w:color w:val="909090"/>
-          <w:sz w:val="18"/>
-        </w:rPr>
-        <w:t>* * *</w:t>
-      </w:r>
-    </w:p>
-    <w:p>
-      <w:pPr>
-        <w:pStyle w:val="Heading2"/>
-      </w:pPr>
-      <w:r>
-        <w:t>What this changes in the brief</w:t>
-      </w:r>
-    </w:p>
-    <w:p>
-      <w:r>
-        <w:t>For MOO-288 to action. Listed most material first.</w:t>
-      </w:r>
-    </w:p>
-    <w:p>
-      <w:pPr>
-        <w:spacing w:after="60"/>
-        <w:ind w:left="432" w:hanging="432"/>
-      </w:pPr>
-      <w:r>
-        <w:rPr>
-          <w:b/>
-        </w:rPr>
-        <w:t>0.</w:t>
-        <w:tab/>
-      </w:r>
-      <w:r>
-        <w:rPr>
-          <w:b/>
-        </w:rPr>
-        <w:t>HOLD the printed one-page leave-behind.</w:t>
-      </w:r>
-      <w:r>
-        <w:t xml:space="preserve"> </w:t>
-      </w:r>
       <w:r>
         <w:rPr>
           <w:rFonts w:ascii="Consolas" w:hAnsi="Consolas"/>
           <w:color w:val="303030"/>
           <w:sz w:val="18"/>
         </w:rPr>
-        <w:t>00-ONE-PAGE-BRIEF.pdf</w:t>
-      </w:r>
-      <w:r>
-        <w:t xml:space="preserve"> is the artifact meant to be handed to legislators, and it carries both superseded figures: "under $2 million one time and under $100,000 a year," and "about 5 cents out of every $100." Its markdown source carries a hold banner as of this annex; </w:t>
-      </w:r>
-      <w:r>
-        <w:rPr>
-          <w:b/>
-        </w:rPr>
-        <w:t>the PDF has not been regenerated and should not be distributed until the cost block is revised.</w:t>
-      </w:r>
-      <w:r>
-        <w:t xml:space="preserve"> How to present a tens-of-millions present-value liability to a legislator — against a $0 general fund ask that remains entirely correct — is a presentational judgment for counsel, not a modelling one, which is why this annex flags it rather than rewriting it.</w:t>
-      </w:r>
-    </w:p>
-    <w:p>
-      <w:pPr>
-        <w:spacing w:after="60"/>
-        <w:ind w:left="432" w:hanging="432"/>
-      </w:pPr>
-      <w:r>
-        <w:rPr>
-          <w:b/>
-        </w:rPr>
-        <w:t>1.</w:t>
-        <w:tab/>
-      </w:r>
-      <w:r>
-        <w:rPr>
-          <w:b/>
-        </w:rPr>
-        <w:t>Replace the cost headline.</w:t>
-      </w:r>
-      <w:r>
-        <w:t xml:space="preserve"> "Under $2 million one-time; under $100,000 per year ongoing" cannot survive contact with the money committees. Replace with the FM-4 § 4.4 grid, a plain statement that the present value is in the tens of millions on central assumptions, and the § 4.6 cross-check showing the figure is </w:t>
-      </w:r>
-      <w:r>
-        <w:rPr>
-          <w:i/>
-        </w:rPr>
-        <w:t>conservative relative to VRS's own HB 1867 band</w:t>
-      </w:r>
-      <w:r>
-        <w:t>. The $0 general fund ask is unaffected and remains correct — this is an employer-contribution-rate liability amortised under the VRS Funding Policy, not an appropriation.</w:t>
-      </w:r>
-    </w:p>
-    <w:p>
-      <w:pPr>
-        <w:spacing w:after="60"/>
-        <w:ind w:left="432" w:hanging="432"/>
-      </w:pPr>
-      <w:r>
-        <w:rPr>
-          <w:b/>
-        </w:rPr>
-        <w:t>2.</w:t>
-        <w:tab/>
-      </w:r>
-      <w:r>
-        <w:rPr>
-          <w:b/>
-        </w:rPr>
-        <w:t>Correct "Plan 2 is a closed cohort."</w:t>
-      </w:r>
-      <w:r>
-        <w:t xml:space="preserve"> It is open for SPORS, VaLORS, political-subdivision hazardous duty, and — from July 1, 2026 — newly appointed judges. (FM-1 § 1.3, FM-3.)</w:t>
-      </w:r>
-    </w:p>
-    <w:p>
-      <w:pPr>
-        <w:spacing w:after="60"/>
-        <w:ind w:left="432" w:hanging="432"/>
-      </w:pPr>
-      <w:r>
-        <w:rPr>
-          <w:b/>
-        </w:rPr>
-        <w:t>3.</w:t>
-        <w:tab/>
-      </w:r>
-      <w:r>
-        <w:rPr>
-          <w:b/>
-        </w:rPr>
-        <w:t>Lead the population discussion with the one number that needs no estimate:</w:t>
-      </w:r>
-      <w:r>
-        <w:t xml:space="preserve"> 110,474 active Plan 1 members, 29.2% of the entire VRS active population, are past the window as a matter of law. Then give the 10,600–26,300 range. (FM-1 § 1.2, § 1.6.)</w:t>
-      </w:r>
-    </w:p>
-    <w:p>
-      <w:pPr>
-        <w:spacing w:after="60"/>
-        <w:ind w:left="432" w:hanging="432"/>
-      </w:pPr>
-      <w:r>
-        <w:rPr>
-          <w:b/>
-        </w:rPr>
-        <w:t>4.</w:t>
-        <w:tab/>
-      </w:r>
-      <w:r>
-        <w:rPr>
-          <w:b/>
-        </w:rPr>
-        <w:t>Replace the single 6% veteran share with the four sourced bands</w:t>
-      </w:r>
-      <w:r>
-        <w:t>, and add the BLS 5.75% corroboration — it is the cheapest credibility the package can buy. (FM-1 § 1.4.)</w:t>
-      </w:r>
-    </w:p>
-    <w:p>
-      <w:pPr>
-        <w:spacing w:after="60"/>
-        <w:ind w:left="432" w:hanging="432"/>
-      </w:pPr>
-      <w:r>
-        <w:rPr>
-          <w:b/>
-        </w:rPr>
-        <w:t>5.</w:t>
-        <w:tab/>
-      </w:r>
-      <w:r>
-        <w:rPr>
-          <w:b/>
-        </w:rPr>
-        <w:t>Keep the Cliff Graph's values; add an age panel.</w:t>
-      </w:r>
-      <w:r>
-        <w:t xml:space="preserve"> The 3.23× is defensible at its profile and is independently reproduced here; the problem is that one profile reads as universal when the real range is 0.5×–3.5×. (FM-2 § 2.4.)</w:t>
-      </w:r>
-    </w:p>
-    <w:p>
-      <w:pPr>
-        <w:spacing w:after="60"/>
-        <w:ind w:left="432" w:hanging="432"/>
-      </w:pPr>
-      <w:r>
-        <w:rPr>
-          <w:b/>
-        </w:rPr>
-        <w:t>6.</w:t>
-        <w:tab/>
-      </w:r>
-      <w:r>
-        <w:rPr>
-          <w:b/>
-        </w:rPr>
-        <w:t>Add the half-year-per-purchased-year Rule of 90 asymmetry.</w:t>
-      </w:r>
-      <w:r>
-        <w:t xml:space="preserve"> It is the most important mechanical fact in the package and appears nowhere in the brief. (FM-4 § 4.1.)</w:t>
-      </w:r>
-    </w:p>
-    <w:p>
-      <w:pPr>
-        <w:spacing w:after="60"/>
-        <w:ind w:left="432" w:hanging="432"/>
-      </w:pPr>
-      <w:r>
-        <w:rPr>
-          <w:b/>
-        </w:rPr>
-        <w:t>7.</w:t>
-        <w:tab/>
-      </w:r>
-      <w:r>
-        <w:rPr>
-          <w:b/>
-        </w:rPr>
-        <w:t>Soften "VRS publishes no actuarial-equivalent rate" to "VRS does not publish it."</w:t>
-      </w:r>
-      <w:r>
-        <w:t xml:space="preserve"> The Plan Actuary develops it annually from the prior-year valuation; it is a requestable document. (FM-2 § 2.2.)</w:t>
-      </w:r>
-    </w:p>
-    <w:p>
-      <w:pPr>
-        <w:spacing w:after="60"/>
-        <w:ind w:left="432" w:hanging="432"/>
-      </w:pPr>
-      <w:r>
-        <w:rPr>
-          <w:b/>
-        </w:rPr>
-        <w:t>8.</w:t>
-        <w:tab/>
-      </w:r>
-      <w:r>
-        <w:rPr>
-          <w:b/>
-        </w:rPr>
-        <w:t>Surface the A-1 interest-rate trade-off before the JLC picks a structure.</w:t>
-      </w:r>
-      <w:r>
-        <w:t xml:space="preserve"> (FM-4 § 4.3.)</w:t>
-      </w:r>
-    </w:p>
-    <w:p>
-      <w:pPr>
-        <w:spacing w:after="60"/>
-        <w:ind w:left="432" w:hanging="432"/>
-      </w:pPr>
-      <w:r>
-        <w:rPr>
-          <w:b/>
-        </w:rPr>
-        <w:t>9.</w:t>
-        <w:tab/>
-      </w:r>
-      <w:r>
-        <w:rPr>
-          <w:b/>
-        </w:rPr>
-        <w:t>Add A-3's administrative advantage:</w:t>
-      </w:r>
-      <w:r>
-        <w:t xml:space="preserve"> every rate group already has a Board-adopted rate, so A-3 needs no new rate-setting. (FM-3.)</w:t>
-      </w:r>
-    </w:p>
-    <w:p>
-      <w:pPr>
-        <w:spacing w:after="60"/>
-        <w:ind w:left="432" w:hanging="432"/>
-      </w:pPr>
-      <w:r>
-        <w:rPr>
-          <w:b/>
-        </w:rPr>
-        <w:t>10.</w:t>
-        <w:tab/>
-      </w:r>
-      <w:r>
-        <w:rPr>
-          <w:b/>
-        </w:rPr>
-        <w:t>State that the July 1, 2025 rates are good through at least June 30, 2029.</w:t>
-      </w:r>
-      <w:r>
-        <w:t xml:space="preserve"> (FM-5.)</w:t>
-      </w:r>
-    </w:p>
-    <w:p>
-      <w:pPr>
-        <w:spacing w:after="60"/>
-        <w:ind w:left="432" w:hanging="432"/>
-      </w:pPr>
-      <w:r>
-        <w:rPr>
-          <w:b/>
-        </w:rPr>
-        <w:t>11.</w:t>
-        <w:tab/>
-      </w:r>
-      <w:r>
-        <w:rPr>
-          <w:b/>
-        </w:rPr>
-        <w:t>Change one phrase in the Annex A rate-schedule authority.</w:t>
-      </w:r>
-      <w:r>
-        <w:t xml:space="preserve"> Grade by age </w:t>
-      </w:r>
-      <w:r>
-        <w:rPr>
-          <w:b/>
-        </w:rPr>
-        <w:t>and creditable service</w:t>
-      </w:r>
-      <w:r>
-        <w:t xml:space="preserve">, or by distance from unreduced eligibility — not by age alone. As originally described the guardrail removes about 15% of the exposure; redrawn it removes roughly </w:t>
-      </w:r>
-      <w:r>
-        <w:rPr>
-          <w:b/>
-        </w:rPr>
-        <w:t>60%</w:t>
-      </w:r>
-      <w:r>
-        <w:t xml:space="preserve"> — the class mean of what a </w:t>
-      </w:r>
-      <w:r>
-        <w:rPr>
-          <w:i/>
-        </w:rPr>
-        <w:t>lawful uniform</w:t>
-      </w:r>
-      <w:r>
-        <w:t xml:space="preserve"> rate can recover, leaving a residual of </w:t>
-      </w:r>
-      <w:r>
-        <w:rPr>
-          <w:b/>
-        </w:rPr>
-        <w:t>$20M–$48M at 20% take-up</w:t>
-      </w:r>
-      <w:r>
-        <w:t xml:space="preserve"> rather than zero (§ 4.8.1, red team F-1). </w:t>
-      </w:r>
-      <w:r>
-        <w:rPr>
-          <w:b/>
-        </w:rPr>
-        <w:t>It remains the highest-leverage single edit in the package, but it is a mitigation and not a neutrality device</w:t>
-      </w:r>
-      <w:r>
-        <w:t>, and the accompanying § 2.2 ceiling has to be reframed with it. (FM-4 § 4.8, § 4.8.1.)</w:t>
-      </w:r>
-    </w:p>
-    <w:p>
-      <w:pPr>
-        <w:spacing w:after="60"/>
-        <w:ind w:left="432" w:hanging="432"/>
-      </w:pPr>
-      <w:r>
-        <w:rPr>
-          <w:b/>
-        </w:rPr>
-        <w:t>12.</w:t>
-        <w:tab/>
-      </w:r>
-      <w:r>
-        <w:rPr>
-          <w:b/>
-        </w:rPr>
-        <w:t>Report state, teacher and local exposure as three figures, never one.</w:t>
-      </w:r>
-      <w:r>
-        <w:t xml:space="preserve"> The political-subdivision line is the largest of the three and arrives without a local opt-in. Brief the Commission on Local Government before filing. (FM-4 § 4.7.)</w:t>
-      </w:r>
-    </w:p>
-    <w:p>
-      <w:pPr>
-        <w:spacing w:after="60"/>
-        <w:ind w:left="432" w:hanging="432"/>
-      </w:pPr>
-      <w:r>
-        <w:rPr>
-          <w:b/>
-        </w:rPr>
-        <w:t>13.</w:t>
-        <w:tab/>
-      </w:r>
-      <w:r>
-        <w:rPr>
-          <w:b/>
-        </w:rPr>
-        <w:t>Ask DPB for the Standards of Quality composite share</w:t>
-      </w:r>
-      <w:r>
-        <w:t xml:space="preserve"> so the teacher line can be split between the Commonwealth and localities. It is a budget input, not a VRS one, and this annex deliberately does not assume it. (FM-4 § 4.7.)</w:t>
-      </w:r>
-    </w:p>
-    <w:p>
-      <w:pPr>
-        <w:jc w:val="center"/>
-      </w:pPr>
-      <w:r>
-        <w:rPr>
-          <w:color w:val="909090"/>
-          <w:sz w:val="18"/>
-        </w:rPr>
-        <w:t>* * *</w:t>
-      </w:r>
-    </w:p>
-    <w:p>
-      <w:pPr>
-        <w:pStyle w:val="Heading2"/>
-      </w:pPr>
-      <w:r>
-        <w:t>Sources added by this annex</w:t>
-      </w:r>
-    </w:p>
-    <w:p>
-      <w:r>
-        <w:t>All retrieved October 24, 2026.</w:t>
+        <w:t>aec_pct_of_salary(plan, purchase_age, retire_age)</w:t>
+      </w:r>
+      <w:r>
+        <w:t xml:space="preserve"> takes the retirement age as an argument, and nothing in the package states which value the ceiling should use. Two families of choice are defensible and they are not close:</w:t>
       </w:r>
     </w:p>
     <w:tbl>
@@ -18614,7 +19423,7 @@
                 <w:b/>
                 <w:sz w:val="17"/>
               </w:rPr>
-              <w:t>#</w:t>
+              <w:t>Basis</w:t>
             </w:r>
           </w:p>
         </w:tc>
@@ -18632,7 +19441,7 @@
                 <w:b/>
                 <w:sz w:val="17"/>
               </w:rPr>
-              <w:t>Claim</w:t>
+              <w:t>Retirement age used</w:t>
             </w:r>
           </w:p>
         </w:tc>
@@ -18650,7 +19459,7 @@
                 <w:b/>
                 <w:sz w:val="17"/>
               </w:rPr>
-              <w:t>Source</w:t>
+              <w:t>Where the package already uses it</w:t>
             </w:r>
           </w:p>
         </w:tc>
@@ -18667,6 +19476,4449 @@
             </w:pPr>
             <w:r>
               <w:rPr>
+                <w:b/>
+                <w:sz w:val="17"/>
+              </w:rPr>
+              <w:t>NRA</w:t>
+            </w:r>
+          </w:p>
+        </w:tc>
+        <w:tc>
+          <w:tcPr>
+            <w:tcW w:type="dxa" w:w="2880"/>
+          </w:tcPr>
+          <w:p>
+            <w:pPr>
+              <w:spacing w:before="20" w:after="20"/>
+              <w:jc w:val="left"/>
+            </w:pPr>
+            <w:r>
+              <w:rPr>
+                <w:sz w:val="17"/>
+              </w:rPr>
+              <w:t xml:space="preserve">Plan normal retirement age — </w:t>
+            </w:r>
+            <w:r>
+              <w:rPr>
+                <w:b/>
+                <w:sz w:val="17"/>
+              </w:rPr>
+              <w:t>65 / 67 / 67</w:t>
+            </w:r>
+          </w:p>
+        </w:tc>
+        <w:tc>
+          <w:tcPr>
+            <w:tcW w:type="dxa" w:w="2880"/>
+          </w:tcPr>
+          <w:p>
+            <w:pPr>
+              <w:spacing w:before="20" w:after="20"/>
+              <w:jc w:val="left"/>
+            </w:pPr>
+            <w:r>
+              <w:rPr>
+                <w:rFonts w:ascii="Consolas" w:hAnsi="Consolas"/>
+                <w:color w:val="303030"/>
+                <w:sz w:val="18"/>
+              </w:rPr>
+              <w:t>multiple_at()</w:t>
+            </w:r>
+            <w:r>
+              <w:rPr>
+                <w:sz w:val="17"/>
+              </w:rPr>
+              <w:t xml:space="preserve">, </w:t>
+            </w:r>
+            <w:r>
+              <w:rPr>
+                <w:rFonts w:ascii="Consolas" w:hAnsi="Consolas"/>
+                <w:color w:val="303030"/>
+                <w:sz w:val="18"/>
+              </w:rPr>
+              <w:t>fm2_surface()</w:t>
+            </w:r>
+            <w:r>
+              <w:rPr>
+                <w:sz w:val="17"/>
+              </w:rPr>
+              <w:t xml:space="preserve">, the break-even ages, red team </w:t>
+            </w:r>
+            <w:r>
+              <w:rPr>
+                <w:rFonts w:ascii="Consolas" w:hAnsi="Consolas"/>
+                <w:color w:val="303030"/>
+                <w:sz w:val="18"/>
+              </w:rPr>
+              <w:t>rt_check2.py</w:t>
+            </w:r>
+            <w:r>
+              <w:rPr>
+                <w:sz w:val="17"/>
+              </w:rPr>
+              <w:t>, and the "below age 47–48 the veteran subsidises the Fund" claim</w:t>
+            </w:r>
+          </w:p>
+        </w:tc>
+      </w:tr>
+      <w:tr>
+        <w:tc>
+          <w:tcPr>
+            <w:tcW w:type="dxa" w:w="2880"/>
+          </w:tcPr>
+          <w:p>
+            <w:pPr>
+              <w:spacing w:before="20" w:after="20"/>
+              <w:jc w:val="left"/>
+            </w:pPr>
+            <w:r>
+              <w:rPr>
+                <w:b/>
+                <w:sz w:val="17"/>
+              </w:rPr>
+              <w:t>OWN</w:t>
+            </w:r>
+          </w:p>
+        </w:tc>
+        <w:tc>
+          <w:tcPr>
+            <w:tcW w:type="dxa" w:w="2880"/>
+          </w:tcPr>
+          <w:p>
+            <w:pPr>
+              <w:spacing w:before="20" w:after="20"/>
+              <w:jc w:val="left"/>
+            </w:pPr>
+            <w:r>
+              <w:rPr>
+                <w:sz w:val="17"/>
+              </w:rPr>
+              <w:t xml:space="preserve">The member's </w:t>
+            </w:r>
+            <w:r>
+              <w:rPr>
+                <w:b/>
+                <w:sz w:val="17"/>
+              </w:rPr>
+              <w:t>own unreduced eligibility age</w:t>
+            </w:r>
+            <w:r>
+              <w:rPr>
+                <w:sz w:val="17"/>
+              </w:rPr>
+              <w:t xml:space="preserve"> — typically </w:t>
+            </w:r>
+            <w:r>
+              <w:rPr>
+                <w:b/>
+                <w:sz w:val="17"/>
+              </w:rPr>
+              <w:t>46–58</w:t>
+            </w:r>
+          </w:p>
+        </w:tc>
+        <w:tc>
+          <w:tcPr>
+            <w:tcW w:type="dxa" w:w="2880"/>
+          </w:tcPr>
+          <w:p>
+            <w:pPr>
+              <w:spacing w:before="20" w:after="20"/>
+              <w:jc w:val="left"/>
+            </w:pPr>
+            <w:r>
+              <w:rPr>
+                <w:rFonts w:ascii="Consolas" w:hAnsi="Consolas"/>
+                <w:color w:val="303030"/>
+                <w:sz w:val="18"/>
+              </w:rPr>
+              <w:t>fm4_acceleration()</w:t>
+            </w:r>
+            <w:r>
+              <w:rPr>
+                <w:sz w:val="17"/>
+              </w:rPr>
+              <w:t xml:space="preserve">, which produces the full-basis cost every ceiling figure is compared </w:t>
+            </w:r>
+            <w:r>
+              <w:rPr>
+                <w:i/>
+                <w:sz w:val="17"/>
+              </w:rPr>
+              <w:t>against</w:t>
+            </w:r>
+          </w:p>
+        </w:tc>
+      </w:tr>
+    </w:tbl>
+    <w:p>
+      <w:pPr>
+        <w:spacing w:before="0" w:after="0" w:line="80" w:lineRule="exact"/>
+      </w:pPr>
+      <w:r>
+        <w:rPr>
+          <w:sz w:val="8"/>
+        </w:rPr>
+      </w:r>
+    </w:p>
+    <w:p>
+      <w:r>
+        <w:rPr>
+          <w:b/>
+        </w:rPr>
+        <w:t>The package is currently comparing a price measured at age 65 against a benefit measured at age 57.5.</w:t>
+      </w:r>
+      <w:r>
+        <w:t xml:space="preserve"> That is not like-for-like, and it is the dominant sensitivity in both F-1A and S-9. </w:t>
+      </w:r>
+      <w:r>
+        <w:rPr>
+          <w:b/>
+        </w:rPr>
+        <w:t>VRS does not publish the basis.</w:t>
+      </w:r>
+      <w:r>
+        <w:t xml:space="preserve"> FM-2 § 2.1–2.2 establishes that the actuary develops an AEC factor table annually and that it is not published; that table necessarily embeds a retirement-age assumption, and no figure in this subsection can be settled without it. </w:t>
+      </w:r>
+      <w:r>
+        <w:rPr>
+          <w:b/>
+        </w:rPr>
+        <w:t>Registered as Annex B A-30 and open item U-16, which now outranks every open item except U-01.</w:t>
+      </w:r>
+    </w:p>
+    <w:p>
+      <w:r>
+        <w:t xml:space="preserve">A sub-objection, tested rather than waved away: if the AEC is measured at the member's own </w:t>
+      </w:r>
+      <w:r>
+        <w:rPr>
+          <w:b/>
+        </w:rPr>
+        <w:t>post</w:t>
+      </w:r>
+      <w:r>
+        <w:t>-purchase unreduced age, does that smuggle the retirement-date acceleration back inside the ceiling — the one thing the statutory reading excludes? Partly, and the model carries a third basis (</w:t>
+      </w:r>
+      <w:r>
+        <w:rPr>
+          <w:b/>
+        </w:rPr>
+        <w:t>OWN0</w:t>
+      </w:r>
+      <w:r>
+        <w:t xml:space="preserve">, the member's </w:t>
+      </w:r>
+      <w:r>
+        <w:rPr>
+          <w:b/>
+        </w:rPr>
+        <w:t>pre</w:t>
+      </w:r>
+      <w:r>
+        <w:t xml:space="preserve">-purchase unreduced age) to bound it. OWN0 cuts recovery by 12–16 percentage points against OWN and roughly triples the (still small) leak, but it does not restore the NRA figures: recovery on OWN0 is 31%–45% against NRA's 10%–16%, and the aggregate leak tops out at </w:t>
+      </w:r>
+      <w:r>
+        <w:rPr>
+          <w:b/>
+        </w:rPr>
+        <w:t>$2.3M</w:t>
+      </w:r>
+      <w:r>
+        <w:t xml:space="preserve"> against </w:t>
+      </w:r>
+      <w:r>
+        <w:rPr>
+          <w:b/>
+        </w:rPr>
+        <w:t>$32.8M</w:t>
+      </w:r>
+      <w:r>
+        <w:t xml:space="preserve"> on NRA. </w:t>
+      </w:r>
+      <w:r>
+        <w:rPr>
+          <w:b/>
+        </w:rPr>
+        <w:t>The sensitivity that governs is normal-retirement-age versus own-retirement-age.</w:t>
+      </w:r>
+    </w:p>
+    <w:p>
+      <w:pPr>
+        <w:pStyle w:val="Heading4"/>
+      </w:pPr>
+      <w:r>
+        <w:t>(2) F-1A — the statutory reading of the ceiling, and what it caps recovery at</w:t>
+      </w:r>
+    </w:p>
+    <w:p>
+      <w:r>
+        <w:t xml:space="preserve">F-1A is </w:t>
+      </w:r>
+      <w:r>
+        <w:rPr>
+          <w:b/>
+        </w:rPr>
+        <w:t>correct and it reproduces exactly</w:t>
+      </w:r>
+      <w:r>
+        <w:t xml:space="preserve"> on the NRA basis. Per member, on § 4.8's own representative profiles, 2.5 years, $69,865:</w:t>
+      </w:r>
+    </w:p>
+    <w:tbl>
+      <w:tblPr>
+        <w:tblStyle w:val="TableGrid"/>
+        <w:tblW w:type="auto" w:w="0"/>
+        <w:jc w:val="left"/>
+        <w:tblLook w:firstColumn="1" w:firstRow="1" w:lastColumn="0" w:lastRow="0" w:noHBand="0" w:noVBand="1" w:val="04A0"/>
+      </w:tblPr>
+      <w:tblGrid>
+        <w:gridCol w:w="1234"/>
+        <w:gridCol w:w="1234"/>
+        <w:gridCol w:w="1234"/>
+        <w:gridCol w:w="1234"/>
+        <w:gridCol w:w="1234"/>
+        <w:gridCol w:w="1234"/>
+        <w:gridCol w:w="1234"/>
+      </w:tblGrid>
+      <w:tr>
+        <w:trPr>
+          <w:tblHeader w:val="true"/>
+        </w:trPr>
+        <w:tc>
+          <w:tcPr>
+            <w:tcW w:type="dxa" w:w="1234"/>
+          </w:tcPr>
+          <w:p>
+            <w:pPr>
+              <w:spacing w:before="20" w:after="20"/>
+              <w:jc w:val="left"/>
+            </w:pPr>
+            <w:r>
+              <w:rPr>
+                <w:b/>
+                <w:sz w:val="17"/>
+              </w:rPr>
+              <w:t>Plan</w:t>
+            </w:r>
+          </w:p>
+        </w:tc>
+        <w:tc>
+          <w:tcPr>
+            <w:tcW w:type="dxa" w:w="1234"/>
+          </w:tcPr>
+          <w:p>
+            <w:pPr>
+              <w:spacing w:before="20" w:after="20"/>
+              <w:jc w:val="right"/>
+            </w:pPr>
+            <w:r>
+              <w:rPr>
+                <w:b/>
+                <w:sz w:val="17"/>
+              </w:rPr>
+              <w:t>ANC price</w:t>
+            </w:r>
+          </w:p>
+        </w:tc>
+        <w:tc>
+          <w:tcPr>
+            <w:tcW w:type="dxa" w:w="1234"/>
+          </w:tcPr>
+          <w:p>
+            <w:pPr>
+              <w:spacing w:before="20" w:after="20"/>
+              <w:jc w:val="right"/>
+            </w:pPr>
+            <w:r>
+              <w:rPr>
+                <w:b/>
+                <w:sz w:val="17"/>
+              </w:rPr>
+              <w:t>Full cost to Fund</w:t>
+            </w:r>
+          </w:p>
+        </w:tc>
+        <w:tc>
+          <w:tcPr>
+            <w:tcW w:type="dxa" w:w="1234"/>
+          </w:tcPr>
+          <w:p>
+            <w:pPr>
+              <w:spacing w:before="20" w:after="20"/>
+              <w:jc w:val="right"/>
+            </w:pPr>
+            <w:r>
+              <w:rPr>
+                <w:b/>
+                <w:sz w:val="17"/>
+              </w:rPr>
+              <w:t>Ceiling, NRA</w:t>
+            </w:r>
+          </w:p>
+        </w:tc>
+        <w:tc>
+          <w:tcPr>
+            <w:tcW w:type="dxa" w:w="1234"/>
+          </w:tcPr>
+          <w:p>
+            <w:pPr>
+              <w:spacing w:before="20" w:after="20"/>
+              <w:jc w:val="right"/>
+            </w:pPr>
+            <w:r>
+              <w:rPr>
+                <w:b/>
+                <w:sz w:val="17"/>
+              </w:rPr>
+              <w:t>Max recovery, NRA</w:t>
+            </w:r>
+          </w:p>
+        </w:tc>
+        <w:tc>
+          <w:tcPr>
+            <w:tcW w:type="dxa" w:w="1234"/>
+          </w:tcPr>
+          <w:p>
+            <w:pPr>
+              <w:spacing w:before="20" w:after="20"/>
+              <w:jc w:val="right"/>
+            </w:pPr>
+            <w:r>
+              <w:rPr>
+                <w:b/>
+                <w:sz w:val="17"/>
+              </w:rPr>
+              <w:t>Ceiling, OWN</w:t>
+            </w:r>
+          </w:p>
+        </w:tc>
+        <w:tc>
+          <w:tcPr>
+            <w:tcW w:type="dxa" w:w="1234"/>
+          </w:tcPr>
+          <w:p>
+            <w:pPr>
+              <w:spacing w:before="20" w:after="20"/>
+              <w:jc w:val="right"/>
+            </w:pPr>
+            <w:r>
+              <w:rPr>
+                <w:b/>
+                <w:sz w:val="17"/>
+              </w:rPr>
+              <w:t>Max recovery, OWN</w:t>
+            </w:r>
+          </w:p>
+        </w:tc>
+      </w:tr>
+      <w:tr>
+        <w:tc>
+          <w:tcPr>
+            <w:tcW w:type="dxa" w:w="1234"/>
+          </w:tcPr>
+          <w:p>
+            <w:pPr>
+              <w:spacing w:before="20" w:after="20"/>
+              <w:jc w:val="left"/>
+            </w:pPr>
+            <w:r>
+              <w:rPr>
+                <w:sz w:val="17"/>
+              </w:rPr>
+              <w:t>Plan 1</w:t>
+            </w:r>
+          </w:p>
+        </w:tc>
+        <w:tc>
+          <w:tcPr>
+            <w:tcW w:type="dxa" w:w="1234"/>
+          </w:tcPr>
+          <w:p>
+            <w:pPr>
+              <w:spacing w:before="20" w:after="20"/>
+              <w:jc w:val="right"/>
+            </w:pPr>
+            <w:r>
+              <w:rPr>
+                <w:sz w:val="17"/>
+              </w:rPr>
+              <w:t>$21,833</w:t>
+            </w:r>
+          </w:p>
+        </w:tc>
+        <w:tc>
+          <w:tcPr>
+            <w:tcW w:type="dxa" w:w="1234"/>
+          </w:tcPr>
+          <w:p>
+            <w:pPr>
+              <w:spacing w:before="20" w:after="20"/>
+              <w:jc w:val="right"/>
+            </w:pPr>
+            <w:r>
+              <w:rPr>
+                <w:sz w:val="17"/>
+              </w:rPr>
+              <w:t>$69,800</w:t>
+            </w:r>
+          </w:p>
+        </w:tc>
+        <w:tc>
+          <w:tcPr>
+            <w:tcW w:type="dxa" w:w="1234"/>
+          </w:tcPr>
+          <w:p>
+            <w:pPr>
+              <w:spacing w:before="20" w:after="20"/>
+              <w:jc w:val="right"/>
+            </w:pPr>
+            <w:r>
+              <w:rPr>
+                <w:sz w:val="17"/>
+              </w:rPr>
+              <w:t>$29,483</w:t>
+            </w:r>
+          </w:p>
+        </w:tc>
+        <w:tc>
+          <w:tcPr>
+            <w:tcW w:type="dxa" w:w="1234"/>
+          </w:tcPr>
+          <w:p>
+            <w:pPr>
+              <w:spacing w:before="20" w:after="20"/>
+              <w:jc w:val="right"/>
+            </w:pPr>
+            <w:r>
+              <w:rPr>
+                <w:b/>
+                <w:sz w:val="17"/>
+              </w:rPr>
+              <w:t>16%</w:t>
+            </w:r>
+          </w:p>
+        </w:tc>
+        <w:tc>
+          <w:tcPr>
+            <w:tcW w:type="dxa" w:w="1234"/>
+          </w:tcPr>
+          <w:p>
+            <w:pPr>
+              <w:spacing w:before="20" w:after="20"/>
+              <w:jc w:val="right"/>
+            </w:pPr>
+            <w:r>
+              <w:rPr>
+                <w:sz w:val="17"/>
+              </w:rPr>
+              <w:t>$45,560</w:t>
+            </w:r>
+          </w:p>
+        </w:tc>
+        <w:tc>
+          <w:tcPr>
+            <w:tcW w:type="dxa" w:w="1234"/>
+          </w:tcPr>
+          <w:p>
+            <w:pPr>
+              <w:spacing w:before="20" w:after="20"/>
+              <w:jc w:val="right"/>
+            </w:pPr>
+            <w:r>
+              <w:rPr>
+                <w:sz w:val="17"/>
+              </w:rPr>
+              <w:t>49%</w:t>
+            </w:r>
+          </w:p>
+        </w:tc>
+      </w:tr>
+      <w:tr>
+        <w:tc>
+          <w:tcPr>
+            <w:tcW w:type="dxa" w:w="1234"/>
+          </w:tcPr>
+          <w:p>
+            <w:pPr>
+              <w:spacing w:before="20" w:after="20"/>
+              <w:jc w:val="left"/>
+            </w:pPr>
+            <w:r>
+              <w:rPr>
+                <w:sz w:val="17"/>
+              </w:rPr>
+              <w:t>Plan 2</w:t>
+            </w:r>
+          </w:p>
+        </w:tc>
+        <w:tc>
+          <w:tcPr>
+            <w:tcW w:type="dxa" w:w="1234"/>
+          </w:tcPr>
+          <w:p>
+            <w:pPr>
+              <w:spacing w:before="20" w:after="20"/>
+              <w:jc w:val="right"/>
+            </w:pPr>
+            <w:r>
+              <w:rPr>
+                <w:sz w:val="17"/>
+              </w:rPr>
+              <w:t>$18,759</w:t>
+            </w:r>
+          </w:p>
+        </w:tc>
+        <w:tc>
+          <w:tcPr>
+            <w:tcW w:type="dxa" w:w="1234"/>
+          </w:tcPr>
+          <w:p>
+            <w:pPr>
+              <w:spacing w:before="20" w:after="20"/>
+              <w:jc w:val="right"/>
+            </w:pPr>
+            <w:r>
+              <w:rPr>
+                <w:sz w:val="17"/>
+              </w:rPr>
+              <w:t>$35,933</w:t>
+            </w:r>
+          </w:p>
+        </w:tc>
+        <w:tc>
+          <w:tcPr>
+            <w:tcW w:type="dxa" w:w="1234"/>
+          </w:tcPr>
+          <w:p>
+            <w:pPr>
+              <w:spacing w:before="20" w:after="20"/>
+              <w:jc w:val="right"/>
+            </w:pPr>
+            <w:r>
+              <w:rPr>
+                <w:sz w:val="17"/>
+              </w:rPr>
+              <w:t>$20,561</w:t>
+            </w:r>
+          </w:p>
+        </w:tc>
+        <w:tc>
+          <w:tcPr>
+            <w:tcW w:type="dxa" w:w="1234"/>
+          </w:tcPr>
+          <w:p>
+            <w:pPr>
+              <w:spacing w:before="20" w:after="20"/>
+              <w:jc w:val="right"/>
+            </w:pPr>
+            <w:r>
+              <w:rPr>
+                <w:b/>
+                <w:sz w:val="17"/>
+              </w:rPr>
+              <w:t>10%</w:t>
+            </w:r>
+          </w:p>
+        </w:tc>
+        <w:tc>
+          <w:tcPr>
+            <w:tcW w:type="dxa" w:w="1234"/>
+          </w:tcPr>
+          <w:p>
+            <w:pPr>
+              <w:spacing w:before="20" w:after="20"/>
+              <w:jc w:val="right"/>
+            </w:pPr>
+            <w:r>
+              <w:rPr>
+                <w:sz w:val="17"/>
+              </w:rPr>
+              <w:t>$28,480</w:t>
+            </w:r>
+          </w:p>
+        </w:tc>
+        <w:tc>
+          <w:tcPr>
+            <w:tcW w:type="dxa" w:w="1234"/>
+          </w:tcPr>
+          <w:p>
+            <w:pPr>
+              <w:spacing w:before="20" w:after="20"/>
+              <w:jc w:val="right"/>
+            </w:pPr>
+            <w:r>
+              <w:rPr>
+                <w:sz w:val="17"/>
+              </w:rPr>
+              <w:t>57%</w:t>
+            </w:r>
+          </w:p>
+        </w:tc>
+      </w:tr>
+      <w:tr>
+        <w:tc>
+          <w:tcPr>
+            <w:tcW w:type="dxa" w:w="1234"/>
+          </w:tcPr>
+          <w:p>
+            <w:pPr>
+              <w:spacing w:before="20" w:after="20"/>
+              <w:jc w:val="left"/>
+            </w:pPr>
+            <w:r>
+              <w:rPr>
+                <w:sz w:val="17"/>
+              </w:rPr>
+              <w:t>Hybrid</w:t>
+            </w:r>
+          </w:p>
+        </w:tc>
+        <w:tc>
+          <w:tcPr>
+            <w:tcW w:type="dxa" w:w="1234"/>
+          </w:tcPr>
+          <w:p>
+            <w:pPr>
+              <w:spacing w:before="20" w:after="20"/>
+              <w:jc w:val="right"/>
+            </w:pPr>
+            <w:r>
+              <w:rPr>
+                <w:sz w:val="17"/>
+              </w:rPr>
+              <w:t>$11,667</w:t>
+            </w:r>
+          </w:p>
+        </w:tc>
+        <w:tc>
+          <w:tcPr>
+            <w:tcW w:type="dxa" w:w="1234"/>
+          </w:tcPr>
+          <w:p>
+            <w:pPr>
+              <w:spacing w:before="20" w:after="20"/>
+              <w:jc w:val="right"/>
+            </w:pPr>
+            <w:r>
+              <w:rPr>
+                <w:sz w:val="17"/>
+              </w:rPr>
+              <w:t>$18,446</w:t>
+            </w:r>
+          </w:p>
+        </w:tc>
+        <w:tc>
+          <w:tcPr>
+            <w:tcW w:type="dxa" w:w="1234"/>
+          </w:tcPr>
+          <w:p>
+            <w:pPr>
+              <w:spacing w:before="20" w:after="20"/>
+              <w:jc w:val="right"/>
+            </w:pPr>
+            <w:r>
+              <w:rPr>
+                <w:sz w:val="17"/>
+              </w:rPr>
+              <w:t>$12,461</w:t>
+            </w:r>
+          </w:p>
+        </w:tc>
+        <w:tc>
+          <w:tcPr>
+            <w:tcW w:type="dxa" w:w="1234"/>
+          </w:tcPr>
+          <w:p>
+            <w:pPr>
+              <w:spacing w:before="20" w:after="20"/>
+              <w:jc w:val="right"/>
+            </w:pPr>
+            <w:r>
+              <w:rPr>
+                <w:b/>
+                <w:sz w:val="17"/>
+              </w:rPr>
+              <w:t>12%</w:t>
+            </w:r>
+          </w:p>
+        </w:tc>
+        <w:tc>
+          <w:tcPr>
+            <w:tcW w:type="dxa" w:w="1234"/>
+          </w:tcPr>
+          <w:p>
+            <w:pPr>
+              <w:spacing w:before="20" w:after="20"/>
+              <w:jc w:val="right"/>
+            </w:pPr>
+            <w:r>
+              <w:rPr>
+                <w:sz w:val="17"/>
+              </w:rPr>
+              <w:t>$14,872</w:t>
+            </w:r>
+          </w:p>
+        </w:tc>
+        <w:tc>
+          <w:tcPr>
+            <w:tcW w:type="dxa" w:w="1234"/>
+          </w:tcPr>
+          <w:p>
+            <w:pPr>
+              <w:spacing w:before="20" w:after="20"/>
+              <w:jc w:val="right"/>
+            </w:pPr>
+            <w:r>
+              <w:rPr>
+                <w:sz w:val="17"/>
+              </w:rPr>
+              <w:t>47%</w:t>
+            </w:r>
+          </w:p>
+        </w:tc>
+      </w:tr>
+    </w:tbl>
+    <w:p>
+      <w:pPr>
+        <w:spacing w:before="0" w:after="0" w:line="80" w:lineRule="exact"/>
+      </w:pPr>
+      <w:r>
+        <w:rPr>
+          <w:sz w:val="8"/>
+        </w:rPr>
+      </w:r>
+    </w:p>
+    <w:p>
+      <w:r>
+        <w:rPr>
+          <w:b/>
+        </w:rPr>
+        <w:t>One correction to how F-1A's number must be used.</w:t>
+      </w:r>
+      <w:r>
+        <w:t xml:space="preserve"> 10%–16% is a </w:t>
+      </w:r>
+      <w:r>
+        <w:rPr>
+          <w:b/>
+        </w:rPr>
+        <w:t>per-member</w:t>
+      </w:r>
+      <w:r>
+        <w:t xml:space="preserve"> figure on three profiles. § 4.8.1's band is a </w:t>
+      </w:r>
+      <w:r>
+        <w:rPr>
+          <w:b/>
+        </w:rPr>
+        <w:t>class</w:t>
+      </w:r>
+      <w:r>
+        <w:t xml:space="preserve"> band, so the two are not comparable and the 10%–16% must not be dropped into § 4.8.1's table as though it were. Re-running § 4.8.1's own 60-class sweep with the ceiling set to the statutory AEC gives the comparable figure:</w:t>
+      </w:r>
+    </w:p>
+    <w:tbl>
+      <w:tblPr>
+        <w:tblStyle w:val="TableGrid"/>
+        <w:tblW w:type="auto" w:w="0"/>
+        <w:jc w:val="left"/>
+        <w:tblLook w:firstColumn="1" w:firstRow="1" w:lastColumn="0" w:lastRow="0" w:noHBand="0" w:noVBand="1" w:val="04A0"/>
+      </w:tblPr>
+      <w:tblGrid>
+        <w:gridCol w:w="1728"/>
+        <w:gridCol w:w="1728"/>
+        <w:gridCol w:w="1728"/>
+        <w:gridCol w:w="1728"/>
+        <w:gridCol w:w="1728"/>
+      </w:tblGrid>
+      <w:tr>
+        <w:trPr>
+          <w:tblHeader w:val="true"/>
+        </w:trPr>
+        <w:tc>
+          <w:tcPr>
+            <w:tcW w:type="dxa" w:w="1728"/>
+          </w:tcPr>
+          <w:p>
+            <w:pPr>
+              <w:spacing w:before="20" w:after="20"/>
+              <w:jc w:val="left"/>
+            </w:pPr>
+            <w:r>
+              <w:rPr>
+                <w:b/>
+                <w:sz w:val="17"/>
+              </w:rPr>
+              <w:t>Basis</w:t>
+            </w:r>
+          </w:p>
+        </w:tc>
+        <w:tc>
+          <w:tcPr>
+            <w:tcW w:type="dxa" w:w="1728"/>
+          </w:tcPr>
+          <w:p>
+            <w:pPr>
+              <w:spacing w:before="20" w:after="20"/>
+              <w:jc w:val="right"/>
+            </w:pPr>
+            <w:r>
+              <w:rPr>
+                <w:b/>
+                <w:sz w:val="17"/>
+              </w:rPr>
+              <w:t>Classes</w:t>
+            </w:r>
+          </w:p>
+        </w:tc>
+        <w:tc>
+          <w:tcPr>
+            <w:tcW w:type="dxa" w:w="1728"/>
+          </w:tcPr>
+          <w:p>
+            <w:pPr>
+              <w:spacing w:before="20" w:after="20"/>
+              <w:jc w:val="right"/>
+            </w:pPr>
+            <w:r>
+              <w:rPr>
+                <w:b/>
+                <w:sz w:val="17"/>
+              </w:rPr>
+              <w:t>Recovery band</w:t>
+            </w:r>
+          </w:p>
+        </w:tc>
+        <w:tc>
+          <w:tcPr>
+            <w:tcW w:type="dxa" w:w="1728"/>
+          </w:tcPr>
+          <w:p>
+            <w:pPr>
+              <w:spacing w:before="20" w:after="20"/>
+              <w:jc w:val="right"/>
+            </w:pPr>
+            <w:r>
+              <w:rPr>
+                <w:b/>
+                <w:sz w:val="17"/>
+              </w:rPr>
+              <w:t>Class mean</w:t>
+            </w:r>
+          </w:p>
+        </w:tc>
+        <w:tc>
+          <w:tcPr>
+            <w:tcW w:type="dxa" w:w="1728"/>
+          </w:tcPr>
+          <w:p>
+            <w:pPr>
+              <w:spacing w:before="20" w:after="20"/>
+              <w:jc w:val="right"/>
+            </w:pPr>
+            <w:r>
+              <w:rPr>
+                <w:b/>
+                <w:sz w:val="17"/>
+              </w:rPr>
+              <w:t>Classes where the published ANC price exceeds the lowest member's ceiling</w:t>
+            </w:r>
+          </w:p>
+        </w:tc>
+      </w:tr>
+      <w:tr>
+        <w:tc>
+          <w:tcPr>
+            <w:tcW w:type="dxa" w:w="1728"/>
+          </w:tcPr>
+          <w:p>
+            <w:pPr>
+              <w:spacing w:before="20" w:after="20"/>
+              <w:jc w:val="left"/>
+            </w:pPr>
+            <w:r>
+              <w:rPr>
+                <w:b/>
+                <w:sz w:val="17"/>
+              </w:rPr>
+              <w:t>NRA</w:t>
+            </w:r>
+          </w:p>
+        </w:tc>
+        <w:tc>
+          <w:tcPr>
+            <w:tcW w:type="dxa" w:w="1728"/>
+          </w:tcPr>
+          <w:p>
+            <w:pPr>
+              <w:spacing w:before="20" w:after="20"/>
+              <w:jc w:val="right"/>
+            </w:pPr>
+            <w:r>
+              <w:rPr>
+                <w:sz w:val="17"/>
+              </w:rPr>
+              <w:t>60</w:t>
+            </w:r>
+          </w:p>
+        </w:tc>
+        <w:tc>
+          <w:tcPr>
+            <w:tcW w:type="dxa" w:w="1728"/>
+          </w:tcPr>
+          <w:p>
+            <w:pPr>
+              <w:spacing w:before="20" w:after="20"/>
+              <w:jc w:val="right"/>
+            </w:pPr>
+            <w:r>
+              <w:rPr>
+                <w:sz w:val="17"/>
+              </w:rPr>
+              <w:t>0% – 83%</w:t>
+            </w:r>
+          </w:p>
+        </w:tc>
+        <w:tc>
+          <w:tcPr>
+            <w:tcW w:type="dxa" w:w="1728"/>
+          </w:tcPr>
+          <w:p>
+            <w:pPr>
+              <w:spacing w:before="20" w:after="20"/>
+              <w:jc w:val="right"/>
+            </w:pPr>
+            <w:r>
+              <w:rPr>
+                <w:b/>
+                <w:sz w:val="17"/>
+              </w:rPr>
+              <w:t>22%</w:t>
+            </w:r>
+          </w:p>
+        </w:tc>
+        <w:tc>
+          <w:tcPr>
+            <w:tcW w:type="dxa" w:w="1728"/>
+          </w:tcPr>
+          <w:p>
+            <w:pPr>
+              <w:spacing w:before="20" w:after="20"/>
+              <w:jc w:val="right"/>
+            </w:pPr>
+            <w:r>
+              <w:rPr>
+                <w:b/>
+                <w:sz w:val="17"/>
+              </w:rPr>
+              <w:t>24 of 60</w:t>
+            </w:r>
+          </w:p>
+        </w:tc>
+      </w:tr>
+      <w:tr>
+        <w:tc>
+          <w:tcPr>
+            <w:tcW w:type="dxa" w:w="1728"/>
+          </w:tcPr>
+          <w:p>
+            <w:pPr>
+              <w:spacing w:before="20" w:after="20"/>
+              <w:jc w:val="left"/>
+            </w:pPr>
+            <w:r>
+              <w:rPr>
+                <w:b/>
+                <w:sz w:val="17"/>
+              </w:rPr>
+              <w:t>OWN</w:t>
+            </w:r>
+          </w:p>
+        </w:tc>
+        <w:tc>
+          <w:tcPr>
+            <w:tcW w:type="dxa" w:w="1728"/>
+          </w:tcPr>
+          <w:p>
+            <w:pPr>
+              <w:spacing w:before="20" w:after="20"/>
+              <w:jc w:val="right"/>
+            </w:pPr>
+            <w:r>
+              <w:rPr>
+                <w:sz w:val="17"/>
+              </w:rPr>
+              <w:t>60</w:t>
+            </w:r>
+          </w:p>
+        </w:tc>
+        <w:tc>
+          <w:tcPr>
+            <w:tcW w:type="dxa" w:w="1728"/>
+          </w:tcPr>
+          <w:p>
+            <w:pPr>
+              <w:spacing w:before="20" w:after="20"/>
+              <w:jc w:val="right"/>
+            </w:pPr>
+            <w:r>
+              <w:rPr>
+                <w:sz w:val="17"/>
+              </w:rPr>
+              <w:t>0% – 96%</w:t>
+            </w:r>
+          </w:p>
+        </w:tc>
+        <w:tc>
+          <w:tcPr>
+            <w:tcW w:type="dxa" w:w="1728"/>
+          </w:tcPr>
+          <w:p>
+            <w:pPr>
+              <w:spacing w:before="20" w:after="20"/>
+              <w:jc w:val="right"/>
+            </w:pPr>
+            <w:r>
+              <w:rPr>
+                <w:b/>
+                <w:sz w:val="17"/>
+              </w:rPr>
+              <w:t>48%</w:t>
+            </w:r>
+          </w:p>
+        </w:tc>
+        <w:tc>
+          <w:tcPr>
+            <w:tcW w:type="dxa" w:w="1728"/>
+          </w:tcPr>
+          <w:p>
+            <w:pPr>
+              <w:spacing w:before="20" w:after="20"/>
+              <w:jc w:val="right"/>
+            </w:pPr>
+            <w:r>
+              <w:rPr>
+                <w:sz w:val="17"/>
+              </w:rPr>
+              <w:t>6 of 60</w:t>
+            </w:r>
+          </w:p>
+        </w:tc>
+      </w:tr>
+      <w:tr>
+        <w:tc>
+          <w:tcPr>
+            <w:tcW w:type="dxa" w:w="1728"/>
+          </w:tcPr>
+          <w:p>
+            <w:pPr>
+              <w:spacing w:before="20" w:after="20"/>
+              <w:jc w:val="left"/>
+            </w:pPr>
+            <w:r>
+              <w:rPr>
+                <w:i/>
+                <w:sz w:val="17"/>
+              </w:rPr>
+              <w:t>FULL — the full-cost reading, § 4.8.1's own</w:t>
+            </w:r>
+          </w:p>
+        </w:tc>
+        <w:tc>
+          <w:tcPr>
+            <w:tcW w:type="dxa" w:w="1728"/>
+          </w:tcPr>
+          <w:p>
+            <w:pPr>
+              <w:spacing w:before="20" w:after="20"/>
+              <w:jc w:val="right"/>
+            </w:pPr>
+            <w:r>
+              <w:rPr>
+                <w:i/>
+                <w:sz w:val="17"/>
+              </w:rPr>
+              <w:t>60</w:t>
+            </w:r>
+          </w:p>
+        </w:tc>
+        <w:tc>
+          <w:tcPr>
+            <w:tcW w:type="dxa" w:w="1728"/>
+          </w:tcPr>
+          <w:p>
+            <w:pPr>
+              <w:spacing w:before="20" w:after="20"/>
+              <w:jc w:val="right"/>
+            </w:pPr>
+            <w:r>
+              <w:rPr>
+                <w:i/>
+                <w:sz w:val="17"/>
+              </w:rPr>
+              <w:t>0% – 96%</w:t>
+            </w:r>
+          </w:p>
+        </w:tc>
+        <w:tc>
+          <w:tcPr>
+            <w:tcW w:type="dxa" w:w="1728"/>
+          </w:tcPr>
+          <w:p>
+            <w:pPr>
+              <w:spacing w:before="20" w:after="20"/>
+              <w:jc w:val="right"/>
+            </w:pPr>
+            <w:r>
+              <w:rPr>
+                <w:i/>
+                <w:sz w:val="17"/>
+              </w:rPr>
+              <w:t>63%</w:t>
+            </w:r>
+          </w:p>
+        </w:tc>
+        <w:tc>
+          <w:tcPr>
+            <w:tcW w:type="dxa" w:w="1728"/>
+          </w:tcPr>
+          <w:p>
+            <w:pPr>
+              <w:spacing w:before="20" w:after="20"/>
+              <w:jc w:val="right"/>
+            </w:pPr>
+            <w:r>
+              <w:rPr>
+                <w:i/>
+                <w:sz w:val="17"/>
+              </w:rPr>
+              <w:t>4 of 60</w:t>
+            </w:r>
+          </w:p>
+        </w:tc>
+      </w:tr>
+    </w:tbl>
+    <w:p>
+      <w:pPr>
+        <w:spacing w:before="0" w:after="0" w:line="80" w:lineRule="exact"/>
+      </w:pPr>
+      <w:r>
+        <w:rPr>
+          <w:sz w:val="8"/>
+        </w:rPr>
+      </w:r>
+    </w:p>
+    <w:p>
+      <w:r>
+        <w:t xml:space="preserve">The FULL row is a </w:t>
+      </w:r>
+      <w:r>
+        <w:rPr>
+          <w:b/>
+        </w:rPr>
+        <w:t>control, not a result</w:t>
+      </w:r>
+      <w:r>
+        <w:t xml:space="preserve">: </w:t>
+      </w:r>
+      <w:r>
+        <w:rPr>
+          <w:rFonts w:ascii="Consolas" w:hAnsi="Consolas"/>
+          <w:color w:val="303030"/>
+          <w:sz w:val="18"/>
+        </w:rPr>
+        <w:t>s9_subanc_leak.py</w:t>
+      </w:r>
+      <w:r>
+        <w:t xml:space="preserve"> runs the full-cost reading through the identical sweep, and it reproduces § 4.8.1's published band — 0%–96% by class, per-plan means 59% / 66% / 65%, four classes breached by the baseline price — and </w:t>
+      </w:r>
+      <w:r>
+        <w:rPr>
+          <w:rFonts w:ascii="Consolas" w:hAnsi="Consolas"/>
+          <w:color w:val="303030"/>
+          <w:sz w:val="18"/>
+        </w:rPr>
+        <w:t>f1_lawful_class_rate.py</w:t>
+      </w:r>
+      <w:r>
+        <w:t xml:space="preserve">'s residual to the dollar. So the NRA and OWN rows differ from § 4.8.1 because of the </w:t>
+      </w:r>
+      <w:r>
+        <w:rPr>
+          <w:i/>
+        </w:rPr>
+        <w:t>reading</w:t>
+      </w:r>
+      <w:r>
+        <w:t>, not because of the machinery.</w:t>
+      </w:r>
+    </w:p>
+    <w:p>
+      <w:r>
+        <w:t xml:space="preserve">Residual PV at 20% take-up, all readings side by side, on the </w:t>
+      </w:r>
+      <w:r>
+        <w:rPr>
+          <w:b/>
+        </w:rPr>
+        <w:t>S-3-corrected pool</w:t>
+      </w:r>
+      <w:r>
+        <w:t xml:space="preserve"> (11,565 – 24,036):</w:t>
+      </w:r>
+    </w:p>
+    <w:tbl>
+      <w:tblPr>
+        <w:tblStyle w:val="TableGrid"/>
+        <w:tblW w:type="auto" w:w="0"/>
+        <w:jc w:val="left"/>
+        <w:tblLook w:firstColumn="1" w:firstRow="1" w:lastColumn="0" w:lastRow="0" w:noHBand="0" w:noVBand="1" w:val="04A0"/>
+      </w:tblPr>
+      <w:tblGrid>
+        <w:gridCol w:w="4320"/>
+        <w:gridCol w:w="4320"/>
+      </w:tblGrid>
+      <w:tr>
+        <w:trPr>
+          <w:tblHeader w:val="true"/>
+        </w:trPr>
+        <w:tc>
+          <w:tcPr>
+            <w:tcW w:type="dxa" w:w="4320"/>
+          </w:tcPr>
+          <w:p>
+            <w:pPr>
+              <w:spacing w:before="20" w:after="20"/>
+              <w:jc w:val="left"/>
+            </w:pPr>
+            <w:r>
+              <w:rPr>
+                <w:b/>
+                <w:sz w:val="17"/>
+              </w:rPr>
+              <w:t>Setting</w:t>
+            </w:r>
+          </w:p>
+        </w:tc>
+        <w:tc>
+          <w:tcPr>
+            <w:tcW w:type="dxa" w:w="4320"/>
+          </w:tcPr>
+          <w:p>
+            <w:pPr>
+              <w:spacing w:before="20" w:after="20"/>
+              <w:jc w:val="right"/>
+            </w:pPr>
+            <w:r>
+              <w:rPr>
+                <w:b/>
+                <w:sz w:val="17"/>
+              </w:rPr>
+              <w:t>Residual PV, low pool – high pool</w:t>
+            </w:r>
+          </w:p>
+        </w:tc>
+      </w:tr>
+      <w:tr>
+        <w:tc>
+          <w:tcPr>
+            <w:tcW w:type="dxa" w:w="4320"/>
+          </w:tcPr>
+          <w:p>
+            <w:pPr>
+              <w:spacing w:before="20" w:after="20"/>
+              <w:jc w:val="left"/>
+            </w:pPr>
+            <w:r>
+              <w:rPr>
+                <w:sz w:val="17"/>
+              </w:rPr>
+              <w:t>0% — no schedule adopted</w:t>
+            </w:r>
+          </w:p>
+        </w:tc>
+        <w:tc>
+          <w:tcPr>
+            <w:tcW w:type="dxa" w:w="4320"/>
+          </w:tcPr>
+          <w:p>
+            <w:pPr>
+              <w:spacing w:before="20" w:after="20"/>
+              <w:jc w:val="right"/>
+            </w:pPr>
+            <w:r>
+              <w:rPr>
+                <w:sz w:val="17"/>
+              </w:rPr>
+              <w:t>$57.0M – $110.9M</w:t>
+            </w:r>
+          </w:p>
+        </w:tc>
+      </w:tr>
+      <w:tr>
+        <w:tc>
+          <w:tcPr>
+            <w:tcW w:type="dxa" w:w="4320"/>
+          </w:tcPr>
+          <w:p>
+            <w:pPr>
+              <w:spacing w:before="20" w:after="20"/>
+              <w:jc w:val="left"/>
+            </w:pPr>
+            <w:r>
+              <w:rPr>
+                <w:sz w:val="17"/>
+              </w:rPr>
+              <w:t>Statutory reading, NRA, per member (red team § 10.1)</w:t>
+            </w:r>
+          </w:p>
+        </w:tc>
+        <w:tc>
+          <w:tcPr>
+            <w:tcW w:type="dxa" w:w="4320"/>
+          </w:tcPr>
+          <w:p>
+            <w:pPr>
+              <w:spacing w:before="20" w:after="20"/>
+              <w:jc w:val="right"/>
+            </w:pPr>
+            <w:r>
+              <w:rPr>
+                <w:sz w:val="17"/>
+              </w:rPr>
+              <w:t>$48.6M – $94.8M</w:t>
+            </w:r>
+          </w:p>
+        </w:tc>
+      </w:tr>
+      <w:tr>
+        <w:tc>
+          <w:tcPr>
+            <w:tcW w:type="dxa" w:w="4320"/>
+          </w:tcPr>
+          <w:p>
+            <w:pPr>
+              <w:spacing w:before="20" w:after="20"/>
+              <w:jc w:val="left"/>
+            </w:pPr>
+            <w:r>
+              <w:rPr>
+                <w:b/>
+                <w:sz w:val="17"/>
+              </w:rPr>
+              <w:t>Statutory reading, NRA, class mean — uniformity compounded</w:t>
+            </w:r>
+          </w:p>
+        </w:tc>
+        <w:tc>
+          <w:tcPr>
+            <w:tcW w:type="dxa" w:w="4320"/>
+          </w:tcPr>
+          <w:p>
+            <w:pPr>
+              <w:spacing w:before="20" w:after="20"/>
+              <w:jc w:val="right"/>
+            </w:pPr>
+            <w:r>
+              <w:rPr>
+                <w:b/>
+                <w:sz w:val="17"/>
+              </w:rPr>
+              <w:t>$43.2M – $84.2M</w:t>
+            </w:r>
+          </w:p>
+        </w:tc>
+      </w:tr>
+      <w:tr>
+        <w:tc>
+          <w:tcPr>
+            <w:tcW w:type="dxa" w:w="4320"/>
+          </w:tcPr>
+          <w:p>
+            <w:pPr>
+              <w:spacing w:before="20" w:after="20"/>
+              <w:jc w:val="left"/>
+            </w:pPr>
+            <w:r>
+              <w:rPr>
+                <w:sz w:val="17"/>
+              </w:rPr>
+              <w:t>Statutory reading, OWN, class mean</w:t>
+            </w:r>
+          </w:p>
+        </w:tc>
+        <w:tc>
+          <w:tcPr>
+            <w:tcW w:type="dxa" w:w="4320"/>
+          </w:tcPr>
+          <w:p>
+            <w:pPr>
+              <w:spacing w:before="20" w:after="20"/>
+              <w:jc w:val="right"/>
+            </w:pPr>
+            <w:r>
+              <w:rPr>
+                <w:sz w:val="17"/>
+              </w:rPr>
+              <w:t>$28.1M – $55.0M</w:t>
+            </w:r>
+          </w:p>
+        </w:tc>
+      </w:tr>
+      <w:tr>
+        <w:tc>
+          <w:tcPr>
+            <w:tcW w:type="dxa" w:w="4320"/>
+          </w:tcPr>
+          <w:p>
+            <w:pPr>
+              <w:spacing w:before="20" w:after="20"/>
+              <w:jc w:val="left"/>
+            </w:pPr>
+            <w:r>
+              <w:rPr>
+                <w:sz w:val="17"/>
+              </w:rPr>
+              <w:t>Full-cost reading, class mean (§ 4.8.1's figure, restated)</w:t>
+            </w:r>
+          </w:p>
+        </w:tc>
+        <w:tc>
+          <w:tcPr>
+            <w:tcW w:type="dxa" w:w="4320"/>
+          </w:tcPr>
+          <w:p>
+            <w:pPr>
+              <w:spacing w:before="20" w:after="20"/>
+              <w:jc w:val="right"/>
+            </w:pPr>
+            <w:r>
+              <w:rPr>
+                <w:sz w:val="17"/>
+              </w:rPr>
+              <w:t>$22.4M – $43.5M</w:t>
+            </w:r>
+          </w:p>
+        </w:tc>
+      </w:tr>
+      <w:tr>
+        <w:tc>
+          <w:tcPr>
+            <w:tcW w:type="dxa" w:w="4320"/>
+          </w:tcPr>
+          <w:p>
+            <w:pPr>
+              <w:spacing w:before="20" w:after="20"/>
+              <w:jc w:val="left"/>
+            </w:pPr>
+            <w:r>
+              <w:rPr>
+                <w:sz w:val="17"/>
+              </w:rPr>
+              <w:t>100% individualised</w:t>
+            </w:r>
+          </w:p>
+        </w:tc>
+        <w:tc>
+          <w:tcPr>
+            <w:tcW w:type="dxa" w:w="4320"/>
+          </w:tcPr>
+          <w:p>
+            <w:pPr>
+              <w:spacing w:before="20" w:after="20"/>
+              <w:jc w:val="right"/>
+            </w:pPr>
+            <w:r>
+              <w:rPr>
+                <w:sz w:val="17"/>
+              </w:rPr>
+              <w:t xml:space="preserve">$0 — </w:t>
+            </w:r>
+            <w:r>
+              <w:rPr>
+                <w:b/>
+                <w:sz w:val="17"/>
+              </w:rPr>
+              <w:t>not lawful</w:t>
+            </w:r>
+          </w:p>
+        </w:tc>
+      </w:tr>
+    </w:tbl>
+    <w:p>
+      <w:pPr>
+        <w:spacing w:before="0" w:after="0" w:line="80" w:lineRule="exact"/>
+      </w:pPr>
+      <w:r>
+        <w:rPr>
+          <w:sz w:val="8"/>
+        </w:rPr>
+      </w:r>
+    </w:p>
+    <w:p>
+      <w:r>
+        <w:rPr>
+          <w:b/>
+        </w:rPr>
+        <w:t>The red team's expectation holds on the NRA basis and dissolves on the OWN basis.</w:t>
+      </w:r>
+      <w:r>
+        <w:t xml:space="preserve"> On NRA the statutory reading pushes the residual most of the way back to the 0% row — </w:t>
+      </w:r>
+      <w:r>
+        <w:rPr>
+          <w:b/>
+        </w:rPr>
+        <w:t>$43M–$84M against $22M–$44M, where doing nothing at all costs $57M–$111M</w:t>
+      </w:r>
+      <w:r>
+        <w:t xml:space="preserve"> — and the compounding the red team describes is visible in the "24 of 60" column: uniformity pins each class price at the class's lowest ceiling, that ceiling is below the published rate in 40% of classes, so in those classes recovery is 0% </w:t>
+      </w:r>
+      <w:r>
+        <w:rPr>
+          <w:i/>
+        </w:rPr>
+        <w:t>and</w:t>
+      </w:r>
+      <w:r>
+        <w:t xml:space="preserve"> the baseline is unlawful. On OWN the two readings converge, because the ceiling then sits above the published price for most members and uniformity is the only constraint that bites — which is F-1 exactly as § 4.8.1 already publishes it.</w:t>
+      </w:r>
+    </w:p>
+    <w:p>
+      <w:pPr>
+        <w:pStyle w:val="Heading4"/>
+      </w:pPr>
+      <w:r>
+        <w:t>(3) S-9 — pricing the downward leg</w:t>
+      </w:r>
+    </w:p>
+    <w:p>
+      <w:r>
+        <w:t xml:space="preserve">S-9 is </w:t>
+      </w:r>
+      <w:r>
+        <w:rPr>
+          <w:b/>
+        </w:rPr>
+        <w:t>right as a drafting defect</w:t>
+      </w:r>
+      <w:r>
+        <w:t xml:space="preserve">: the drafted ceiling is a cap with no floor, so wherever the member's own AEC is below the published approximate normal cost a lawful schedule must charge </w:t>
+      </w:r>
+      <w:r>
+        <w:rPr>
+          <w:b/>
+        </w:rPr>
+        <w:t>less than § 51.1-142.2 B 3 charges today</w:t>
+      </w:r>
+      <w:r>
+        <w:t xml:space="preserve">, and nothing in </w:t>
+      </w:r>
+      <w:r>
+        <w:rPr>
+          <w:rFonts w:ascii="Consolas" w:hAnsi="Consolas"/>
+          <w:color w:val="303030"/>
+          <w:sz w:val="18"/>
+        </w:rPr>
+        <w:t>fm_model</w:t>
+      </w:r>
+      <w:r>
+        <w:t xml:space="preserve"> prices a sub-ANC purchase. Break-even purchase ages reproduce at </w:t>
+      </w:r>
+      <w:r>
+        <w:rPr>
+          <w:b/>
+        </w:rPr>
+        <w:t>Plan 1 46.60, Plan 2 47.43, Hybrid 48.16</w:t>
+      </w:r>
+      <w:r>
+        <w:t xml:space="preserve"> on the NRA basis.</w:t>
+      </w:r>
+    </w:p>
+    <w:p>
+      <w:r>
+        <w:t>But the leak's size is almost entirely an artefact of the NRA basis. Share of structurally feasible (age, service) pairs at which the ceiling falls below the published price:</w:t>
+      </w:r>
+    </w:p>
+    <w:tbl>
+      <w:tblPr>
+        <w:tblStyle w:val="TableGrid"/>
+        <w:tblW w:type="auto" w:w="0"/>
+        <w:jc w:val="left"/>
+        <w:tblLook w:firstColumn="1" w:firstRow="1" w:lastColumn="0" w:lastRow="0" w:noHBand="0" w:noVBand="1" w:val="04A0"/>
+      </w:tblPr>
+      <w:tblGrid>
+        <w:gridCol w:w="2160"/>
+        <w:gridCol w:w="2160"/>
+        <w:gridCol w:w="2160"/>
+        <w:gridCol w:w="2160"/>
+      </w:tblGrid>
+      <w:tr>
+        <w:trPr>
+          <w:tblHeader w:val="true"/>
+        </w:trPr>
+        <w:tc>
+          <w:tcPr>
+            <w:tcW w:type="dxa" w:w="2160"/>
+          </w:tcPr>
+          <w:p>
+            <w:pPr>
+              <w:spacing w:before="20" w:after="20"/>
+              <w:jc w:val="left"/>
+            </w:pPr>
+            <w:r>
+              <w:rPr>
+                <w:b/>
+                <w:sz w:val="17"/>
+              </w:rPr>
+              <w:t>Plan</w:t>
+            </w:r>
+          </w:p>
+        </w:tc>
+        <w:tc>
+          <w:tcPr>
+            <w:tcW w:type="dxa" w:w="2160"/>
+          </w:tcPr>
+          <w:p>
+            <w:pPr>
+              <w:spacing w:before="20" w:after="20"/>
+              <w:jc w:val="right"/>
+            </w:pPr>
+            <w:r>
+              <w:rPr>
+                <w:b/>
+                <w:sz w:val="17"/>
+              </w:rPr>
+              <w:t>Feasible pairs</w:t>
+            </w:r>
+          </w:p>
+        </w:tc>
+        <w:tc>
+          <w:tcPr>
+            <w:tcW w:type="dxa" w:w="2160"/>
+          </w:tcPr>
+          <w:p>
+            <w:pPr>
+              <w:spacing w:before="20" w:after="20"/>
+              <w:jc w:val="right"/>
+            </w:pPr>
+            <w:r>
+              <w:rPr>
+                <w:b/>
+                <w:sz w:val="17"/>
+              </w:rPr>
+              <w:t>Leaking, NRA</w:t>
+            </w:r>
+          </w:p>
+        </w:tc>
+        <w:tc>
+          <w:tcPr>
+            <w:tcW w:type="dxa" w:w="2160"/>
+          </w:tcPr>
+          <w:p>
+            <w:pPr>
+              <w:spacing w:before="20" w:after="20"/>
+              <w:jc w:val="right"/>
+            </w:pPr>
+            <w:r>
+              <w:rPr>
+                <w:b/>
+                <w:sz w:val="17"/>
+              </w:rPr>
+              <w:t>Leaking, OWN</w:t>
+            </w:r>
+          </w:p>
+        </w:tc>
+      </w:tr>
+      <w:tr>
+        <w:tc>
+          <w:tcPr>
+            <w:tcW w:type="dxa" w:w="2160"/>
+          </w:tcPr>
+          <w:p>
+            <w:pPr>
+              <w:spacing w:before="20" w:after="20"/>
+              <w:jc w:val="left"/>
+            </w:pPr>
+            <w:r>
+              <w:rPr>
+                <w:sz w:val="17"/>
+              </w:rPr>
+              <w:t>Plan 1</w:t>
+            </w:r>
+          </w:p>
+        </w:tc>
+        <w:tc>
+          <w:tcPr>
+            <w:tcW w:type="dxa" w:w="2160"/>
+          </w:tcPr>
+          <w:p>
+            <w:pPr>
+              <w:spacing w:before="20" w:after="20"/>
+              <w:jc w:val="right"/>
+            </w:pPr>
+            <w:r>
+              <w:rPr>
+                <w:sz w:val="17"/>
+              </w:rPr>
+              <w:t>493</w:t>
+            </w:r>
+          </w:p>
+        </w:tc>
+        <w:tc>
+          <w:tcPr>
+            <w:tcW w:type="dxa" w:w="2160"/>
+          </w:tcPr>
+          <w:p>
+            <w:pPr>
+              <w:spacing w:before="20" w:after="20"/>
+              <w:jc w:val="right"/>
+            </w:pPr>
+            <w:r>
+              <w:rPr>
+                <w:sz w:val="17"/>
+              </w:rPr>
+              <w:t>91 (18%)</w:t>
+            </w:r>
+          </w:p>
+        </w:tc>
+        <w:tc>
+          <w:tcPr>
+            <w:tcW w:type="dxa" w:w="2160"/>
+          </w:tcPr>
+          <w:p>
+            <w:pPr>
+              <w:spacing w:before="20" w:after="20"/>
+              <w:jc w:val="right"/>
+            </w:pPr>
+            <w:r>
+              <w:rPr>
+                <w:b/>
+                <w:sz w:val="17"/>
+              </w:rPr>
+              <w:t>0 (0%)</w:t>
+            </w:r>
+          </w:p>
+        </w:tc>
+      </w:tr>
+      <w:tr>
+        <w:tc>
+          <w:tcPr>
+            <w:tcW w:type="dxa" w:w="2160"/>
+          </w:tcPr>
+          <w:p>
+            <w:pPr>
+              <w:spacing w:before="20" w:after="20"/>
+              <w:jc w:val="left"/>
+            </w:pPr>
+            <w:r>
+              <w:rPr>
+                <w:sz w:val="17"/>
+              </w:rPr>
+              <w:t>Plan 2</w:t>
+            </w:r>
+          </w:p>
+        </w:tc>
+        <w:tc>
+          <w:tcPr>
+            <w:tcW w:type="dxa" w:w="2160"/>
+          </w:tcPr>
+          <w:p>
+            <w:pPr>
+              <w:spacing w:before="20" w:after="20"/>
+              <w:jc w:val="right"/>
+            </w:pPr>
+            <w:r>
+              <w:rPr>
+                <w:sz w:val="17"/>
+              </w:rPr>
+              <w:t>555</w:t>
+            </w:r>
+          </w:p>
+        </w:tc>
+        <w:tc>
+          <w:tcPr>
+            <w:tcW w:type="dxa" w:w="2160"/>
+          </w:tcPr>
+          <w:p>
+            <w:pPr>
+              <w:spacing w:before="20" w:after="20"/>
+              <w:jc w:val="right"/>
+            </w:pPr>
+            <w:r>
+              <w:rPr>
+                <w:sz w:val="17"/>
+              </w:rPr>
+              <w:t>300 (54%)</w:t>
+            </w:r>
+          </w:p>
+        </w:tc>
+        <w:tc>
+          <w:tcPr>
+            <w:tcW w:type="dxa" w:w="2160"/>
+          </w:tcPr>
+          <w:p>
+            <w:pPr>
+              <w:spacing w:before="20" w:after="20"/>
+              <w:jc w:val="right"/>
+            </w:pPr>
+            <w:r>
+              <w:rPr>
+                <w:sz w:val="17"/>
+              </w:rPr>
+              <w:t>43 (8%)</w:t>
+            </w:r>
+          </w:p>
+        </w:tc>
+      </w:tr>
+      <w:tr>
+        <w:tc>
+          <w:tcPr>
+            <w:tcW w:type="dxa" w:w="2160"/>
+          </w:tcPr>
+          <w:p>
+            <w:pPr>
+              <w:spacing w:before="20" w:after="20"/>
+              <w:jc w:val="left"/>
+            </w:pPr>
+            <w:r>
+              <w:rPr>
+                <w:sz w:val="17"/>
+              </w:rPr>
+              <w:t>Hybrid</w:t>
+            </w:r>
+          </w:p>
+        </w:tc>
+        <w:tc>
+          <w:tcPr>
+            <w:tcW w:type="dxa" w:w="2160"/>
+          </w:tcPr>
+          <w:p>
+            <w:pPr>
+              <w:spacing w:before="20" w:after="20"/>
+              <w:jc w:val="right"/>
+            </w:pPr>
+            <w:r>
+              <w:rPr>
+                <w:sz w:val="17"/>
+              </w:rPr>
+              <w:t>425</w:t>
+            </w:r>
+          </w:p>
+        </w:tc>
+        <w:tc>
+          <w:tcPr>
+            <w:tcW w:type="dxa" w:w="2160"/>
+          </w:tcPr>
+          <w:p>
+            <w:pPr>
+              <w:spacing w:before="20" w:after="20"/>
+              <w:jc w:val="right"/>
+            </w:pPr>
+            <w:r>
+              <w:rPr>
+                <w:sz w:val="17"/>
+              </w:rPr>
+              <w:t>249 (59%)</w:t>
+            </w:r>
+          </w:p>
+        </w:tc>
+        <w:tc>
+          <w:tcPr>
+            <w:tcW w:type="dxa" w:w="2160"/>
+          </w:tcPr>
+          <w:p>
+            <w:pPr>
+              <w:spacing w:before="20" w:after="20"/>
+              <w:jc w:val="right"/>
+            </w:pPr>
+            <w:r>
+              <w:rPr>
+                <w:sz w:val="17"/>
+              </w:rPr>
+              <w:t>62 (15%)</w:t>
+            </w:r>
+          </w:p>
+        </w:tc>
+      </w:tr>
+    </w:tbl>
+    <w:p>
+      <w:pPr>
+        <w:spacing w:before="0" w:after="0" w:line="80" w:lineRule="exact"/>
+      </w:pPr>
+      <w:r>
+        <w:rPr>
+          <w:sz w:val="8"/>
+        </w:rPr>
+      </w:r>
+    </w:p>
+    <w:p>
+      <w:r>
+        <w:rPr>
+          <w:i/>
+        </w:rPr>
+        <w:t>Feasibility is sourced, not assumed: ACFR Fig. 2.10 closes Plan 1 to membership dates before July 1, 2010 and Plan 2 (apart from the hazardous-duty and, from July 1, 2026, judicial openings) before January 1, 2014, so a Plan 1 member necessarily holds ≥ 16 years of membership and a Hybrid member ≤ 12.5. The floor is 2.0 years everywhere because the pool is defined as members past the 24-month window.</w:t>
+      </w:r>
+    </w:p>
+    <w:p>
+      <w:r>
+        <w:t xml:space="preserve">On the OWN basis the leak survives only for </w:t>
+      </w:r>
+      <w:r>
+        <w:rPr>
+          <w:b/>
+        </w:rPr>
+        <w:t>low-service members just past the 24-month window</w:t>
+      </w:r>
+      <w:r>
+        <w:t xml:space="preserve"> — and that cohort's size </w:t>
+      </w:r>
+      <w:r>
+        <w:rPr>
+          <w:i/>
+        </w:rPr>
+        <w:t>is</w:t>
+      </w:r>
+      <w:r>
+        <w:t xml:space="preserve"> derivable without an age distribution, because the vested / non-vested split is official: non-vested members past the window are </w:t>
+      </w:r>
+      <w:r>
+        <w:rPr>
+          <w:b/>
+        </w:rPr>
+        <w:t>19.0% – 26.0%</w:t>
+      </w:r>
+      <w:r>
+        <w:t xml:space="preserve"> of the past-window population.</w:t>
+      </w:r>
+    </w:p>
+    <w:p>
+      <w:r>
+        <w:rPr>
+          <w:b/>
+        </w:rPr>
+        <w:t>Aggregate value of the leak</w:t>
+      </w:r>
+      <w:r>
+        <w:t xml:space="preserve">, one-time PV on the S-3-corrected pool. The share of the pool below the break-even purchase age is a </w:t>
+      </w:r>
+      <w:r>
+        <w:rPr>
+          <w:b/>
+        </w:rPr>
+        <w:t>scenario assumption and cannot be made an estimate</w:t>
+      </w:r>
+      <w:r>
+        <w:t xml:space="preserve"> — the age distribution of the veteran pool is unpublished (A-22 / U-01, registered as </w:t>
+      </w:r>
+      <w:r>
+        <w:rPr>
+          <w:b/>
+        </w:rPr>
+        <w:t>A-31</w:t>
+      </w:r>
+      <w:r>
+        <w:t>). Take-up among this cohort is reported separately from the A-22 blend (</w:t>
+      </w:r>
+      <w:r>
+        <w:rPr>
+          <w:b/>
+        </w:rPr>
+        <w:t>A-32</w:t>
+      </w:r>
+      <w:r>
+        <w:t xml:space="preserve">) because the blend is the wrong rate here, though the direction is arguable both ways: </w:t>
+      </w:r>
+      <w:r>
+        <w:rPr>
+          <w:i/>
+        </w:rPr>
+        <w:t>upward</w:t>
+      </w:r>
+      <w:r>
+        <w:t xml:space="preserve">, because the bill makes their price lower than today's Code price, they have the longest runway over the 60-month payroll-deduction term, and theirs is the cheapest purchase in absolute dollars; </w:t>
+      </w:r>
+      <w:r>
+        <w:rPr>
+          <w:i/>
+        </w:rPr>
+        <w:t>downward</w:t>
+      </w:r>
+      <w:r>
+        <w:t>, because they are decades from any eligibility date and the purchase buys them nothing they can feel.</w:t>
+      </w:r>
+    </w:p>
+    <w:tbl>
+      <w:tblPr>
+        <w:tblStyle w:val="TableGrid"/>
+        <w:tblW w:type="auto" w:w="0"/>
+        <w:jc w:val="left"/>
+        <w:tblLook w:firstColumn="1" w:firstRow="1" w:lastColumn="0" w:lastRow="0" w:noHBand="0" w:noVBand="1" w:val="04A0"/>
+      </w:tblPr>
+      <w:tblGrid>
+        <w:gridCol w:w="2160"/>
+        <w:gridCol w:w="2160"/>
+        <w:gridCol w:w="2160"/>
+        <w:gridCol w:w="2160"/>
+      </w:tblGrid>
+      <w:tr>
+        <w:trPr>
+          <w:tblHeader w:val="true"/>
+        </w:trPr>
+        <w:tc>
+          <w:tcPr>
+            <w:tcW w:type="dxa" w:w="2160"/>
+          </w:tcPr>
+          <w:p>
+            <w:pPr>
+              <w:spacing w:before="20" w:after="20"/>
+              <w:jc w:val="left"/>
+            </w:pPr>
+            <w:r>
+              <w:rPr>
+                <w:b/>
+                <w:sz w:val="17"/>
+              </w:rPr>
+              <w:t>Under-break-even share</w:t>
+            </w:r>
+          </w:p>
+        </w:tc>
+        <w:tc>
+          <w:tcPr>
+            <w:tcW w:type="dxa" w:w="2160"/>
+          </w:tcPr>
+          <w:p>
+            <w:pPr>
+              <w:spacing w:before="20" w:after="20"/>
+              <w:jc w:val="right"/>
+            </w:pPr>
+            <w:r>
+              <w:rPr>
+                <w:b/>
+                <w:sz w:val="17"/>
+              </w:rPr>
+              <w:t>Take-up 20%</w:t>
+            </w:r>
+          </w:p>
+        </w:tc>
+        <w:tc>
+          <w:tcPr>
+            <w:tcW w:type="dxa" w:w="2160"/>
+          </w:tcPr>
+          <w:p>
+            <w:pPr>
+              <w:spacing w:before="20" w:after="20"/>
+              <w:jc w:val="right"/>
+            </w:pPr>
+            <w:r>
+              <w:rPr>
+                <w:b/>
+                <w:sz w:val="17"/>
+              </w:rPr>
+              <w:t>Take-up 30%</w:t>
+            </w:r>
+          </w:p>
+        </w:tc>
+        <w:tc>
+          <w:tcPr>
+            <w:tcW w:type="dxa" w:w="2160"/>
+          </w:tcPr>
+          <w:p>
+            <w:pPr>
+              <w:spacing w:before="20" w:after="20"/>
+              <w:jc w:val="right"/>
+            </w:pPr>
+            <w:r>
+              <w:rPr>
+                <w:b/>
+                <w:sz w:val="17"/>
+              </w:rPr>
+              <w:t>Take-up 50%</w:t>
+            </w:r>
+          </w:p>
+        </w:tc>
+      </w:tr>
+      <w:tr>
+        <w:tc>
+          <w:tcPr>
+            <w:tcW w:type="dxa" w:w="2160"/>
+          </w:tcPr>
+          <w:p>
+            <w:pPr>
+              <w:spacing w:before="20" w:after="20"/>
+              <w:jc w:val="left"/>
+            </w:pPr>
+            <w:r>
+              <w:rPr>
+                <w:b/>
+                <w:sz w:val="17"/>
+              </w:rPr>
+              <w:t>NRA basis</w:t>
+            </w:r>
+            <w:r>
+              <w:rPr>
+                <w:sz w:val="17"/>
+              </w:rPr>
+              <w:t xml:space="preserve"> — mean leak $3,195 / $5,412 / $3,585 per member</w:t>
+            </w:r>
+          </w:p>
+        </w:tc>
+        <w:tc>
+          <w:tcPr>
+            <w:tcW w:type="dxa" w:w="2160"/>
+          </w:tcPr>
+          <w:p>
+            <w:pPr>
+              <w:spacing w:before="20" w:after="20"/>
+              <w:jc w:val="right"/>
+            </w:pPr>
+          </w:p>
+        </w:tc>
+        <w:tc>
+          <w:tcPr>
+            <w:tcW w:type="dxa" w:w="2160"/>
+          </w:tcPr>
+          <w:p>
+            <w:pPr>
+              <w:spacing w:before="20" w:after="20"/>
+              <w:jc w:val="right"/>
+            </w:pPr>
+          </w:p>
+        </w:tc>
+        <w:tc>
+          <w:tcPr>
+            <w:tcW w:type="dxa" w:w="2160"/>
+          </w:tcPr>
+          <w:p>
+            <w:pPr>
+              <w:spacing w:before="20" w:after="20"/>
+              <w:jc w:val="right"/>
+            </w:pPr>
+          </w:p>
+        </w:tc>
+      </w:tr>
+      <w:tr>
+        <w:tc>
+          <w:tcPr>
+            <w:tcW w:type="dxa" w:w="2160"/>
+          </w:tcPr>
+          <w:p>
+            <w:pPr>
+              <w:spacing w:before="20" w:after="20"/>
+              <w:jc w:val="left"/>
+            </w:pPr>
+            <w:r>
+              <w:rPr>
+                <w:sz w:val="17"/>
+              </w:rPr>
+              <w:t>Low (25%)</w:t>
+            </w:r>
+          </w:p>
+        </w:tc>
+        <w:tc>
+          <w:tcPr>
+            <w:tcW w:type="dxa" w:w="2160"/>
+          </w:tcPr>
+          <w:p>
+            <w:pPr>
+              <w:spacing w:before="20" w:after="20"/>
+              <w:jc w:val="right"/>
+            </w:pPr>
+            <w:r>
+              <w:rPr>
+                <w:sz w:val="17"/>
+              </w:rPr>
+              <w:t>$2.2M – $4.6M</w:t>
+            </w:r>
+          </w:p>
+        </w:tc>
+        <w:tc>
+          <w:tcPr>
+            <w:tcW w:type="dxa" w:w="2160"/>
+          </w:tcPr>
+          <w:p>
+            <w:pPr>
+              <w:spacing w:before="20" w:after="20"/>
+              <w:jc w:val="right"/>
+            </w:pPr>
+            <w:r>
+              <w:rPr>
+                <w:sz w:val="17"/>
+              </w:rPr>
+              <w:t>$3.3M – $6.9M</w:t>
+            </w:r>
+          </w:p>
+        </w:tc>
+        <w:tc>
+          <w:tcPr>
+            <w:tcW w:type="dxa" w:w="2160"/>
+          </w:tcPr>
+          <w:p>
+            <w:pPr>
+              <w:spacing w:before="20" w:after="20"/>
+              <w:jc w:val="right"/>
+            </w:pPr>
+            <w:r>
+              <w:rPr>
+                <w:sz w:val="17"/>
+              </w:rPr>
+              <w:t>$5.6M – $11.5M</w:t>
+            </w:r>
+          </w:p>
+        </w:tc>
+      </w:tr>
+      <w:tr>
+        <w:tc>
+          <w:tcPr>
+            <w:tcW w:type="dxa" w:w="2160"/>
+          </w:tcPr>
+          <w:p>
+            <w:pPr>
+              <w:spacing w:before="20" w:after="20"/>
+              <w:jc w:val="left"/>
+            </w:pPr>
+            <w:r>
+              <w:rPr>
+                <w:b/>
+                <w:sz w:val="17"/>
+              </w:rPr>
+              <w:t>Central (50%)</w:t>
+            </w:r>
+          </w:p>
+        </w:tc>
+        <w:tc>
+          <w:tcPr>
+            <w:tcW w:type="dxa" w:w="2160"/>
+          </w:tcPr>
+          <w:p>
+            <w:pPr>
+              <w:spacing w:before="20" w:after="20"/>
+              <w:jc w:val="right"/>
+            </w:pPr>
+            <w:r>
+              <w:rPr>
+                <w:sz w:val="17"/>
+              </w:rPr>
+              <w:t>$4.5M – $9.2M</w:t>
+            </w:r>
+          </w:p>
+        </w:tc>
+        <w:tc>
+          <w:tcPr>
+            <w:tcW w:type="dxa" w:w="2160"/>
+          </w:tcPr>
+          <w:p>
+            <w:pPr>
+              <w:spacing w:before="20" w:after="20"/>
+              <w:jc w:val="right"/>
+            </w:pPr>
+            <w:r>
+              <w:rPr>
+                <w:b/>
+                <w:sz w:val="17"/>
+              </w:rPr>
+              <w:t>$6.7M – $13.8M</w:t>
+            </w:r>
+          </w:p>
+        </w:tc>
+        <w:tc>
+          <w:tcPr>
+            <w:tcW w:type="dxa" w:w="2160"/>
+          </w:tcPr>
+          <w:p>
+            <w:pPr>
+              <w:spacing w:before="20" w:after="20"/>
+              <w:jc w:val="right"/>
+            </w:pPr>
+            <w:r>
+              <w:rPr>
+                <w:sz w:val="17"/>
+              </w:rPr>
+              <w:t>$11.2M – $23.0M</w:t>
+            </w:r>
+          </w:p>
+        </w:tc>
+      </w:tr>
+      <w:tr>
+        <w:tc>
+          <w:tcPr>
+            <w:tcW w:type="dxa" w:w="2160"/>
+          </w:tcPr>
+          <w:p>
+            <w:pPr>
+              <w:spacing w:before="20" w:after="20"/>
+              <w:jc w:val="left"/>
+            </w:pPr>
+            <w:r>
+              <w:rPr>
+                <w:sz w:val="17"/>
+              </w:rPr>
+              <w:t>High (65%)</w:t>
+            </w:r>
+          </w:p>
+        </w:tc>
+        <w:tc>
+          <w:tcPr>
+            <w:tcW w:type="dxa" w:w="2160"/>
+          </w:tcPr>
+          <w:p>
+            <w:pPr>
+              <w:spacing w:before="20" w:after="20"/>
+              <w:jc w:val="right"/>
+            </w:pPr>
+            <w:r>
+              <w:rPr>
+                <w:sz w:val="17"/>
+              </w:rPr>
+              <w:t>$5.8M – $12.0M</w:t>
+            </w:r>
+          </w:p>
+        </w:tc>
+        <w:tc>
+          <w:tcPr>
+            <w:tcW w:type="dxa" w:w="2160"/>
+          </w:tcPr>
+          <w:p>
+            <w:pPr>
+              <w:spacing w:before="20" w:after="20"/>
+              <w:jc w:val="right"/>
+            </w:pPr>
+            <w:r>
+              <w:rPr>
+                <w:sz w:val="17"/>
+              </w:rPr>
+              <w:t>$8.7M – $18.0M</w:t>
+            </w:r>
+          </w:p>
+        </w:tc>
+        <w:tc>
+          <w:tcPr>
+            <w:tcW w:type="dxa" w:w="2160"/>
+          </w:tcPr>
+          <w:p>
+            <w:pPr>
+              <w:spacing w:before="20" w:after="20"/>
+              <w:jc w:val="right"/>
+            </w:pPr>
+            <w:r>
+              <w:rPr>
+                <w:sz w:val="17"/>
+              </w:rPr>
+              <w:t>$14.5M – $29.9M</w:t>
+            </w:r>
+          </w:p>
+        </w:tc>
+      </w:tr>
+      <w:tr>
+        <w:tc>
+          <w:tcPr>
+            <w:tcW w:type="dxa" w:w="2160"/>
+          </w:tcPr>
+          <w:p>
+            <w:pPr>
+              <w:spacing w:before="20" w:after="20"/>
+              <w:jc w:val="left"/>
+            </w:pPr>
+            <w:r>
+              <w:rPr>
+                <w:b/>
+                <w:sz w:val="17"/>
+              </w:rPr>
+              <w:t>OWN basis</w:t>
+            </w:r>
+            <w:r>
+              <w:rPr>
+                <w:sz w:val="17"/>
+              </w:rPr>
+              <w:t xml:space="preserve"> — mean leak $0 / $123 / $153 per member</w:t>
+            </w:r>
+          </w:p>
+        </w:tc>
+        <w:tc>
+          <w:tcPr>
+            <w:tcW w:type="dxa" w:w="2160"/>
+          </w:tcPr>
+          <w:p>
+            <w:pPr>
+              <w:spacing w:before="20" w:after="20"/>
+              <w:jc w:val="right"/>
+            </w:pPr>
+          </w:p>
+        </w:tc>
+        <w:tc>
+          <w:tcPr>
+            <w:tcW w:type="dxa" w:w="2160"/>
+          </w:tcPr>
+          <w:p>
+            <w:pPr>
+              <w:spacing w:before="20" w:after="20"/>
+              <w:jc w:val="right"/>
+            </w:pPr>
+          </w:p>
+        </w:tc>
+        <w:tc>
+          <w:tcPr>
+            <w:tcW w:type="dxa" w:w="2160"/>
+          </w:tcPr>
+          <w:p>
+            <w:pPr>
+              <w:spacing w:before="20" w:after="20"/>
+              <w:jc w:val="right"/>
+            </w:pPr>
+          </w:p>
+        </w:tc>
+      </w:tr>
+      <w:tr>
+        <w:tc>
+          <w:tcPr>
+            <w:tcW w:type="dxa" w:w="2160"/>
+          </w:tcPr>
+          <w:p>
+            <w:pPr>
+              <w:spacing w:before="20" w:after="20"/>
+              <w:jc w:val="left"/>
+            </w:pPr>
+            <w:r>
+              <w:rPr>
+                <w:sz w:val="17"/>
+              </w:rPr>
+              <w:t>Central (50%)</w:t>
+            </w:r>
+          </w:p>
+        </w:tc>
+        <w:tc>
+          <w:tcPr>
+            <w:tcW w:type="dxa" w:w="2160"/>
+          </w:tcPr>
+          <w:p>
+            <w:pPr>
+              <w:spacing w:before="20" w:after="20"/>
+              <w:jc w:val="right"/>
+            </w:pPr>
+            <w:r>
+              <w:rPr>
+                <w:sz w:val="17"/>
+              </w:rPr>
+              <w:t>$0.1M – $0.2M</w:t>
+            </w:r>
+          </w:p>
+        </w:tc>
+        <w:tc>
+          <w:tcPr>
+            <w:tcW w:type="dxa" w:w="2160"/>
+          </w:tcPr>
+          <w:p>
+            <w:pPr>
+              <w:spacing w:before="20" w:after="20"/>
+              <w:jc w:val="right"/>
+            </w:pPr>
+            <w:r>
+              <w:rPr>
+                <w:sz w:val="17"/>
+              </w:rPr>
+              <w:t>$0.2M – $0.3M</w:t>
+            </w:r>
+          </w:p>
+        </w:tc>
+        <w:tc>
+          <w:tcPr>
+            <w:tcW w:type="dxa" w:w="2160"/>
+          </w:tcPr>
+          <w:p>
+            <w:pPr>
+              <w:spacing w:before="20" w:after="20"/>
+              <w:jc w:val="right"/>
+            </w:pPr>
+            <w:r>
+              <w:rPr>
+                <w:sz w:val="17"/>
+              </w:rPr>
+              <w:t>$0.3M – $0.6M</w:t>
+            </w:r>
+          </w:p>
+        </w:tc>
+      </w:tr>
+    </w:tbl>
+    <w:p>
+      <w:pPr>
+        <w:spacing w:before="0" w:after="0" w:line="80" w:lineRule="exact"/>
+      </w:pPr>
+      <w:r>
+        <w:rPr>
+          <w:sz w:val="8"/>
+        </w:rPr>
+      </w:r>
+    </w:p>
+    <w:p>
+      <w:r>
+        <w:rPr>
+          <w:b/>
+        </w:rPr>
+        <w:t>So the leak is worth roughly $6M–$15M at the central cell on the red team's basis, and under $0.4M on the other basis</w:t>
+      </w:r>
+      <w:r>
+        <w:t xml:space="preserve"> — bands that hold at both ends of both pool derivations, which is why they are quoted rounded. The 50% central share is anchored on DHRM F-32: classified-workforce average age </w:t>
+      </w:r>
+      <w:r>
+        <w:rPr>
+          <w:b/>
+        </w:rPr>
+        <w:t>46.7</w:t>
+      </w:r>
+      <w:r>
+        <w:t xml:space="preserve">, which sits 0.1 years </w:t>
+      </w:r>
+      <w:r>
+        <w:rPr>
+          <w:i/>
+        </w:rPr>
+        <w:t>below</w:t>
+      </w:r>
+      <w:r>
+        <w:t xml:space="preserve"> the Plan 1 break-even and about a year below Plan 2's and Hybrid's, so a symmetric distribution about that mean puts roughly half the pool under the break-even age. Against that anchor: Plan 1's closure skews it old and Hybrid's 2014 opening skews it young, which runs opposite to where the per-member leak is largest.</w:t>
+      </w:r>
+    </w:p>
+    <w:p>
+      <w:pPr>
+        <w:pStyle w:val="Heading4"/>
+      </w:pPr>
+      <w:r>
+        <w:t>(4) The residual with and without the leak — and a caution about adding them</w:t>
+      </w:r>
+    </w:p>
+    <w:p>
+      <w:r>
+        <w:t>Asked for directly, at § 4.8.1's published settings plus the leak at the central cell:</w:t>
+      </w:r>
+    </w:p>
+    <w:tbl>
+      <w:tblPr>
+        <w:tblStyle w:val="TableGrid"/>
+        <w:tblW w:type="auto" w:w="0"/>
+        <w:jc w:val="left"/>
+        <w:tblLook w:firstColumn="1" w:firstRow="1" w:lastColumn="0" w:lastRow="0" w:noHBand="0" w:noVBand="1" w:val="04A0"/>
+      </w:tblPr>
+      <w:tblGrid>
+        <w:gridCol w:w="2160"/>
+        <w:gridCol w:w="2160"/>
+        <w:gridCol w:w="2160"/>
+        <w:gridCol w:w="2160"/>
+      </w:tblGrid>
+      <w:tr>
+        <w:trPr>
+          <w:tblHeader w:val="true"/>
+        </w:trPr>
+        <w:tc>
+          <w:tcPr>
+            <w:tcW w:type="dxa" w:w="2160"/>
+          </w:tcPr>
+          <w:p>
+            <w:pPr>
+              <w:spacing w:before="20" w:after="20"/>
+              <w:jc w:val="left"/>
+            </w:pPr>
+            <w:r>
+              <w:rPr>
+                <w:b/>
+                <w:sz w:val="17"/>
+              </w:rPr>
+              <w:t>Setting</w:t>
+            </w:r>
+          </w:p>
+        </w:tc>
+        <w:tc>
+          <w:tcPr>
+            <w:tcW w:type="dxa" w:w="2160"/>
+          </w:tcPr>
+          <w:p>
+            <w:pPr>
+              <w:spacing w:before="20" w:after="20"/>
+              <w:jc w:val="right"/>
+            </w:pPr>
+            <w:r>
+              <w:rPr>
+                <w:b/>
+                <w:sz w:val="17"/>
+              </w:rPr>
+              <w:t>No leak</w:t>
+            </w:r>
+          </w:p>
+        </w:tc>
+        <w:tc>
+          <w:tcPr>
+            <w:tcW w:type="dxa" w:w="2160"/>
+          </w:tcPr>
+          <w:p>
+            <w:pPr>
+              <w:spacing w:before="20" w:after="20"/>
+              <w:jc w:val="right"/>
+            </w:pPr>
+            <w:r>
+              <w:rPr>
+                <w:b/>
+                <w:sz w:val="17"/>
+              </w:rPr>
+              <w:t>+ leak, NRA</w:t>
+            </w:r>
+          </w:p>
+        </w:tc>
+        <w:tc>
+          <w:tcPr>
+            <w:tcW w:type="dxa" w:w="2160"/>
+          </w:tcPr>
+          <w:p>
+            <w:pPr>
+              <w:spacing w:before="20" w:after="20"/>
+              <w:jc w:val="right"/>
+            </w:pPr>
+            <w:r>
+              <w:rPr>
+                <w:b/>
+                <w:sz w:val="17"/>
+              </w:rPr>
+              <w:t>+ leak, OWN</w:t>
+            </w:r>
+          </w:p>
+        </w:tc>
+      </w:tr>
+      <w:tr>
+        <w:tc>
+          <w:tcPr>
+            <w:tcW w:type="dxa" w:w="2160"/>
+          </w:tcPr>
+          <w:p>
+            <w:pPr>
+              <w:spacing w:before="20" w:after="20"/>
+              <w:jc w:val="left"/>
+            </w:pPr>
+            <w:r>
+              <w:rPr>
+                <w:sz w:val="17"/>
+              </w:rPr>
+              <w:t>0% — plain published ANC</w:t>
+            </w:r>
+          </w:p>
+        </w:tc>
+        <w:tc>
+          <w:tcPr>
+            <w:tcW w:type="dxa" w:w="2160"/>
+          </w:tcPr>
+          <w:p>
+            <w:pPr>
+              <w:spacing w:before="20" w:after="20"/>
+              <w:jc w:val="right"/>
+            </w:pPr>
+            <w:r>
+              <w:rPr>
+                <w:sz w:val="17"/>
+              </w:rPr>
+              <w:t>$57.0M – $110.9M</w:t>
+            </w:r>
+          </w:p>
+        </w:tc>
+        <w:tc>
+          <w:tcPr>
+            <w:tcW w:type="dxa" w:w="2160"/>
+          </w:tcPr>
+          <w:p>
+            <w:pPr>
+              <w:spacing w:before="20" w:after="20"/>
+              <w:jc w:val="right"/>
+            </w:pPr>
+            <w:r>
+              <w:rPr>
+                <w:sz w:val="17"/>
+              </w:rPr>
+              <w:t>$63.7M – $124.8M</w:t>
+            </w:r>
+          </w:p>
+        </w:tc>
+        <w:tc>
+          <w:tcPr>
+            <w:tcW w:type="dxa" w:w="2160"/>
+          </w:tcPr>
+          <w:p>
+            <w:pPr>
+              <w:spacing w:before="20" w:after="20"/>
+              <w:jc w:val="right"/>
+            </w:pPr>
+            <w:r>
+              <w:rPr>
+                <w:sz w:val="17"/>
+              </w:rPr>
+              <w:t>$57.1M – $111.3M</w:t>
+            </w:r>
+          </w:p>
+        </w:tc>
+      </w:tr>
+      <w:tr>
+        <w:tc>
+          <w:tcPr>
+            <w:tcW w:type="dxa" w:w="2160"/>
+          </w:tcPr>
+          <w:p>
+            <w:pPr>
+              <w:spacing w:before="20" w:after="20"/>
+              <w:jc w:val="left"/>
+            </w:pPr>
+            <w:r>
+              <w:rPr>
+                <w:b/>
+                <w:sz w:val="17"/>
+              </w:rPr>
+              <w:t>59%–66% class mean (§ 4.8.1's figure)</w:t>
+            </w:r>
+          </w:p>
+        </w:tc>
+        <w:tc>
+          <w:tcPr>
+            <w:tcW w:type="dxa" w:w="2160"/>
+          </w:tcPr>
+          <w:p>
+            <w:pPr>
+              <w:spacing w:before="20" w:after="20"/>
+              <w:jc w:val="right"/>
+            </w:pPr>
+            <w:r>
+              <w:rPr>
+                <w:b/>
+                <w:sz w:val="17"/>
+              </w:rPr>
+              <w:t>$22.4M – $43.5M</w:t>
+            </w:r>
+          </w:p>
+        </w:tc>
+        <w:tc>
+          <w:tcPr>
+            <w:tcW w:type="dxa" w:w="2160"/>
+          </w:tcPr>
+          <w:p>
+            <w:pPr>
+              <w:spacing w:before="20" w:after="20"/>
+              <w:jc w:val="right"/>
+            </w:pPr>
+            <w:r>
+              <w:rPr>
+                <w:b/>
+                <w:sz w:val="17"/>
+              </w:rPr>
+              <w:t>$29.1M – $57.3M</w:t>
+            </w:r>
+          </w:p>
+        </w:tc>
+        <w:tc>
+          <w:tcPr>
+            <w:tcW w:type="dxa" w:w="2160"/>
+          </w:tcPr>
+          <w:p>
+            <w:pPr>
+              <w:spacing w:before="20" w:after="20"/>
+              <w:jc w:val="right"/>
+            </w:pPr>
+            <w:r>
+              <w:rPr>
+                <w:sz w:val="17"/>
+              </w:rPr>
+              <w:t>$22.6M – $43.9M</w:t>
+            </w:r>
+          </w:p>
+        </w:tc>
+      </w:tr>
+      <w:tr>
+        <w:tc>
+          <w:tcPr>
+            <w:tcW w:type="dxa" w:w="2160"/>
+          </w:tcPr>
+          <w:p>
+            <w:pPr>
+              <w:spacing w:before="20" w:after="20"/>
+              <w:jc w:val="left"/>
+            </w:pPr>
+            <w:r>
+              <w:rPr>
+                <w:sz w:val="17"/>
+              </w:rPr>
+              <w:t>96% best class</w:t>
+            </w:r>
+          </w:p>
+        </w:tc>
+        <w:tc>
+          <w:tcPr>
+            <w:tcW w:type="dxa" w:w="2160"/>
+          </w:tcPr>
+          <w:p>
+            <w:pPr>
+              <w:spacing w:before="20" w:after="20"/>
+              <w:jc w:val="right"/>
+            </w:pPr>
+            <w:r>
+              <w:rPr>
+                <w:sz w:val="17"/>
+              </w:rPr>
+              <w:t>$2.3M – $4.4M</w:t>
+            </w:r>
+          </w:p>
+        </w:tc>
+        <w:tc>
+          <w:tcPr>
+            <w:tcW w:type="dxa" w:w="2160"/>
+          </w:tcPr>
+          <w:p>
+            <w:pPr>
+              <w:spacing w:before="20" w:after="20"/>
+              <w:jc w:val="right"/>
+            </w:pPr>
+            <w:r>
+              <w:rPr>
+                <w:sz w:val="17"/>
+              </w:rPr>
+              <w:t>$9.0M – $18.3M</w:t>
+            </w:r>
+          </w:p>
+        </w:tc>
+        <w:tc>
+          <w:tcPr>
+            <w:tcW w:type="dxa" w:w="2160"/>
+          </w:tcPr>
+          <w:p>
+            <w:pPr>
+              <w:spacing w:before="20" w:after="20"/>
+              <w:jc w:val="right"/>
+            </w:pPr>
+            <w:r>
+              <w:rPr>
+                <w:sz w:val="17"/>
+              </w:rPr>
+              <w:t>$2.4M – $4.8M</w:t>
+            </w:r>
+          </w:p>
+        </w:tc>
+      </w:tr>
+    </w:tbl>
+    <w:p>
+      <w:pPr>
+        <w:spacing w:before="0" w:after="0" w:line="80" w:lineRule="exact"/>
+      </w:pPr>
+      <w:r>
+        <w:rPr>
+          <w:sz w:val="8"/>
+        </w:rPr>
+      </w:r>
+    </w:p>
+    <w:p>
+      <w:r>
+        <w:rPr>
+          <w:b/>
+        </w:rPr>
+        <w:t>Those "+ leak" columns are upper bounds, and the reason matters.</w:t>
+      </w:r>
+      <w:r>
+        <w:t xml:space="preserve"> § 4.8.1 prices the </w:t>
+      </w:r>
+      <w:r>
+        <w:rPr>
+          <w:i/>
+        </w:rPr>
+        <w:t>whole</w:t>
+      </w:r>
+      <w:r>
+        <w:t xml:space="preserve"> pool at the representative profile, and all three representative profiles sit </w:t>
+      </w:r>
+      <w:r>
+        <w:rPr>
+          <w:b/>
+        </w:rPr>
+        <w:t>above</w:t>
+      </w:r>
+      <w:r>
+        <w:t xml:space="preserve"> the break-even age — so the under-break-even cohort is counted once in the base figure and again in the leak. Decomposing properly — splitting the pool at the break-even age and pricing each cohort on its own profiles and its own take-up — gives, at the 50% share and 30% below-break-even take-up: </w:t>
+      </w:r>
+      <w:r>
+        <w:rPr>
+          <w:b/>
+        </w:rPr>
+        <w:t>$42.1M – $83.0M on NRA</w:t>
+      </w:r>
+      <w:r>
+        <w:t xml:space="preserve"> and </w:t>
+      </w:r>
+      <w:r>
+        <w:rPr>
+          <w:b/>
+        </w:rPr>
+        <w:t>$35.6M – $69.6M on OWN</w:t>
+      </w:r>
+      <w:r>
+        <w:t>, against § 4.8.1's $22.4M – $43.5M.</w:t>
+      </w:r>
+    </w:p>
+    <w:p>
+      <w:r>
+        <w:rPr>
+          <w:b/>
+        </w:rPr>
+        <w:t>But note which way the decomposition runs, because it is the opposite of what "a leak understates the residual" suggests.</w:t>
+      </w:r>
+      <w:r>
+        <w:t xml:space="preserve"> Below the break-even age the member's own full cost to the Fund is </w:t>
+      </w:r>
+      <w:r>
+        <w:rPr>
+          <w:i/>
+        </w:rPr>
+        <w:t>small</w:t>
+      </w:r>
+      <w:r>
+        <w:t xml:space="preserve"> — the allowance is decades away and heavily discounted — so net cost per purchaser below break-even ($29,369 Plan 1 / $15,272 Plan 2 / $8,333 Hybrid on NRA) is set against a representative-profile net of $47,967 / $17,174 / $6,779 before recovery, and $19,765 / $5,816 / $2,369 after it. A pool that is half young purchasers is </w:t>
+      </w:r>
+      <w:r>
+        <w:rPr>
+          <w:b/>
+        </w:rPr>
+        <w:t>cheaper in total</w:t>
+      </w:r>
+      <w:r>
+        <w:t xml:space="preserve"> than § 4.8.1's flat-profile arithmetic implies. </w:t>
+      </w:r>
+      <w:r>
+        <w:rPr>
+          <w:b/>
+        </w:rPr>
+        <w:t>The leak is a real loss of receipts measured against current law, and it is a real answer to the opposition's best line — the bill does not merely delay the cliff, it discounts young purchasers below today's price. It is not, by itself, a reason to raise the § 4.8.1 headline.</w:t>
+      </w:r>
+      <w:r>
+        <w:t xml:space="preserve"> Both things are true and the memo must carry both.</w:t>
+      </w:r>
+    </w:p>
+    <w:p>
+      <w:pPr>
+        <w:pStyle w:val="Heading4"/>
+      </w:pPr>
+      <w:r>
+        <w:t>(5) Pool basis — now the S-3-corrected pool</w:t>
+      </w:r>
+    </w:p>
+    <w:p>
+      <w:r>
+        <w:t xml:space="preserve">Every figure above is on the </w:t>
+      </w:r>
+      <w:r>
+        <w:rPr>
+          <w:b/>
+        </w:rPr>
+        <w:t>S-3-corrected</w:t>
+      </w:r>
+      <w:r>
+        <w:t xml:space="preserve"> pool, 11,565 – 24,036, at both ends. Red team </w:t>
+      </w:r>
+      <w:r>
+        <w:rPr>
+          <w:b/>
+        </w:rPr>
+        <w:t>S-3</w:t>
+      </w:r>
+      <w:r>
+        <w:t xml:space="preserve">, owned separately, found the effective-veteran-rate band in </w:t>
+      </w:r>
+      <w:r>
+        <w:rPr>
+          <w:rFonts w:ascii="Consolas" w:hAnsi="Consolas"/>
+          <w:color w:val="303030"/>
+          <w:sz w:val="18"/>
+        </w:rPr>
+        <w:t>fm_model</w:t>
+      </w:r>
+      <w:r>
+        <w:t xml:space="preserve"> cross-wired, pairing each end of the pool with the opposite end of the past-window population. Correcting it collapses the by-plan pool onto the by-employer-group pool — so </w:t>
+      </w:r>
+      <w:r>
+        <w:rPr>
+          <w:b/>
+        </w:rPr>
+        <w:t>M-4 at § 4.8.2 was a symptom of S-3, not an independent finding</w:t>
+      </w:r>
+      <w:r>
+        <w:t xml:space="preserve">, and the two derivations now agree exactly at both ends. </w:t>
+      </w:r>
+      <w:r>
+        <w:rPr>
+          <w:rFonts w:ascii="Consolas" w:hAnsi="Consolas"/>
+          <w:color w:val="303030"/>
+          <w:sz w:val="18"/>
+        </w:rPr>
+        <w:t>models/s9_subanc_leak.py</w:t>
+      </w:r>
+      <w:r>
+        <w:t xml:space="preserve"> takes that pool by importing </w:t>
+      </w:r>
+      <w:r>
+        <w:rPr>
+          <w:rFonts w:ascii="Consolas" w:hAnsi="Consolas"/>
+          <w:color w:val="303030"/>
+          <w:sz w:val="18"/>
+        </w:rPr>
+        <w:t>fm1_pool_by_plan()</w:t>
+      </w:r>
+      <w:r>
+        <w:t>, which is the single source of the derivation, rather than restating it; a private second copy of this derivation in two files is what allowed S-3 to survive.</w:t>
+      </w:r>
+    </w:p>
+    <w:p>
+      <w:r>
+        <w:t xml:space="preserve">For continuity with anything already circulated on the </w:t>
+      </w:r>
+      <w:r>
+        <w:rPr>
+          <w:b/>
+        </w:rPr>
+        <w:t>pre-correction</w:t>
+      </w:r>
+      <w:r>
+        <w:t xml:space="preserve"> pool (10,561 – 26,321), the script prints every table on both, and the ends move as follows:</w:t>
+      </w:r>
+    </w:p>
+    <w:tbl>
+      <w:tblPr>
+        <w:tblStyle w:val="TableGrid"/>
+        <w:tblW w:type="auto" w:w="0"/>
+        <w:jc w:val="left"/>
+        <w:tblLook w:firstColumn="1" w:firstRow="1" w:lastColumn="0" w:lastRow="0" w:noHBand="0" w:noVBand="1" w:val="04A0"/>
+      </w:tblPr>
+      <w:tblGrid>
+        <w:gridCol w:w="2880"/>
+        <w:gridCol w:w="2880"/>
+        <w:gridCol w:w="2880"/>
+      </w:tblGrid>
+      <w:tr>
+        <w:trPr>
+          <w:tblHeader w:val="true"/>
+        </w:trPr>
+        <w:tc>
+          <w:tcPr>
+            <w:tcW w:type="dxa" w:w="2880"/>
+          </w:tcPr>
+          <w:p>
+            <w:pPr>
+              <w:spacing w:before="20" w:after="20"/>
+              <w:jc w:val="left"/>
+            </w:pPr>
+            <w:r>
+              <w:rPr>
+                <w:b/>
+                <w:sz w:val="17"/>
+              </w:rPr>
+              <w:t>Setting</w:t>
+            </w:r>
+          </w:p>
+        </w:tc>
+        <w:tc>
+          <w:tcPr>
+            <w:tcW w:type="dxa" w:w="2880"/>
+          </w:tcPr>
+          <w:p>
+            <w:pPr>
+              <w:spacing w:before="20" w:after="20"/>
+              <w:jc w:val="right"/>
+            </w:pPr>
+            <w:r>
+              <w:rPr>
+                <w:b/>
+                <w:sz w:val="17"/>
+              </w:rPr>
+              <w:t>Pre-correction pool</w:t>
+            </w:r>
+          </w:p>
+        </w:tc>
+        <w:tc>
+          <w:tcPr>
+            <w:tcW w:type="dxa" w:w="2880"/>
+          </w:tcPr>
+          <w:p>
+            <w:pPr>
+              <w:spacing w:before="20" w:after="20"/>
+              <w:jc w:val="right"/>
+            </w:pPr>
+            <w:r>
+              <w:rPr>
+                <w:b/>
+                <w:sz w:val="17"/>
+              </w:rPr>
+              <w:t>Corrected pool</w:t>
+            </w:r>
+          </w:p>
+        </w:tc>
+      </w:tr>
+      <w:tr>
+        <w:tc>
+          <w:tcPr>
+            <w:tcW w:type="dxa" w:w="2880"/>
+          </w:tcPr>
+          <w:p>
+            <w:pPr>
+              <w:spacing w:before="20" w:after="20"/>
+              <w:jc w:val="left"/>
+            </w:pPr>
+            <w:r>
+              <w:rPr>
+                <w:sz w:val="17"/>
+              </w:rPr>
+              <w:t>0% — no schedule</w:t>
+            </w:r>
+          </w:p>
+        </w:tc>
+        <w:tc>
+          <w:tcPr>
+            <w:tcW w:type="dxa" w:w="2880"/>
+          </w:tcPr>
+          <w:p>
+            <w:pPr>
+              <w:spacing w:before="20" w:after="20"/>
+              <w:jc w:val="right"/>
+            </w:pPr>
+            <w:r>
+              <w:rPr>
+                <w:sz w:val="17"/>
+              </w:rPr>
+              <w:t>$52.0M – $121.5M</w:t>
+            </w:r>
+          </w:p>
+        </w:tc>
+        <w:tc>
+          <w:tcPr>
+            <w:tcW w:type="dxa" w:w="2880"/>
+          </w:tcPr>
+          <w:p>
+            <w:pPr>
+              <w:spacing w:before="20" w:after="20"/>
+              <w:jc w:val="right"/>
+            </w:pPr>
+            <w:r>
+              <w:rPr>
+                <w:b/>
+                <w:sz w:val="17"/>
+              </w:rPr>
+              <w:t>$57.0M – $110.9M</w:t>
+            </w:r>
+          </w:p>
+        </w:tc>
+      </w:tr>
+      <w:tr>
+        <w:tc>
+          <w:tcPr>
+            <w:tcW w:type="dxa" w:w="2880"/>
+          </w:tcPr>
+          <w:p>
+            <w:pPr>
+              <w:spacing w:before="20" w:after="20"/>
+              <w:jc w:val="left"/>
+            </w:pPr>
+            <w:r>
+              <w:rPr>
+                <w:sz w:val="17"/>
+              </w:rPr>
+              <w:t>Full-cost reading, class mean (§ 4.8.1)</w:t>
+            </w:r>
+          </w:p>
+        </w:tc>
+        <w:tc>
+          <w:tcPr>
+            <w:tcW w:type="dxa" w:w="2880"/>
+          </w:tcPr>
+          <w:p>
+            <w:pPr>
+              <w:spacing w:before="20" w:after="20"/>
+              <w:jc w:val="right"/>
+            </w:pPr>
+            <w:r>
+              <w:rPr>
+                <w:sz w:val="17"/>
+              </w:rPr>
+              <w:t>$20.5M – $47.7M</w:t>
+            </w:r>
+          </w:p>
+        </w:tc>
+        <w:tc>
+          <w:tcPr>
+            <w:tcW w:type="dxa" w:w="2880"/>
+          </w:tcPr>
+          <w:p>
+            <w:pPr>
+              <w:spacing w:before="20" w:after="20"/>
+              <w:jc w:val="right"/>
+            </w:pPr>
+            <w:r>
+              <w:rPr>
+                <w:b/>
+                <w:sz w:val="17"/>
+              </w:rPr>
+              <w:t>$22.4M – $43.5M</w:t>
+            </w:r>
+          </w:p>
+        </w:tc>
+      </w:tr>
+      <w:tr>
+        <w:tc>
+          <w:tcPr>
+            <w:tcW w:type="dxa" w:w="2880"/>
+          </w:tcPr>
+          <w:p>
+            <w:pPr>
+              <w:spacing w:before="20" w:after="20"/>
+              <w:jc w:val="left"/>
+            </w:pPr>
+            <w:r>
+              <w:rPr>
+                <w:sz w:val="17"/>
+              </w:rPr>
+              <w:t>Statutory reading, NRA, class mean</w:t>
+            </w:r>
+          </w:p>
+        </w:tc>
+        <w:tc>
+          <w:tcPr>
+            <w:tcW w:type="dxa" w:w="2880"/>
+          </w:tcPr>
+          <w:p>
+            <w:pPr>
+              <w:spacing w:before="20" w:after="20"/>
+              <w:jc w:val="right"/>
+            </w:pPr>
+            <w:r>
+              <w:rPr>
+                <w:sz w:val="17"/>
+              </w:rPr>
+              <w:t>$39.4M – $92.2M</w:t>
+            </w:r>
+          </w:p>
+        </w:tc>
+        <w:tc>
+          <w:tcPr>
+            <w:tcW w:type="dxa" w:w="2880"/>
+          </w:tcPr>
+          <w:p>
+            <w:pPr>
+              <w:spacing w:before="20" w:after="20"/>
+              <w:jc w:val="right"/>
+            </w:pPr>
+            <w:r>
+              <w:rPr>
+                <w:b/>
+                <w:sz w:val="17"/>
+              </w:rPr>
+              <w:t>$43.2M – $84.2M</w:t>
+            </w:r>
+          </w:p>
+        </w:tc>
+      </w:tr>
+    </w:tbl>
+    <w:p>
+      <w:pPr>
+        <w:spacing w:before="0" w:after="0" w:line="80" w:lineRule="exact"/>
+      </w:pPr>
+      <w:r>
+        <w:rPr>
+          <w:sz w:val="8"/>
+        </w:rPr>
+      </w:r>
+    </w:p>
+    <w:p>
+      <w:r>
+        <w:rPr>
+          <w:b/>
+        </w:rPr>
+        <w:t>The low ends rise, the high ends fall, and no conclusion in this subsection or in § 4.8.1 changes.</w:t>
+      </w:r>
+      <w:r>
+        <w:t xml:space="preserve"> The leak bands quoted above are rounded precisely because they hold at both ends of both derivations.</w:t>
+      </w:r>
+    </w:p>
+    <w:p>
+      <w:pPr>
+        <w:pStyle w:val="Heading4"/>
+      </w:pPr>
+      <w:r>
+        <w:t>(6) Routing</w:t>
+      </w:r>
+    </w:p>
+    <w:tbl>
+      <w:tblPr>
+        <w:tblStyle w:val="TableGrid"/>
+        <w:tblW w:type="auto" w:w="0"/>
+        <w:jc w:val="left"/>
+        <w:tblLook w:firstColumn="1" w:firstRow="1" w:lastColumn="0" w:lastRow="0" w:noHBand="0" w:noVBand="1" w:val="04A0"/>
+      </w:tblPr>
+      <w:tblGrid>
+        <w:gridCol w:w="4320"/>
+        <w:gridCol w:w="4320"/>
+      </w:tblGrid>
+      <w:tr>
+        <w:trPr>
+          <w:tblHeader w:val="true"/>
+        </w:trPr>
+        <w:tc>
+          <w:tcPr>
+            <w:tcW w:type="dxa" w:w="4320"/>
+          </w:tcPr>
+          <w:p>
+            <w:pPr>
+              <w:spacing w:before="20" w:after="20"/>
+              <w:jc w:val="left"/>
+            </w:pPr>
+            <w:r>
+              <w:rPr>
+                <w:b/>
+                <w:sz w:val="17"/>
+              </w:rPr>
+              <w:t>Owner</w:t>
+            </w:r>
+          </w:p>
+        </w:tc>
+        <w:tc>
+          <w:tcPr>
+            <w:tcW w:type="dxa" w:w="4320"/>
+          </w:tcPr>
+          <w:p>
+            <w:pPr>
+              <w:spacing w:before="20" w:after="20"/>
+              <w:jc w:val="left"/>
+            </w:pPr>
+            <w:r>
+              <w:rPr>
+                <w:b/>
+                <w:sz w:val="17"/>
+              </w:rPr>
+              <w:t>Item</w:t>
+            </w:r>
+          </w:p>
+        </w:tc>
+      </w:tr>
+      <w:tr>
+        <w:tc>
+          <w:tcPr>
+            <w:tcW w:type="dxa" w:w="4320"/>
+          </w:tcPr>
+          <w:p>
+            <w:pPr>
+              <w:spacing w:before="20" w:after="20"/>
+              <w:jc w:val="left"/>
+            </w:pPr>
+            <w:r>
+              <w:rPr>
+                <w:b/>
+                <w:sz w:val="17"/>
+              </w:rPr>
+              <w:t>Counsel / Statutory Researcher</w:t>
+            </w:r>
+          </w:p>
+        </w:tc>
+        <w:tc>
+          <w:tcPr>
+            <w:tcW w:type="dxa" w:w="4320"/>
+          </w:tcPr>
+          <w:p>
+            <w:pPr>
+              <w:spacing w:before="20" w:after="20"/>
+              <w:jc w:val="left"/>
+            </w:pPr>
+            <w:r>
+              <w:rPr>
+                <w:sz w:val="17"/>
+              </w:rPr>
+              <w:t>Which reading of "actuarial equivalent cost" governs. Until this is settled the fiscal case has two planning figures, not one.</w:t>
+            </w:r>
+          </w:p>
+        </w:tc>
+      </w:tr>
+      <w:tr>
+        <w:tc>
+          <w:tcPr>
+            <w:tcW w:type="dxa" w:w="4320"/>
+          </w:tcPr>
+          <w:p>
+            <w:pPr>
+              <w:spacing w:before="20" w:after="20"/>
+              <w:jc w:val="left"/>
+            </w:pPr>
+            <w:r>
+              <w:rPr>
+                <w:b/>
+                <w:sz w:val="17"/>
+              </w:rPr>
+              <w:t>Drafting Specialist</w:t>
+            </w:r>
+          </w:p>
+        </w:tc>
+        <w:tc>
+          <w:tcPr>
+            <w:tcW w:type="dxa" w:w="4320"/>
+          </w:tcPr>
+          <w:p>
+            <w:pPr>
+              <w:spacing w:before="20" w:after="20"/>
+              <w:jc w:val="left"/>
+            </w:pPr>
+            <w:r>
+              <w:rPr>
+                <w:sz w:val="17"/>
+              </w:rPr>
+              <w:t>S-9's express floor — "provided that no such schedule shall require payment of less than the approximate normal cost otherwise determined under this subdivision." On the NRA basis it is worth $6M–$15M; on either basis it costs nothing to add and it removes the opposition's discount-to-young-veterans line.</w:t>
+            </w:r>
+          </w:p>
+        </w:tc>
+      </w:tr>
+      <w:tr>
+        <w:tc>
+          <w:tcPr>
+            <w:tcW w:type="dxa" w:w="4320"/>
+          </w:tcPr>
+          <w:p>
+            <w:pPr>
+              <w:spacing w:before="20" w:after="20"/>
+              <w:jc w:val="left"/>
+            </w:pPr>
+            <w:r>
+              <w:rPr>
+                <w:b/>
+                <w:sz w:val="17"/>
+              </w:rPr>
+              <w:t>VRS (data request)</w:t>
+            </w:r>
+          </w:p>
+        </w:tc>
+        <w:tc>
+          <w:tcPr>
+            <w:tcW w:type="dxa" w:w="4320"/>
+          </w:tcPr>
+          <w:p>
+            <w:pPr>
+              <w:spacing w:before="20" w:after="20"/>
+              <w:jc w:val="left"/>
+            </w:pPr>
+            <w:r>
+              <w:rPr>
+                <w:sz w:val="17"/>
+              </w:rPr>
+              <w:t>Annex B U-16 — the retirement-age basis of the existing post-24-month AEC factors, and whether they are a function of age at purchase alone or of age and service. Plus the age-at-purchase distribution of completed § 51.1-142.2 purchases, which would convert the under-break-even share from a scenario into an estimate.</w:t>
+            </w:r>
+          </w:p>
+        </w:tc>
+      </w:tr>
+      <w:tr>
+        <w:tc>
+          <w:tcPr>
+            <w:tcW w:type="dxa" w:w="4320"/>
+          </w:tcPr>
+          <w:p>
+            <w:pPr>
+              <w:spacing w:before="20" w:after="20"/>
+              <w:jc w:val="left"/>
+            </w:pPr>
+            <w:r>
+              <w:rPr>
+                <w:b/>
+                <w:sz w:val="17"/>
+              </w:rPr>
+              <w:t>Editor</w:t>
+            </w:r>
+          </w:p>
+        </w:tc>
+        <w:tc>
+          <w:tcPr>
+            <w:tcW w:type="dxa" w:w="4320"/>
+          </w:tcPr>
+          <w:p>
+            <w:pPr>
+              <w:spacing w:before="20" w:after="20"/>
+              <w:jc w:val="left"/>
+            </w:pPr>
+            <w:r>
+              <w:rPr>
+                <w:sz w:val="17"/>
+              </w:rPr>
+              <w:t>§ 4.8.1's band must never appear without the § 4.8.1 warning box. Strike "25%–73%" wherever carried forward, per red team § 10.3.</w:t>
+            </w:r>
+          </w:p>
+        </w:tc>
+      </w:tr>
+    </w:tbl>
+    <w:p>
+      <w:pPr>
+        <w:spacing w:before="0" w:after="0" w:line="80" w:lineRule="exact"/>
+      </w:pPr>
+      <w:r>
+        <w:rPr>
+          <w:sz w:val="8"/>
+        </w:rPr>
+      </w:r>
+    </w:p>
+    <w:p>
+      <w:pPr>
+        <w:pStyle w:val="Heading3"/>
+      </w:pPr>
+      <w:r>
+        <w:t>4.9 Not priced here</w:t>
+      </w:r>
+    </w:p>
+    <w:p>
+      <w:r>
+        <w:t>Carried forward from the brief, still unpriced, all pushing upward: the health insurance credit including its 15-year step function (§ 51.1-1400); adverse selection; the early-retirement reduction subsidy (§ 4.2); VRS administrative cost, for which HB 1867's analogue was about $78,000 one-time; and the employer-side payroll and backfill consequences of earlier retirement, which are a cost to agencies and school divisions, not to the Fund, and which must not be netted against the pension figures.</w:t>
+      </w:r>
+    </w:p>
+    <w:p>
+      <w:pPr>
+        <w:jc w:val="center"/>
+      </w:pPr>
+      <w:r>
+        <w:rPr>
+          <w:color w:val="909090"/>
+          <w:sz w:val="18"/>
+        </w:rPr>
+        <w:t>* * *</w:t>
+      </w:r>
+    </w:p>
+    <w:p>
+      <w:pPr>
+        <w:pStyle w:val="Heading2"/>
+      </w:pPr>
+      <w:r>
+        <w:t>FM-5 — Did the Board set new ANC rates effective July 1, 2026?</w:t>
+      </w:r>
+    </w:p>
+    <w:p>
+      <w:r>
+        <w:rPr>
+          <w:b/>
+        </w:rPr>
+        <w:t>No.</w:t>
+      </w:r>
+      <w:r>
+        <w:t xml:space="preserve"> Closed as a qualified negative, with the search recorded.</w:t>
+      </w:r>
+    </w:p>
+    <w:p>
+      <w:r>
+        <w:rPr>
+          <w:b/>
+        </w:rPr>
+        <w:t>What was searched.</w:t>
+      </w:r>
+      <w:r>
+        <w:t xml:space="preserve"> VRS Board of Trustees minutes for </w:t>
+      </w:r>
+      <w:r>
+        <w:rPr>
+          <w:b/>
+        </w:rPr>
+        <w:t>February 5, 2026</w:t>
+      </w:r>
+      <w:r>
+        <w:t xml:space="preserve">, </w:t>
+      </w:r>
+      <w:r>
+        <w:rPr>
+          <w:b/>
+        </w:rPr>
+        <w:t>April 23, 2026</w:t>
+      </w:r>
+      <w:r>
+        <w:t xml:space="preserve"> and </w:t>
+      </w:r>
+      <w:r>
+        <w:rPr>
+          <w:b/>
+        </w:rPr>
+        <w:t>June 17, 2026</w:t>
+      </w:r>
+      <w:r>
+        <w:t xml:space="preserve"> (each of which carries the Benefits and Actuarial Committee's report in full); the Benefits and Actuarial Committee materials for </w:t>
+      </w:r>
+      <w:r>
+        <w:rPr>
+          <w:b/>
+        </w:rPr>
+        <w:t>June 17, 2026</w:t>
+      </w:r>
+      <w:r>
+        <w:t xml:space="preserve">; and the current published </w:t>
+      </w:r>
+      <w:r>
+        <w:rPr>
+          <w:i/>
+        </w:rPr>
+        <w:t>Purchase of Prior Service Cost Rates</w:t>
+      </w:r>
+      <w:r>
+        <w:t xml:space="preserve"> charts, all four pages.</w:t>
+      </w:r>
+    </w:p>
+    <w:p>
+      <w:r>
+        <w:rPr>
+          <w:b/>
+        </w:rPr>
+        <w:t>What was found.</w:t>
+      </w:r>
+    </w:p>
+    <w:p>
+      <w:pPr>
+        <w:spacing w:after="60"/>
+        <w:ind w:left="432" w:hanging="432"/>
+      </w:pPr>
+      <w:r>
+        <w:rPr>
+          <w:b/>
+        </w:rPr>
+        <w:t>1.</w:t>
+        <w:tab/>
+      </w:r>
+      <w:r>
+        <w:rPr>
+          <w:b/>
+        </w:rPr>
+        <w:t>No rate action in 2026.</w:t>
+      </w:r>
+      <w:r>
+        <w:t xml:space="preserve"> No 2026 Board or B&amp;A item approves, proposes, or revises approximate normal cost rates. The only 2026 purchase-of-prior-service item is legislative: HB 139, which VRS staff told the Board "addresses several changes for school boards and their employees, including a purchase of prior service provision that </w:t>
+      </w:r>
+      <w:r>
+        <w:rPr>
+          <w:b/>
+        </w:rPr>
+        <w:t>would not change VRS current procedures</w:t>
+      </w:r>
+      <w:r>
+        <w:t>" (minutes, April 23, 2026). This is consistent with Annex B F-36 — 2026 Acts c. 563 amended § 51.1-142.2 for an unrelated purpose.</w:t>
+      </w:r>
+    </w:p>
+    <w:p>
+      <w:pPr>
+        <w:spacing w:after="60"/>
+        <w:ind w:left="432" w:hanging="432"/>
+      </w:pPr>
+      <w:r>
+        <w:rPr>
+          <w:b/>
+        </w:rPr>
+        <w:t>2.</w:t>
+        <w:tab/>
+      </w:r>
+      <w:r>
+        <w:rPr>
+          <w:b/>
+        </w:rPr>
+        <w:t>The rates are not on an annual cycle.</w:t>
+      </w:r>
+      <w:r>
+        <w:t xml:space="preserve"> VRS Board minutes of June 18, 2025 — OFFICIAL, verbatim: </w:t>
+      </w:r>
+      <w:r>
+        <w:rPr>
+          <w:i/>
+        </w:rPr>
+        <w:t>"The approximate normal cost rates are updated every four years following the Board's acceptance of the new assumptions associated with the quadrennial experience study."</w:t>
+      </w:r>
+    </w:p>
+    <w:p>
+      <w:pPr>
+        <w:spacing w:after="60"/>
+        <w:ind w:left="432" w:hanging="432"/>
+      </w:pPr>
+      <w:r>
+        <w:rPr>
+          <w:b/>
+        </w:rPr>
+        <w:t>3.</w:t>
+        <w:tab/>
+      </w:r>
+      <w:r>
+        <w:rPr>
+          <w:b/>
+        </w:rPr>
+        <w:t>The current rates were set once, for July 1, 2025.</w:t>
+      </w:r>
+      <w:r>
+        <w:t xml:space="preserve"> Request for Board Action </w:t>
+      </w:r>
+      <w:r>
+        <w:rPr>
+          <w:b/>
+        </w:rPr>
+        <w:t>2025-06-10</w:t>
+      </w:r>
+      <w:r>
+        <w:t xml:space="preserve"> adopted them following the Board's </w:t>
+      </w:r>
+      <w:r>
+        <w:rPr>
+          <w:b/>
+        </w:rPr>
+        <w:t>April 16, 2025</w:t>
+      </w:r>
+      <w:r>
+        <w:t xml:space="preserve"> acceptance of the four-year experience study for the period ending June 30, 2024 (June 30, 2025 valuation, Executive Summary).</w:t>
+      </w:r>
+    </w:p>
+    <w:p>
+      <w:pPr>
+        <w:spacing w:after="60"/>
+        <w:ind w:left="432" w:hanging="432"/>
+      </w:pPr>
+      <w:r>
+        <w:rPr>
+          <w:b/>
+        </w:rPr>
+        <w:t>4.</w:t>
+        <w:tab/>
+      </w:r>
+      <w:r>
+        <w:rPr>
+          <w:b/>
+        </w:rPr>
+        <w:t>The next review is 2029 — on VRS's own record.</w:t>
+      </w:r>
+      <w:r>
+        <w:t xml:space="preserve"> The Benefits and Actuarial Committee minutes of </w:t>
+      </w:r>
+      <w:r>
+        <w:rPr>
+          <w:b/>
+        </w:rPr>
+        <w:t>June 17, 2026</w:t>
+      </w:r>
+      <w:r>
+        <w:t xml:space="preserve"> record staff recommending that the committee "review the actual experience during the </w:t>
+      </w:r>
+      <w:r>
+        <w:rPr>
+          <w:b/>
+        </w:rPr>
+        <w:t>next quadrennial assumption review in 2029</w:t>
+      </w:r>
+      <w:r>
+        <w:t>."</w:t>
+      </w:r>
+    </w:p>
+    <w:p>
+      <w:pPr>
+        <w:spacing w:after="60"/>
+        <w:ind w:left="432" w:hanging="432"/>
+      </w:pPr>
+      <w:r>
+        <w:rPr>
+          <w:b/>
+        </w:rPr>
+        <w:t>5.</w:t>
+        <w:tab/>
+      </w:r>
+      <w:r>
+        <w:rPr>
+          <w:b/>
+        </w:rPr>
+        <w:t>The "Updated: July 1, 2026" stamp is a document refresh, exactly as suspected.</w:t>
+      </w:r>
+      <w:r>
+        <w:t xml:space="preserve"> On the current chart set, page 1 (Hybrid) is headed "Effective July 1, 2025" and footed "Updated: July 1, 2026," with the rate unchanged at 6.68%. Pages 2, 3 and 4 (Plan 1, Plan 2, alternate hazardous duty) are headed "Effective July 1, 2025" and footed "</w:t>
+      </w:r>
+      <w:r>
+        <w:rPr>
+          <w:b/>
+        </w:rPr>
+        <w:t>Updated: July 1, 2025</w:t>
+      </w:r>
+      <w:r>
+        <w:t xml:space="preserve">." The file's own PDF metadata gives a creation and modification date of </w:t>
+      </w:r>
+      <w:r>
+        <w:rPr>
+          <w:b/>
+        </w:rPr>
+        <w:t>July 1, 2026</w:t>
+      </w:r>
+      <w:r>
+        <w:t>. So one page was re-stamped when the file was regenerated and three were not. No rate moved.</w:t>
+      </w:r>
+    </w:p>
+    <w:p>
+      <w:r>
+        <w:rPr>
+          <w:b/>
+        </w:rPr>
+        <w:t>Therefore:</w:t>
+      </w:r>
+      <w:r>
+        <w:t xml:space="preserve"> the rates to use are those effective </w:t>
+      </w:r>
+      <w:r>
+        <w:rPr>
+          <w:b/>
+        </w:rPr>
+        <w:t>July 1, 2025</w:t>
+      </w:r>
+      <w:r>
+        <w:t xml:space="preserve">, and they are </w:t>
+      </w:r>
+      <w:r>
+        <w:rPr>
+          <w:b/>
+        </w:rPr>
+        <w:t>expected to remain in force through at least June 30, 2029</w:t>
+      </w:r>
+      <w:r>
+        <w:t>, absent an off-cycle Board action. That is better than the brief needed — it means the rates quoted to the JLC will not go stale during the 2027 session, and the brief can say so.</w:t>
+      </w:r>
+    </w:p>
+    <w:p>
+      <w:pPr>
+        <w:jc w:val="center"/>
+      </w:pPr>
+      <w:r>
+        <w:rPr>
+          <w:color w:val="909090"/>
+          <w:sz w:val="18"/>
+        </w:rPr>
+        <w:t>* * *</w:t>
+      </w:r>
+    </w:p>
+    <w:p>
+      <w:pPr>
+        <w:pStyle w:val="Heading2"/>
+      </w:pPr>
+      <w:r>
+        <w:t>What this changes in the brief</w:t>
+      </w:r>
+    </w:p>
+    <w:p>
+      <w:r>
+        <w:t>For MOO-288 to action. Listed most material first.</w:t>
+      </w:r>
+    </w:p>
+    <w:p>
+      <w:pPr>
+        <w:spacing w:after="60"/>
+        <w:ind w:left="432" w:hanging="432"/>
+      </w:pPr>
+      <w:r>
+        <w:rPr>
+          <w:b/>
+        </w:rPr>
+        <w:t>0.</w:t>
+        <w:tab/>
+      </w:r>
+      <w:r>
+        <w:rPr>
+          <w:b/>
+        </w:rPr>
+        <w:t>HOLD the printed one-page leave-behind.</w:t>
+      </w:r>
+      <w:r>
+        <w:t xml:space="preserve"> </w:t>
+      </w:r>
+      <w:r>
+        <w:rPr>
+          <w:rFonts w:ascii="Consolas" w:hAnsi="Consolas"/>
+          <w:color w:val="303030"/>
+          <w:sz w:val="18"/>
+        </w:rPr>
+        <w:t>00-ONE-PAGE-BRIEF.pdf</w:t>
+      </w:r>
+      <w:r>
+        <w:t xml:space="preserve"> is the artifact meant to be handed to legislators, and it carries both superseded figures: "under $2 million one time and under $100,000 a year," and "about 5 cents out of every $100." Its markdown source carries a hold banner as of this annex; </w:t>
+      </w:r>
+      <w:r>
+        <w:rPr>
+          <w:b/>
+        </w:rPr>
+        <w:t>the PDF has not been regenerated and should not be distributed until the cost block is revised.</w:t>
+      </w:r>
+      <w:r>
+        <w:t xml:space="preserve"> How to present a tens-of-millions present-value liability to a legislator — against a $0 general fund ask that remains entirely correct — is a presentational judgment for counsel, not a modelling one, which is why this annex flags it rather than rewriting it.</w:t>
+      </w:r>
+    </w:p>
+    <w:p>
+      <w:pPr>
+        <w:spacing w:after="60"/>
+        <w:ind w:left="432" w:hanging="432"/>
+      </w:pPr>
+      <w:r>
+        <w:rPr>
+          <w:b/>
+        </w:rPr>
+        <w:t>1.</w:t>
+        <w:tab/>
+      </w:r>
+      <w:r>
+        <w:rPr>
+          <w:b/>
+        </w:rPr>
+        <w:t>Replace the cost headline.</w:t>
+      </w:r>
+      <w:r>
+        <w:t xml:space="preserve"> "Under $2 million one-time; under $100,000 per year ongoing" cannot survive contact with the money committees. Replace with the FM-4 § 4.4 grid, a plain statement that the present value is in the tens of millions on central assumptions, and the § 4.6 cross-check showing the figure is </w:t>
+      </w:r>
+      <w:r>
+        <w:rPr>
+          <w:i/>
+        </w:rPr>
+        <w:t>conservative relative to VRS's own HB 1867 band</w:t>
+      </w:r>
+      <w:r>
+        <w:t>. The $0 general fund ask is unaffected and remains correct — this is an employer-contribution-rate liability amortised under the VRS Funding Policy, not an appropriation.</w:t>
+      </w:r>
+    </w:p>
+    <w:p>
+      <w:pPr>
+        <w:spacing w:after="60"/>
+        <w:ind w:left="432" w:hanging="432"/>
+      </w:pPr>
+      <w:r>
+        <w:rPr>
+          <w:b/>
+        </w:rPr>
+        <w:t>2.</w:t>
+        <w:tab/>
+      </w:r>
+      <w:r>
+        <w:rPr>
+          <w:b/>
+        </w:rPr>
+        <w:t>Correct "Plan 2 is a closed cohort."</w:t>
+      </w:r>
+      <w:r>
+        <w:t xml:space="preserve"> It is open for SPORS, VaLORS, political-subdivision hazardous duty, and — from July 1, 2026 — newly appointed judges. (FM-1 § 1.3, FM-3.)</w:t>
+      </w:r>
+    </w:p>
+    <w:p>
+      <w:pPr>
+        <w:spacing w:after="60"/>
+        <w:ind w:left="432" w:hanging="432"/>
+      </w:pPr>
+      <w:r>
+        <w:rPr>
+          <w:b/>
+        </w:rPr>
+        <w:t>3.</w:t>
+        <w:tab/>
+      </w:r>
+      <w:r>
+        <w:rPr>
+          <w:b/>
+        </w:rPr>
+        <w:t>Lead the population discussion with the one number that needs no estimate:</w:t>
+      </w:r>
+      <w:r>
+        <w:t xml:space="preserve"> 110,474 active Plan 1 members, 29.2% of the entire VRS active population, are past the window as a matter of law. Then give the 10,600–26,300 range. (FM-1 § 1.2, § 1.6.)</w:t>
+      </w:r>
+    </w:p>
+    <w:p>
+      <w:pPr>
+        <w:spacing w:after="60"/>
+        <w:ind w:left="432" w:hanging="432"/>
+      </w:pPr>
+      <w:r>
+        <w:rPr>
+          <w:b/>
+        </w:rPr>
+        <w:t>4.</w:t>
+        <w:tab/>
+      </w:r>
+      <w:r>
+        <w:rPr>
+          <w:b/>
+        </w:rPr>
+        <w:t>Replace the single 6% veteran share with the four sourced bands</w:t>
+      </w:r>
+      <w:r>
+        <w:t>, and add the BLS 5.75% corroboration — it is the cheapest credibility the package can buy. (FM-1 § 1.4.)</w:t>
+      </w:r>
+    </w:p>
+    <w:p>
+      <w:pPr>
+        <w:spacing w:after="60"/>
+        <w:ind w:left="432" w:hanging="432"/>
+      </w:pPr>
+      <w:r>
+        <w:rPr>
+          <w:b/>
+        </w:rPr>
+        <w:t>5.</w:t>
+        <w:tab/>
+      </w:r>
+      <w:r>
+        <w:rPr>
+          <w:b/>
+        </w:rPr>
+        <w:t>Keep the Cliff Graph's values; add an age panel.</w:t>
+      </w:r>
+      <w:r>
+        <w:t xml:space="preserve"> The 3.23× is defensible at its profile and is independently reproduced here; the problem is that one profile reads as universal when the real range is 0.5×–3.5×. (FM-2 § 2.4.)</w:t>
+      </w:r>
+    </w:p>
+    <w:p>
+      <w:pPr>
+        <w:spacing w:after="60"/>
+        <w:ind w:left="432" w:hanging="432"/>
+      </w:pPr>
+      <w:r>
+        <w:rPr>
+          <w:b/>
+        </w:rPr>
+        <w:t>6.</w:t>
+        <w:tab/>
+      </w:r>
+      <w:r>
+        <w:rPr>
+          <w:b/>
+        </w:rPr>
+        <w:t>Add the half-year-per-purchased-year Rule of 90 asymmetry.</w:t>
+      </w:r>
+      <w:r>
+        <w:t xml:space="preserve"> It is the most important mechanical fact in the package and appears nowhere in the brief. (FM-4 § 4.1.)</w:t>
+      </w:r>
+    </w:p>
+    <w:p>
+      <w:pPr>
+        <w:spacing w:after="60"/>
+        <w:ind w:left="432" w:hanging="432"/>
+      </w:pPr>
+      <w:r>
+        <w:rPr>
+          <w:b/>
+        </w:rPr>
+        <w:t>7.</w:t>
+        <w:tab/>
+      </w:r>
+      <w:r>
+        <w:rPr>
+          <w:b/>
+        </w:rPr>
+        <w:t>Soften "VRS publishes no actuarial-equivalent rate" to "VRS does not publish it."</w:t>
+      </w:r>
+      <w:r>
+        <w:t xml:space="preserve"> The Plan Actuary develops it annually from the prior-year valuation; it is a requestable document. (FM-2 § 2.2.)</w:t>
+      </w:r>
+    </w:p>
+    <w:p>
+      <w:pPr>
+        <w:spacing w:after="60"/>
+        <w:ind w:left="432" w:hanging="432"/>
+      </w:pPr>
+      <w:r>
+        <w:rPr>
+          <w:b/>
+        </w:rPr>
+        <w:t>8.</w:t>
+        <w:tab/>
+      </w:r>
+      <w:r>
+        <w:rPr>
+          <w:b/>
+        </w:rPr>
+        <w:t>Surface the A-1 interest-rate trade-off before the JLC picks a structure.</w:t>
+      </w:r>
+      <w:r>
+        <w:t xml:space="preserve"> (FM-4 § 4.3.)</w:t>
+      </w:r>
+    </w:p>
+    <w:p>
+      <w:pPr>
+        <w:spacing w:after="60"/>
+        <w:ind w:left="432" w:hanging="432"/>
+      </w:pPr>
+      <w:r>
+        <w:rPr>
+          <w:b/>
+        </w:rPr>
+        <w:t>9.</w:t>
+        <w:tab/>
+      </w:r>
+      <w:r>
+        <w:rPr>
+          <w:b/>
+        </w:rPr>
+        <w:t>Add A-3's administrative advantage:</w:t>
+      </w:r>
+      <w:r>
+        <w:t xml:space="preserve"> every rate group already has a Board-adopted rate, so A-3 needs no new rate-setting. (FM-3.)</w:t>
+      </w:r>
+    </w:p>
+    <w:p>
+      <w:pPr>
+        <w:spacing w:after="60"/>
+        <w:ind w:left="432" w:hanging="432"/>
+      </w:pPr>
+      <w:r>
+        <w:rPr>
+          <w:b/>
+        </w:rPr>
+        <w:t>10.</w:t>
+        <w:tab/>
+      </w:r>
+      <w:r>
+        <w:rPr>
+          <w:b/>
+        </w:rPr>
+        <w:t>State that the July 1, 2025 rates are good through at least June 30, 2029.</w:t>
+      </w:r>
+      <w:r>
+        <w:t xml:space="preserve"> (FM-5.)</w:t>
+      </w:r>
+    </w:p>
+    <w:p>
+      <w:pPr>
+        <w:spacing w:after="60"/>
+        <w:ind w:left="432" w:hanging="432"/>
+      </w:pPr>
+      <w:r>
+        <w:rPr>
+          <w:b/>
+        </w:rPr>
+        <w:t>11.</w:t>
+        <w:tab/>
+      </w:r>
+      <w:r>
+        <w:rPr>
+          <w:b/>
+        </w:rPr>
+        <w:t>Change one phrase in the Annex A rate-schedule authority.</w:t>
+      </w:r>
+      <w:r>
+        <w:t xml:space="preserve"> Grade by age </w:t>
+      </w:r>
+      <w:r>
+        <w:rPr>
+          <w:b/>
+        </w:rPr>
+        <w:t>and creditable service</w:t>
+      </w:r>
+      <w:r>
+        <w:t xml:space="preserve">, or by distance from unreduced eligibility — not by age alone. As originally described the guardrail removes about 15% of the exposure; redrawn it removes roughly </w:t>
+      </w:r>
+      <w:r>
+        <w:rPr>
+          <w:b/>
+        </w:rPr>
+        <w:t>60%</w:t>
+      </w:r>
+      <w:r>
+        <w:t xml:space="preserve"> — the class mean of what a </w:t>
+      </w:r>
+      <w:r>
+        <w:rPr>
+          <w:i/>
+        </w:rPr>
+        <w:t>lawful uniform</w:t>
+      </w:r>
+      <w:r>
+        <w:t xml:space="preserve"> rate can recover, leaving a residual of </w:t>
+      </w:r>
+      <w:r>
+        <w:rPr>
+          <w:b/>
+        </w:rPr>
+        <w:t>$22M–$44M at 20% take-up</w:t>
+      </w:r>
+      <w:r>
+        <w:t xml:space="preserve"> rather than zero (§ 4.8.1, red team F-1). </w:t>
+      </w:r>
+      <w:r>
+        <w:rPr>
+          <w:b/>
+        </w:rPr>
+        <w:t>It remains the highest-leverage single edit in the package, but it is a mitigation and not a neutrality device</w:t>
+      </w:r>
+      <w:r>
+        <w:t xml:space="preserve">, and the accompanying § 2.2 ceiling has to be reframed with it. </w:t>
+      </w:r>
+      <w:r>
+        <w:rPr>
+          <w:b/>
+        </w:rPr>
+        <w:t>And the 60% is itself conditional</w:t>
+      </w:r>
+      <w:r>
+        <w:t xml:space="preserve">: it assumes the ceiling means full cost to the Fund. On the statutory reading of "actuarial equivalent cost" the same redrawn authority recovers only about 22% and the residual is </w:t>
+      </w:r>
+      <w:r>
+        <w:rPr>
+          <w:b/>
+        </w:rPr>
+        <w:t>$43M–$84M</w:t>
+      </w:r>
+      <w:r>
+        <w:t xml:space="preserve"> against $57M–$111M for doing nothing — so the phrase change must be made </w:t>
+      </w:r>
+      <w:r>
+        <w:rPr>
+          <w:i/>
+        </w:rPr>
+        <w:t>together with</w:t>
+      </w:r>
+      <w:r>
+        <w:t xml:space="preserve"> a ceiling that says which cost it means. (FM-4 § 4.8, § 4.8.1, </w:t>
+      </w:r>
+      <w:r>
+        <w:rPr>
+          <w:b/>
+        </w:rPr>
+        <w:t>§ 4.8.3</w:t>
+      </w:r>
+      <w:r>
+        <w:t>.)</w:t>
+      </w:r>
+    </w:p>
+    <w:p>
+      <w:pPr>
+        <w:spacing w:after="60"/>
+        <w:ind w:left="432" w:hanging="432"/>
+      </w:pPr>
+      <w:r>
+        <w:rPr>
+          <w:b/>
+        </w:rPr>
+        <w:t>12.</w:t>
+        <w:tab/>
+      </w:r>
+      <w:r>
+        <w:rPr>
+          <w:b/>
+        </w:rPr>
+        <w:t>Report state, teacher and local exposure as three figures, never one.</w:t>
+      </w:r>
+      <w:r>
+        <w:t xml:space="preserve"> The political-subdivision line is the largest of the three and arrives without a local opt-in. Brief the Commission on Local Government before filing. (FM-4 § 4.7.)</w:t>
+      </w:r>
+    </w:p>
+    <w:p>
+      <w:pPr>
+        <w:spacing w:after="60"/>
+        <w:ind w:left="432" w:hanging="432"/>
+      </w:pPr>
+      <w:r>
+        <w:rPr>
+          <w:b/>
+        </w:rPr>
+        <w:t>13.</w:t>
+        <w:tab/>
+      </w:r>
+      <w:r>
+        <w:rPr>
+          <w:b/>
+        </w:rPr>
+        <w:t>Ask DPB for the Standards of Quality composite share</w:t>
+      </w:r>
+      <w:r>
+        <w:t xml:space="preserve"> so the teacher line can be split between the Commonwealth and localities. It is a budget input, not a VRS one, and this annex deliberately does not assume it. (FM-4 § 4.7.)</w:t>
+      </w:r>
+    </w:p>
+    <w:p>
+      <w:pPr>
+        <w:jc w:val="center"/>
+      </w:pPr>
+      <w:r>
+        <w:rPr>
+          <w:color w:val="909090"/>
+          <w:sz w:val="18"/>
+        </w:rPr>
+        <w:t>* * *</w:t>
+      </w:r>
+    </w:p>
+    <w:p>
+      <w:pPr>
+        <w:pStyle w:val="Heading2"/>
+      </w:pPr>
+      <w:r>
+        <w:t>Sources added by this annex</w:t>
+      </w:r>
+    </w:p>
+    <w:p>
+      <w:r>
+        <w:t>All retrieved October 24, 2026.</w:t>
+      </w:r>
+    </w:p>
+    <w:tbl>
+      <w:tblPr>
+        <w:tblStyle w:val="TableGrid"/>
+        <w:tblW w:type="auto" w:w="0"/>
+        <w:jc w:val="left"/>
+        <w:tblLook w:firstColumn="1" w:firstRow="1" w:lastColumn="0" w:lastRow="0" w:noHBand="0" w:noVBand="1" w:val="04A0"/>
+      </w:tblPr>
+      <w:tblGrid>
+        <w:gridCol w:w="2880"/>
+        <w:gridCol w:w="2880"/>
+        <w:gridCol w:w="2880"/>
+      </w:tblGrid>
+      <w:tr>
+        <w:trPr>
+          <w:tblHeader w:val="true"/>
+        </w:trPr>
+        <w:tc>
+          <w:tcPr>
+            <w:tcW w:type="dxa" w:w="2880"/>
+          </w:tcPr>
+          <w:p>
+            <w:pPr>
+              <w:spacing w:before="20" w:after="20"/>
+              <w:jc w:val="left"/>
+            </w:pPr>
+            <w:r>
+              <w:rPr>
+                <w:b/>
+                <w:sz w:val="17"/>
+              </w:rPr>
+              <w:t>#</w:t>
+            </w:r>
+          </w:p>
+        </w:tc>
+        <w:tc>
+          <w:tcPr>
+            <w:tcW w:type="dxa" w:w="2880"/>
+          </w:tcPr>
+          <w:p>
+            <w:pPr>
+              <w:spacing w:before="20" w:after="20"/>
+              <w:jc w:val="left"/>
+            </w:pPr>
+            <w:r>
+              <w:rPr>
+                <w:b/>
+                <w:sz w:val="17"/>
+              </w:rPr>
+              <w:t>Claim</w:t>
+            </w:r>
+          </w:p>
+        </w:tc>
+        <w:tc>
+          <w:tcPr>
+            <w:tcW w:type="dxa" w:w="2880"/>
+          </w:tcPr>
+          <w:p>
+            <w:pPr>
+              <w:spacing w:before="20" w:after="20"/>
+              <w:jc w:val="left"/>
+            </w:pPr>
+            <w:r>
+              <w:rPr>
+                <w:b/>
+                <w:sz w:val="17"/>
+              </w:rPr>
+              <w:t>Source</w:t>
+            </w:r>
+          </w:p>
+        </w:tc>
+      </w:tr>
+      <w:tr>
+        <w:tc>
+          <w:tcPr>
+            <w:tcW w:type="dxa" w:w="2880"/>
+          </w:tcPr>
+          <w:p>
+            <w:pPr>
+              <w:spacing w:before="20" w:after="20"/>
+              <w:jc w:val="left"/>
+            </w:pPr>
+            <w:r>
+              <w:rPr>
                 <w:sz w:val="17"/>
               </w:rPr>
               <w:t>C1</w:t>
@@ -18699,7 +23951,7 @@
               <w:spacing w:before="20" w:after="20"/>
               <w:jc w:val="left"/>
             </w:pPr>
-            <w:hyperlink r:id="rId12">
+            <w:hyperlink r:id="rId14">
               <w:r>
                 <w:rPr>
                   <w:rFonts w:ascii="Calibri" w:hAnsi="Calibri"/>
@@ -18710,7 +23962,7 @@
                 <w:t xml:space="preserve">VRS, </w:t>
               </w:r>
             </w:hyperlink>
-            <w:hyperlink r:id="rId12">
+            <w:hyperlink r:id="rId14">
               <w:r>
                 <w:rPr>
                   <w:rFonts w:ascii="Calibri" w:hAnsi="Calibri"/>
@@ -18775,7 +24027,7 @@
               <w:spacing w:before="20" w:after="20"/>
               <w:jc w:val="left"/>
             </w:pPr>
-            <w:hyperlink r:id="rId13">
+            <w:hyperlink r:id="rId15">
               <w:r>
                 <w:rPr>
                   <w:rFonts w:ascii="Calibri" w:hAnsi="Calibri"/>
@@ -18925,7 +24177,7 @@
               <w:spacing w:before="20" w:after="20"/>
               <w:jc w:val="left"/>
             </w:pPr>
-            <w:hyperlink r:id="rId14">
+            <w:hyperlink r:id="rId16">
               <w:r>
                 <w:rPr>
                   <w:rFonts w:ascii="Calibri" w:hAnsi="Calibri"/>
@@ -18989,7 +24241,7 @@
               <w:spacing w:before="20" w:after="20"/>
               <w:jc w:val="left"/>
             </w:pPr>
-            <w:hyperlink r:id="rId15">
+            <w:hyperlink r:id="rId17">
               <w:r>
                 <w:rPr>
                   <w:rFonts w:ascii="Calibri" w:hAnsi="Calibri"/>
@@ -19000,7 +24252,7 @@
                 <w:t xml:space="preserve">VRS, </w:t>
               </w:r>
             </w:hyperlink>
-            <w:hyperlink r:id="rId15">
+            <w:hyperlink r:id="rId17">
               <w:r>
                 <w:rPr>
                   <w:rFonts w:ascii="Calibri" w:hAnsi="Calibri"/>
@@ -19072,7 +24324,7 @@
               <w:spacing w:before="20" w:after="20"/>
               <w:jc w:val="left"/>
             </w:pPr>
-            <w:hyperlink r:id="rId16">
+            <w:hyperlink r:id="rId18">
               <w:r>
                 <w:rPr>
                   <w:rFonts w:ascii="Calibri" w:hAnsi="Calibri"/>
@@ -19089,7 +24341,7 @@
               </w:rPr>
               <w:t xml:space="preserve">; </w:t>
             </w:r>
-            <w:hyperlink r:id="rId17">
+            <w:hyperlink r:id="rId19">
               <w:r>
                 <w:rPr>
                   <w:rFonts w:ascii="Calibri" w:hAnsi="Calibri"/>
@@ -19154,7 +24406,7 @@
               <w:spacing w:before="20" w:after="20"/>
               <w:jc w:val="left"/>
             </w:pPr>
-            <w:hyperlink r:id="rId18">
+            <w:hyperlink r:id="rId20">
               <w:r>
                 <w:rPr>
                   <w:rFonts w:ascii="Calibri" w:hAnsi="Calibri"/>
@@ -19218,7 +24470,7 @@
               <w:spacing w:before="20" w:after="20"/>
               <w:jc w:val="left"/>
             </w:pPr>
-            <w:hyperlink r:id="rId19">
+            <w:hyperlink r:id="rId21">
               <w:r>
                 <w:rPr>
                   <w:rFonts w:ascii="Calibri" w:hAnsi="Calibri"/>
@@ -19282,7 +24534,7 @@
               <w:spacing w:before="20" w:after="20"/>
               <w:jc w:val="left"/>
             </w:pPr>
-            <w:hyperlink r:id="rId20">
+            <w:hyperlink r:id="rId22">
               <w:r>
                 <w:rPr>
                   <w:rFonts w:ascii="Calibri" w:hAnsi="Calibri"/>
@@ -19293,7 +24545,7 @@
                 <w:t xml:space="preserve">BLS, </w:t>
               </w:r>
             </w:hyperlink>
-            <w:hyperlink r:id="rId20">
+            <w:hyperlink r:id="rId22">
               <w:r>
                 <w:rPr>
                   <w:rFonts w:ascii="Calibri" w:hAnsi="Calibri"/>
@@ -19305,7 +24557,7 @@
                 <w:t xml:space="preserve">Employment Situation of Veterans</w:t>
               </w:r>
             </w:hyperlink>
-            <w:hyperlink r:id="rId20">
+            <w:hyperlink r:id="rId22">
               <w:r>
                 <w:rPr>
                   <w:rFonts w:ascii="Calibri" w:hAnsi="Calibri"/>
@@ -19369,7 +24621,7 @@
               <w:spacing w:before="20" w:after="20"/>
               <w:jc w:val="left"/>
             </w:pPr>
-            <w:hyperlink r:id="rId21">
+            <w:hyperlink r:id="rId23">
               <w:r>
                 <w:rPr>
                   <w:rFonts w:ascii="Calibri" w:hAnsi="Calibri"/>
@@ -19386,7 +24638,7 @@
               </w:rPr>
               <w:t xml:space="preserve">; </w:t>
             </w:r>
-            <w:hyperlink r:id="rId22">
+            <w:hyperlink r:id="rId24">
               <w:r>
                 <w:rPr>
                   <w:rFonts w:ascii="Calibri" w:hAnsi="Calibri"/>
@@ -19445,7 +24697,7 @@
               <w:spacing w:before="20" w:after="20"/>
               <w:jc w:val="left"/>
             </w:pPr>
-            <w:hyperlink r:id="rId23">
+            <w:hyperlink r:id="rId25">
               <w:r>
                 <w:rPr>
                   <w:rFonts w:ascii="Calibri" w:hAnsi="Calibri"/>
@@ -19456,7 +24708,7 @@
                 <w:t xml:space="preserve">NCES, </w:t>
               </w:r>
             </w:hyperlink>
-            <w:hyperlink r:id="rId23">
+            <w:hyperlink r:id="rId25">
               <w:r>
                 <w:rPr>
                   <w:rFonts w:ascii="Calibri" w:hAnsi="Calibri"/>
@@ -19468,7 +24720,7 @@
                 <w:t xml:space="preserve">Digest of Education Statistics</w:t>
               </w:r>
             </w:hyperlink>
-            <w:hyperlink r:id="rId23">
+            <w:hyperlink r:id="rId25">
               <w:r>
                 <w:rPr>
                   <w:rFonts w:ascii="Calibri" w:hAnsi="Calibri"/>
@@ -19532,7 +24784,7 @@
               <w:spacing w:before="20" w:after="20"/>
               <w:jc w:val="left"/>
             </w:pPr>
-            <w:hyperlink r:id="rId24">
+            <w:hyperlink r:id="rId26">
               <w:r>
                 <w:rPr>
                   <w:rFonts w:ascii="Calibri" w:hAnsi="Calibri"/>

--- a/briefs/2027-military-service-credit-cost-window/04-Annex-2-Closure-FM1-FM5.docx
+++ b/briefs/2027-military-service-credit-cost-window/04-Annex-2-Closure-FM1-FM5.docx
@@ -251,7 +251,7 @@
           <w:color w:val="444444"/>
           <w:sz w:val="20"/>
         </w:rPr>
-        <w:t>on the order of $13 million to $182 million</w:t>
+        <w:t>on the order of $28 million to $166 million</w:t>
       </w:r>
       <w:r>
         <w:rPr>
@@ -259,7 +259,15 @@
           <w:color w:val="444444"/>
           <w:sz w:val="20"/>
         </w:rPr>
-        <w:t>, depending on the eligible-pool band and take-up.</w:t>
+        <w:t xml:space="preserve">, depending on the eligible-pool band and take-up. </w:t>
+      </w:r>
+      <w:r>
+        <w:rPr>
+          <w:i/>
+          <w:color w:val="444444"/>
+          <w:sz w:val="20"/>
+        </w:rPr>
+        <w:t>(This passage read "$13 million to $182 million" when first written; that figure is retracted — see § 4.5.)</w:t>
       </w:r>
     </w:p>
     <w:p>
@@ -273,7 +281,7 @@
           <w:color w:val="444444"/>
           <w:sz w:val="20"/>
         </w:rPr>
-        <w:t xml:space="preserve">That is not a correction of a calculation error. The old arithmetic was internally consistent for what it covered. It covered roughly 2,600 people out of a pool this annex puts at 10,600–26,300, and it priced about 15%–30% of the cost per person. </w:t>
+        <w:t xml:space="preserve">That is not a correction of a calculation error. The old arithmetic was internally consistent for what it covered. It covered roughly 2,600 people out of a pool this annex puts at 11,600–24,000, and it priced about 15%–30% of the cost per person. </w:t>
       </w:r>
       <w:r>
         <w:rPr>
@@ -426,7 +434,7 @@
                 <w:b/>
                 <w:sz w:val="17"/>
               </w:rPr>
-              <w:t>10,600–26,300</w:t>
+              <w:t>11,600–24,000</w:t>
             </w:r>
             <w:r>
               <w:rPr>
@@ -12844,7 +12852,16 @@
         <w:t>$24,627</w:t>
       </w:r>
       <w:r>
-        <w:t xml:space="preserve"> (DERIVED).</w:t>
+        <w:t xml:space="preserve"> at the low end of the pool and </w:t>
+      </w:r>
+      <w:r>
+        <w:rPr>
+          <w:b/>
+        </w:rPr>
+        <w:t>$23,077</w:t>
+      </w:r>
+      <w:r>
+        <w:t xml:space="preserve"> at the high end (DERIVED). The two differ because the plan mix is not constant across the pool ends — Hybrid, by far the cheapest plan per purchaser, grows 2.35× between them against Plan 1's 1.90× — so a single blend cannot serve both.</w:t>
       </w:r>
     </w:p>
     <w:tbl>
@@ -12974,7 +12991,7 @@
                 <w:b/>
                 <w:sz w:val="17"/>
               </w:rPr>
-              <w:t>$20.3M – $39.9M</w:t>
+              <w:t>$20.3M – $37.4M</w:t>
             </w:r>
           </w:p>
         </w:tc>
@@ -13035,7 +13052,7 @@
                 <w:b/>
                 <w:sz w:val="17"/>
               </w:rPr>
-              <w:t>$13.3M – $33.3M</w:t>
+              <w:t>$13.3M – $31.2M</w:t>
             </w:r>
           </w:p>
         </w:tc>
@@ -13096,7 +13113,7 @@
                 <w:b/>
                 <w:sz w:val="17"/>
               </w:rPr>
-              <w:t>$23.4M – $45.2M</w:t>
+              <w:t>$23.4M – $42.3M</w:t>
             </w:r>
           </w:p>
         </w:tc>
@@ -13151,7 +13168,7 @@
                 <w:b/>
                 <w:sz w:val="17"/>
               </w:rPr>
-              <w:t>$57.0M – $118.4M</w:t>
+              <w:t>$57.0M – $110.9M</w:t>
             </w:r>
           </w:p>
         </w:tc>
@@ -13165,6 +13182,124 @@
         <w:rPr>
           <w:sz w:val="8"/>
         </w:rPr>
+      </w:r>
+    </w:p>
+    <w:p>
+      <w:r>
+        <w:rPr>
+          <w:b/>
+        </w:rPr>
+        <w:t>The total reconciles to the § 4.4 grid's 20% row to the dollar, at both ends.</w:t>
+      </w:r>
+      <w:r>
+        <w:t xml:space="preserve"> That is worth stating because it is the first arithmetic a money committee will do — add the three buckets, compare to the headline — and until October 25, 2026 it did not hold.</w:t>
+      </w:r>
+    </w:p>
+    <w:p>
+      <w:pPr>
+        <w:spacing w:before="120" w:after="120"/>
+        <w:ind w:left="480"/>
+      </w:pPr>
+      <w:r>
+        <w:rPr>
+          <w:b/>
+          <w:i/>
+          <w:color w:val="444444"/>
+          <w:sz w:val="20"/>
+        </w:rPr>
+        <w:t>Corrected October 25, 2026.</w:t>
+      </w:r>
+      <w:r>
+        <w:rPr>
+          <w:i/>
+          <w:color w:val="444444"/>
+          <w:sz w:val="20"/>
+        </w:rPr>
+        <w:t xml:space="preserve"> The high ends above read $39.9M / $33.3M / $45.2M for a total of </w:t>
+      </w:r>
+      <w:r>
+        <w:rPr>
+          <w:b/>
+          <w:i/>
+          <w:color w:val="444444"/>
+          <w:sz w:val="20"/>
+        </w:rPr>
+        <w:t>$118.4M</w:t>
+      </w:r>
+      <w:r>
+        <w:rPr>
+          <w:i/>
+          <w:color w:val="444444"/>
+          <w:sz w:val="20"/>
+        </w:rPr>
+        <w:t xml:space="preserve">, against a § 4.4 grid that gave </w:t>
+      </w:r>
+      <w:r>
+        <w:rPr>
+          <w:b/>
+          <w:i/>
+          <w:color w:val="444444"/>
+          <w:sz w:val="20"/>
+        </w:rPr>
+        <w:t>$110.9M</w:t>
+      </w:r>
+      <w:r>
+        <w:rPr>
+          <w:i/>
+          <w:color w:val="444444"/>
+          <w:sz w:val="20"/>
+        </w:rPr>
+        <w:t xml:space="preserve"> for the same 20% take-up on the same pool — a $7.5M gap. The cause was </w:t>
+      </w:r>
+      <w:r>
+        <w:rPr>
+          <w:i/>
+          <w:color w:val="444444"/>
+          <w:sz w:val="20"/>
+        </w:rPr>
+        <w:t>not</w:t>
+      </w:r>
+      <w:r>
+        <w:rPr>
+          <w:i/>
+          <w:color w:val="444444"/>
+          <w:sz w:val="20"/>
+        </w:rPr>
+        <w:t xml:space="preserve"> the eligible pool, which red team S-3 had already reconciled. It was that this table struck the blended per-purchaser figure once, at the </w:t>
+      </w:r>
+      <w:r>
+        <w:rPr>
+          <w:b/>
+          <w:i/>
+          <w:color w:val="444444"/>
+          <w:sz w:val="20"/>
+        </w:rPr>
+        <w:t>low</w:t>
+      </w:r>
+      <w:r>
+        <w:rPr>
+          <w:i/>
+          <w:color w:val="444444"/>
+          <w:sz w:val="20"/>
+        </w:rPr>
+        <w:t xml:space="preserve">-end plan weights, and then applied it to </w:t>
+      </w:r>
+      <w:r>
+        <w:rPr>
+          <w:b/>
+          <w:i/>
+          <w:color w:val="444444"/>
+          <w:sz w:val="20"/>
+        </w:rPr>
+        <w:t>both</w:t>
+      </w:r>
+      <w:r>
+        <w:rPr>
+          <w:i/>
+          <w:color w:val="444444"/>
+          <w:sz w:val="20"/>
+        </w:rPr>
+        <w:t xml:space="preserve"> ends of the employer-group headcount. The low-end blend overstates the high end by 6.3%, because Hybrid — the cheapest plan per purchaser — is a larger share of the high end. Striking the blend at each end closes the gap exactly. Left unfixed, this table would have reproduced the symptom S-3 was raised about, from a different cause, in the one place a reviewer is most likely to look.</w:t>
       </w:r>
     </w:p>
     <w:p>
@@ -23507,7 +23642,7 @@
         <w:t>Lead the population discussion with the one number that needs no estimate:</w:t>
       </w:r>
       <w:r>
-        <w:t xml:space="preserve"> 110,474 active Plan 1 members, 29.2% of the entire VRS active population, are past the window as a matter of law. Then give the 10,600–26,300 range. (FM-1 § 1.2, § 1.6.)</w:t>
+        <w:t xml:space="preserve"> 110,474 active Plan 1 members, 29.2% of the entire VRS active population, are past the window as a matter of law. Then give the 11,600–24,000 range. (FM-1 § 1.2, § 1.6.)</w:t>
       </w:r>
     </w:p>
     <w:p>

--- a/briefs/2027-military-service-credit-cost-window/04-Annex-2-Closure-FM1-FM5.docx
+++ b/briefs/2027-military-service-credit-cost-window/04-Annex-2-Closure-FM1-FM5.docx
@@ -12006,7 +12006,7 @@
         <w:pStyle w:val="Heading3"/>
       </w:pPr>
       <w:r>
-        <w:t>4.6 Independent cross-check — and why it validates this and not the old figure</w:t>
+        <w:t>4.6 Independent cross-check — what it validates, and the conservatism claim withdrawn</w:t>
       </w:r>
     </w:p>
     <w:p>
@@ -12083,7 +12083,75 @@
         <w:rPr>
           <w:b/>
         </w:rPr>
-        <w:t>Per-member comparison:</w:t>
+        <w:t>The comparison must be drawn on a matched years basis, and the whole section is restated on one here.</w:t>
+      </w:r>
+      <w:r>
+        <w:t xml:space="preserve"> HB 1867 priced a </w:t>
+      </w:r>
+      <w:r>
+        <w:rPr>
+          <w:b/>
+        </w:rPr>
+        <w:t>free</w:t>
+      </w:r>
+      <w:r>
+        <w:t xml:space="preserve"> grant of </w:t>
+      </w:r>
+      <w:r>
+        <w:rPr>
+          <w:b/>
+        </w:rPr>
+        <w:t>up to 48 months</w:t>
+      </w:r>
+      <w:r>
+        <w:t xml:space="preserve">. The brief's per-member figures are </w:t>
+      </w:r>
+      <w:r>
+        <w:rPr>
+          <w:b/>
+        </w:rPr>
+        <w:t>net of the member's price</w:t>
+      </w:r>
+      <w:r>
+        <w:t xml:space="preserve"> for </w:t>
+      </w:r>
+      <w:r>
+        <w:rPr>
+          <w:b/>
+        </w:rPr>
+        <w:t>2.5</w:t>
+      </w:r>
+      <w:r>
+        <w:t xml:space="preserve"> purchased years (A-18). Those are not the same quantity, and until October 25, 2026 this section set one against the other and drew a conservatism conclusion from it. </w:t>
+      </w:r>
+      <w:r>
+        <w:rPr>
+          <w:b/>
+        </w:rPr>
+        <w:t>That conclusion is withdrawn (red team S-1).</w:t>
+      </w:r>
+      <w:r>
+        <w:t xml:space="preserve"> Everything below is the same model re-run at </w:t>
+      </w:r>
+      <w:r>
+        <w:rPr>
+          <w:b/>
+        </w:rPr>
+        <w:t>4 years</w:t>
+      </w:r>
+      <w:r>
+        <w:t xml:space="preserve">, salary $69,865, so that both sides describe the thing VRS actually priced. Reproduce with </w:t>
+      </w:r>
+      <w:r>
+        <w:rPr>
+          <w:rFonts w:ascii="Consolas" w:hAnsi="Consolas"/>
+          <w:color w:val="303030"/>
+          <w:sz w:val="18"/>
+        </w:rPr>
+        <w:t>models/redteam_checks.py</w:t>
+      </w:r>
+      <w:r>
+        <w:t>, RT-2.</w:t>
       </w:r>
     </w:p>
     <w:tbl>
@@ -12094,9 +12162,11 @@
         <w:tblLook w:firstColumn="1" w:firstRow="1" w:lastColumn="0" w:lastRow="0" w:noHBand="0" w:noVBand="1" w:val="04A0"/>
       </w:tblPr>
       <w:tblGrid>
-        <w:gridCol w:w="2880"/>
-        <w:gridCol w:w="2880"/>
-        <w:gridCol w:w="2880"/>
+        <w:gridCol w:w="1728"/>
+        <w:gridCol w:w="1728"/>
+        <w:gridCol w:w="1728"/>
+        <w:gridCol w:w="1728"/>
+        <w:gridCol w:w="1728"/>
       </w:tblGrid>
       <w:tr>
         <w:trPr>
@@ -12104,48 +12174,91 @@
         </w:trPr>
         <w:tc>
           <w:tcPr>
-            <w:tcW w:type="dxa" w:w="2880"/>
+            <w:tcW w:type="dxa" w:w="1728"/>
           </w:tcPr>
           <w:p>
             <w:pPr>
               <w:spacing w:before="20" w:after="20"/>
               <w:jc w:val="left"/>
             </w:pPr>
-          </w:p>
-        </w:tc>
-        <w:tc>
-          <w:tcPr>
-            <w:tcW w:type="dxa" w:w="2880"/>
-          </w:tcPr>
-          <w:p>
-            <w:pPr>
-              <w:spacing w:before="20" w:after="20"/>
-              <w:jc w:val="right"/>
-            </w:pPr>
             <w:r>
               <w:rPr>
                 <w:b/>
                 <w:sz w:val="17"/>
               </w:rPr>
-              <w:t>Modelled A-3 net PV per member</w:t>
-            </w:r>
-          </w:p>
-        </w:tc>
-        <w:tc>
-          <w:tcPr>
-            <w:tcW w:type="dxa" w:w="2880"/>
-          </w:tcPr>
-          <w:p>
-            <w:pPr>
-              <w:spacing w:before="20" w:after="20"/>
-              <w:jc w:val="left"/>
+              <w:t>At a matched 4 years</w:t>
+            </w:r>
+          </w:p>
+        </w:tc>
+        <w:tc>
+          <w:tcPr>
+            <w:tcW w:type="dxa" w:w="1728"/>
+          </w:tcPr>
+          <w:p>
+            <w:pPr>
+              <w:spacing w:before="20" w:after="20"/>
+              <w:jc w:val="right"/>
             </w:pPr>
             <w:r>
               <w:rPr>
                 <w:b/>
                 <w:sz w:val="17"/>
               </w:rPr>
-              <w:t>Against the HB 1867 band</w:t>
+              <w:t>Plan 1</w:t>
+            </w:r>
+          </w:p>
+        </w:tc>
+        <w:tc>
+          <w:tcPr>
+            <w:tcW w:type="dxa" w:w="1728"/>
+          </w:tcPr>
+          <w:p>
+            <w:pPr>
+              <w:spacing w:before="20" w:after="20"/>
+              <w:jc w:val="right"/>
+            </w:pPr>
+            <w:r>
+              <w:rPr>
+                <w:b/>
+                <w:sz w:val="17"/>
+              </w:rPr>
+              <w:t>Plan 2</w:t>
+            </w:r>
+          </w:p>
+        </w:tc>
+        <w:tc>
+          <w:tcPr>
+            <w:tcW w:type="dxa" w:w="1728"/>
+          </w:tcPr>
+          <w:p>
+            <w:pPr>
+              <w:spacing w:before="20" w:after="20"/>
+              <w:jc w:val="right"/>
+            </w:pPr>
+            <w:r>
+              <w:rPr>
+                <w:b/>
+                <w:sz w:val="17"/>
+              </w:rPr>
+              <w:t>Hybrid</w:t>
+            </w:r>
+          </w:p>
+        </w:tc>
+        <w:tc>
+          <w:tcPr>
+            <w:tcW w:type="dxa" w:w="1728"/>
+          </w:tcPr>
+          <w:p>
+            <w:pPr>
+              <w:spacing w:before="20" w:after="20"/>
+              <w:jc w:val="right"/>
+            </w:pPr>
+            <w:r>
+              <w:rPr>
+                <w:b/>
+                <w:sz w:val="17"/>
+              </w:rPr>
+              <w:t>Pool-weighted blend</w:t>
             </w:r>
           </w:p>
         </w:tc>
@@ -12153,7 +12266,7 @@
       <w:tr>
         <w:tc>
           <w:tcPr>
-            <w:tcW w:type="dxa" w:w="2880"/>
+            <w:tcW w:type="dxa" w:w="1728"/>
           </w:tcPr>
           <w:p>
             <w:pPr>
@@ -12162,44 +12275,85 @@
             </w:pPr>
             <w:r>
               <w:rPr>
-                <w:sz w:val="17"/>
-              </w:rPr>
-              <w:t>Plan 1</w:t>
-            </w:r>
-          </w:p>
-        </w:tc>
-        <w:tc>
-          <w:tcPr>
-            <w:tcW w:type="dxa" w:w="2880"/>
-          </w:tcPr>
-          <w:p>
-            <w:pPr>
-              <w:spacing w:before="20" w:after="20"/>
-              <w:jc w:val="right"/>
-            </w:pPr>
-            <w:r>
-              <w:rPr>
-                <w:sz w:val="17"/>
-              </w:rPr>
-              <w:t>$47,967</w:t>
-            </w:r>
-          </w:p>
-        </w:tc>
-        <w:tc>
-          <w:tcPr>
-            <w:tcW w:type="dxa" w:w="2880"/>
-          </w:tcPr>
-          <w:p>
-            <w:pPr>
-              <w:spacing w:before="20" w:after="20"/>
-              <w:jc w:val="left"/>
-            </w:pPr>
-            <w:r>
-              <w:rPr>
                 <w:b/>
                 <w:sz w:val="17"/>
               </w:rPr>
-              <w:t>inside</w:t>
+              <w:t>Free-grant equivalent</w:t>
+            </w:r>
+            <w:r>
+              <w:rPr>
+                <w:sz w:val="17"/>
+              </w:rPr>
+              <w:t xml:space="preserve"> — total PV to the Fund, no member price</w:t>
+            </w:r>
+          </w:p>
+        </w:tc>
+        <w:tc>
+          <w:tcPr>
+            <w:tcW w:type="dxa" w:w="1728"/>
+          </w:tcPr>
+          <w:p>
+            <w:pPr>
+              <w:spacing w:before="20" w:after="20"/>
+              <w:jc w:val="right"/>
+            </w:pPr>
+            <w:r>
+              <w:rPr>
+                <w:b/>
+                <w:sz w:val="17"/>
+              </w:rPr>
+              <w:t>$123,520</w:t>
+            </w:r>
+          </w:p>
+        </w:tc>
+        <w:tc>
+          <w:tcPr>
+            <w:tcW w:type="dxa" w:w="1728"/>
+          </w:tcPr>
+          <w:p>
+            <w:pPr>
+              <w:spacing w:before="20" w:after="20"/>
+              <w:jc w:val="right"/>
+            </w:pPr>
+            <w:r>
+              <w:rPr>
+                <w:sz w:val="17"/>
+              </w:rPr>
+              <w:t>$58,971</w:t>
+            </w:r>
+          </w:p>
+        </w:tc>
+        <w:tc>
+          <w:tcPr>
+            <w:tcW w:type="dxa" w:w="1728"/>
+          </w:tcPr>
+          <w:p>
+            <w:pPr>
+              <w:spacing w:before="20" w:after="20"/>
+              <w:jc w:val="right"/>
+            </w:pPr>
+            <w:r>
+              <w:rPr>
+                <w:sz w:val="17"/>
+              </w:rPr>
+              <w:t>$30,281</w:t>
+            </w:r>
+          </w:p>
+        </w:tc>
+        <w:tc>
+          <w:tcPr>
+            <w:tcW w:type="dxa" w:w="1728"/>
+          </w:tcPr>
+          <w:p>
+            <w:pPr>
+              <w:spacing w:before="20" w:after="20"/>
+              <w:jc w:val="right"/>
+            </w:pPr>
+            <w:r>
+              <w:rPr>
+                <w:sz w:val="17"/>
+              </w:rPr>
+              <w:t>$71,864 lo / $68,254 hi</w:t>
             </w:r>
           </w:p>
         </w:tc>
@@ -12207,7 +12361,7 @@
       <w:tr>
         <w:tc>
           <w:tcPr>
-            <w:tcW w:type="dxa" w:w="2880"/>
+            <w:tcW w:type="dxa" w:w="1728"/>
           </w:tcPr>
           <w:p>
             <w:pPr>
@@ -12218,42 +12372,75 @@
               <w:rPr>
                 <w:sz w:val="17"/>
               </w:rPr>
-              <w:t>Plan 2</w:t>
-            </w:r>
-          </w:p>
-        </w:tc>
-        <w:tc>
-          <w:tcPr>
-            <w:tcW w:type="dxa" w:w="2880"/>
-          </w:tcPr>
-          <w:p>
-            <w:pPr>
-              <w:spacing w:before="20" w:after="20"/>
-              <w:jc w:val="right"/>
-            </w:pPr>
-            <w:r>
-              <w:rPr>
-                <w:sz w:val="17"/>
-              </w:rPr>
-              <w:t>$17,174</w:t>
-            </w:r>
-          </w:p>
-        </w:tc>
-        <w:tc>
-          <w:tcPr>
-            <w:tcW w:type="dxa" w:w="2880"/>
-          </w:tcPr>
-          <w:p>
-            <w:pPr>
-              <w:spacing w:before="20" w:after="20"/>
-              <w:jc w:val="left"/>
-            </w:pPr>
-            <w:r>
-              <w:rPr>
-                <w:b/>
-                <w:sz w:val="17"/>
-              </w:rPr>
-              <w:t>inside</w:t>
+              <w:t>Member price at the A-3 approximate normal cost</w:t>
+            </w:r>
+          </w:p>
+        </w:tc>
+        <w:tc>
+          <w:tcPr>
+            <w:tcW w:type="dxa" w:w="1728"/>
+          </w:tcPr>
+          <w:p>
+            <w:pPr>
+              <w:spacing w:before="20" w:after="20"/>
+              <w:jc w:val="right"/>
+            </w:pPr>
+            <w:r>
+              <w:rPr>
+                <w:sz w:val="17"/>
+              </w:rPr>
+              <w:t>$34,932</w:t>
+            </w:r>
+          </w:p>
+        </w:tc>
+        <w:tc>
+          <w:tcPr>
+            <w:tcW w:type="dxa" w:w="1728"/>
+          </w:tcPr>
+          <w:p>
+            <w:pPr>
+              <w:spacing w:before="20" w:after="20"/>
+              <w:jc w:val="right"/>
+            </w:pPr>
+            <w:r>
+              <w:rPr>
+                <w:sz w:val="17"/>
+              </w:rPr>
+              <w:t>$30,014</w:t>
+            </w:r>
+          </w:p>
+        </w:tc>
+        <w:tc>
+          <w:tcPr>
+            <w:tcW w:type="dxa" w:w="1728"/>
+          </w:tcPr>
+          <w:p>
+            <w:pPr>
+              <w:spacing w:before="20" w:after="20"/>
+              <w:jc w:val="right"/>
+            </w:pPr>
+            <w:r>
+              <w:rPr>
+                <w:sz w:val="17"/>
+              </w:rPr>
+              <w:t>$18,668</w:t>
+            </w:r>
+          </w:p>
+        </w:tc>
+        <w:tc>
+          <w:tcPr>
+            <w:tcW w:type="dxa" w:w="1728"/>
+          </w:tcPr>
+          <w:p>
+            <w:pPr>
+              <w:spacing w:before="20" w:after="20"/>
+              <w:jc w:val="right"/>
+            </w:pPr>
+            <w:r>
+              <w:rPr>
+                <w:sz w:val="17"/>
+              </w:rPr>
+              <w:t>—</w:t>
             </w:r>
           </w:p>
         </w:tc>
@@ -12261,7 +12448,7 @@
       <w:tr>
         <w:tc>
           <w:tcPr>
-            <w:tcW w:type="dxa" w:w="2880"/>
+            <w:tcW w:type="dxa" w:w="1728"/>
           </w:tcPr>
           <w:p>
             <w:pPr>
@@ -12272,54 +12459,75 @@
               <w:rPr>
                 <w:sz w:val="17"/>
               </w:rPr>
-              <w:t>Hybrid</w:t>
-            </w:r>
-          </w:p>
-        </w:tc>
-        <w:tc>
-          <w:tcPr>
-            <w:tcW w:type="dxa" w:w="2880"/>
-          </w:tcPr>
-          <w:p>
-            <w:pPr>
-              <w:spacing w:before="20" w:after="20"/>
-              <w:jc w:val="right"/>
-            </w:pPr>
-            <w:r>
-              <w:rPr>
-                <w:sz w:val="17"/>
-              </w:rPr>
-              <w:t>$6,779</w:t>
-            </w:r>
-          </w:p>
-        </w:tc>
-        <w:tc>
-          <w:tcPr>
-            <w:tcW w:type="dxa" w:w="2880"/>
-          </w:tcPr>
-          <w:p>
-            <w:pPr>
-              <w:spacing w:before="20" w:after="20"/>
-              <w:jc w:val="left"/>
-            </w:pPr>
-            <w:r>
-              <w:rPr>
-                <w:sz w:val="17"/>
-              </w:rPr>
-              <w:t xml:space="preserve">below — as a </w:t>
-            </w:r>
-            <w:r>
-              <w:rPr>
-                <w:i/>
-                <w:sz w:val="17"/>
-              </w:rPr>
-              <w:t>priced</w:t>
-            </w:r>
-            <w:r>
-              <w:rPr>
-                <w:sz w:val="17"/>
-              </w:rPr>
-              <w:t xml:space="preserve"> purchase should be</w:t>
+              <w:t>Net PV to the Fund after the member pays</w:t>
+            </w:r>
+          </w:p>
+        </w:tc>
+        <w:tc>
+          <w:tcPr>
+            <w:tcW w:type="dxa" w:w="1728"/>
+          </w:tcPr>
+          <w:p>
+            <w:pPr>
+              <w:spacing w:before="20" w:after="20"/>
+              <w:jc w:val="right"/>
+            </w:pPr>
+            <w:r>
+              <w:rPr>
+                <w:sz w:val="17"/>
+              </w:rPr>
+              <w:t>$88,587</w:t>
+            </w:r>
+          </w:p>
+        </w:tc>
+        <w:tc>
+          <w:tcPr>
+            <w:tcW w:type="dxa" w:w="1728"/>
+          </w:tcPr>
+          <w:p>
+            <w:pPr>
+              <w:spacing w:before="20" w:after="20"/>
+              <w:jc w:val="right"/>
+            </w:pPr>
+            <w:r>
+              <w:rPr>
+                <w:sz w:val="17"/>
+              </w:rPr>
+              <w:t>$28,957</w:t>
+            </w:r>
+          </w:p>
+        </w:tc>
+        <w:tc>
+          <w:tcPr>
+            <w:tcW w:type="dxa" w:w="1728"/>
+          </w:tcPr>
+          <w:p>
+            <w:pPr>
+              <w:spacing w:before="20" w:after="20"/>
+              <w:jc w:val="right"/>
+            </w:pPr>
+            <w:r>
+              <w:rPr>
+                <w:sz w:val="17"/>
+              </w:rPr>
+              <w:t>$11,614</w:t>
+            </w:r>
+          </w:p>
+        </w:tc>
+        <w:tc>
+          <w:tcPr>
+            <w:tcW w:type="dxa" w:w="1728"/>
+          </w:tcPr>
+          <w:p>
+            <w:pPr>
+              <w:spacing w:before="20" w:after="20"/>
+              <w:jc w:val="right"/>
+            </w:pPr>
+            <w:r>
+              <w:rPr>
+                <w:sz w:val="17"/>
+              </w:rPr>
+              <w:t>$44,491 lo / $41,637 hi</w:t>
             </w:r>
           </w:p>
         </w:tc>
@@ -12327,7 +12535,7 @@
       <w:tr>
         <w:tc>
           <w:tcPr>
-            <w:tcW w:type="dxa" w:w="2880"/>
+            <w:tcW w:type="dxa" w:w="1728"/>
           </w:tcPr>
           <w:p>
             <w:pPr>
@@ -12336,16 +12544,28 @@
             </w:pPr>
             <w:r>
               <w:rPr>
+                <w:sz w:val="17"/>
+              </w:rPr>
+              <w:t xml:space="preserve">Against VRS's $10,000 – $60,000 (average </w:t>
+            </w:r>
+            <w:r>
+              <w:rPr>
                 <w:b/>
                 <w:sz w:val="17"/>
               </w:rPr>
-              <w:t>Brief v1.0</w:t>
-            </w:r>
-          </w:p>
-        </w:tc>
-        <w:tc>
-          <w:tcPr>
-            <w:tcW w:type="dxa" w:w="2880"/>
+              <w:t>$35,000</w:t>
+            </w:r>
+            <w:r>
+              <w:rPr>
+                <w:sz w:val="17"/>
+              </w:rPr>
+              <w:t>), free, 4 years</w:t>
+            </w:r>
+          </w:p>
+        </w:tc>
+        <w:tc>
+          <w:tcPr>
+            <w:tcW w:type="dxa" w:w="1728"/>
           </w:tcPr>
           <w:p>
             <w:pPr>
@@ -12357,25 +12577,58 @@
                 <w:b/>
                 <w:sz w:val="17"/>
               </w:rPr>
-              <w:t>~$3,750</w:t>
-            </w:r>
-          </w:p>
-        </w:tc>
-        <w:tc>
-          <w:tcPr>
-            <w:tcW w:type="dxa" w:w="2880"/>
-          </w:tcPr>
-          <w:p>
-            <w:pPr>
-              <w:spacing w:before="20" w:after="20"/>
-              <w:jc w:val="left"/>
-            </w:pPr>
-            <w:r>
-              <w:rPr>
-                <w:b/>
-                <w:sz w:val="17"/>
-              </w:rPr>
-              <w:t>an order of magnitude below the floor</w:t>
+              <w:t>2.06× the ceiling</w:t>
+            </w:r>
+          </w:p>
+        </w:tc>
+        <w:tc>
+          <w:tcPr>
+            <w:tcW w:type="dxa" w:w="1728"/>
+          </w:tcPr>
+          <w:p>
+            <w:pPr>
+              <w:spacing w:before="20" w:after="20"/>
+              <w:jc w:val="right"/>
+            </w:pPr>
+            <w:r>
+              <w:rPr>
+                <w:sz w:val="17"/>
+              </w:rPr>
+              <w:t>inside</w:t>
+            </w:r>
+          </w:p>
+        </w:tc>
+        <w:tc>
+          <w:tcPr>
+            <w:tcW w:type="dxa" w:w="1728"/>
+          </w:tcPr>
+          <w:p>
+            <w:pPr>
+              <w:spacing w:before="20" w:after="20"/>
+              <w:jc w:val="right"/>
+            </w:pPr>
+            <w:r>
+              <w:rPr>
+                <w:sz w:val="17"/>
+              </w:rPr>
+              <w:t>inside</w:t>
+            </w:r>
+          </w:p>
+        </w:tc>
+        <w:tc>
+          <w:tcPr>
+            <w:tcW w:type="dxa" w:w="1728"/>
+          </w:tcPr>
+          <w:p>
+            <w:pPr>
+              <w:spacing w:before="20" w:after="20"/>
+              <w:jc w:val="right"/>
+            </w:pPr>
+            <w:r>
+              <w:rPr>
+                <w:sz w:val="17"/>
+              </w:rPr>
+              <w:t>—</w:t>
             </w:r>
           </w:p>
         </w:tc>
@@ -12392,26 +12645,125 @@
       </w:r>
     </w:p>
     <w:p>
-      <w:r>
-        <w:t xml:space="preserve">A purchase at which the member still pays must cost the Fund </w:t>
-      </w:r>
+      <w:pPr>
+        <w:spacing w:before="120" w:after="120"/>
+        <w:ind w:left="480"/>
+      </w:pPr>
       <w:r>
         <w:rPr>
           <w:b/>
-        </w:rPr>
-        <w:t>less</w:t>
-      </w:r>
-      <w:r>
-        <w:t xml:space="preserve"> than a free grant of the same service. These figures do; two of three sit inside VRS's own band and the third sits just below it, which is exactly the expected pattern. The brief v1.0 per-member figure sat roughly a factor of three below even the floor of a band VRS produced for a </w:t>
+          <w:i/>
+          <w:color w:val="444444"/>
+          <w:sz w:val="20"/>
+        </w:rPr>
+        <w:t>The honest statement is a bracket, and it is also the better one to take to the money committees.</w:t>
+      </w:r>
+      <w:r>
+        <w:rPr>
+          <w:i/>
+          <w:color w:val="444444"/>
+          <w:sz w:val="20"/>
+        </w:rPr>
+        <w:t xml:space="preserve"> This model and VRS's own HB 1867 figures straddle the answer, and </w:t>
       </w:r>
       <w:r>
         <w:rPr>
           <w:b/>
-        </w:rPr>
-        <w:t>free</w:t>
-      </w:r>
-      <w:r>
-        <w:t xml:space="preserve"> benefit. That was the signal, available at the time in the HB 1867 statement itself, that the arithmetic was too low.</w:t>
+          <w:i/>
+          <w:color w:val="444444"/>
+          <w:sz w:val="20"/>
+        </w:rPr>
+        <w:t>this model is the higher of the two.</w:t>
+      </w:r>
+      <w:r>
+        <w:rPr>
+          <w:i/>
+          <w:color w:val="444444"/>
+          <w:sz w:val="20"/>
+        </w:rPr>
+        <w:t xml:space="preserve"> Run the comparison the other way — take VRS's $35,000 average as given and subtract the A-3 member price for four years — and the net to the Fund is </w:t>
+      </w:r>
+      <w:r>
+        <w:rPr>
+          <w:b/>
+          <w:i/>
+          <w:color w:val="444444"/>
+          <w:sz w:val="20"/>
+        </w:rPr>
+        <w:t>$68 (Plan 1), $4,986 (Plan 2), $16,332 (Hybrid)</w:t>
+      </w:r>
+      <w:r>
+        <w:rPr>
+          <w:i/>
+          <w:color w:val="444444"/>
+          <w:sz w:val="20"/>
+        </w:rPr>
+        <w:t xml:space="preserve">, an order of magnitude below what this annex carries and ordering the plans oppositely, because VRS's band is flat across plans while the A-3 price rises steeply with the plan's normal-cost rate. So the defensible sentence is: </w:t>
+      </w:r>
+      <w:r>
+        <w:rPr>
+          <w:i/>
+          <w:color w:val="444444"/>
+          <w:sz w:val="20"/>
+        </w:rPr>
+        <w:t>the two estimates bracket the answer, this model has carried the costlier side of the bracket, and the only figure that will count is the one VRS files under § 30-19.1:7.</w:t>
+      </w:r>
+      <w:r>
+        <w:rPr>
+          <w:i/>
+          <w:color w:val="444444"/>
+          <w:sz w:val="20"/>
+        </w:rPr>
+        <w:t xml:space="preserve"> </w:t>
+      </w:r>
+      <w:r>
+        <w:rPr>
+          <w:b/>
+          <w:i/>
+          <w:color w:val="444444"/>
+          <w:sz w:val="20"/>
+        </w:rPr>
+        <w:t>The word "conservative" should not appear in this comparison in either direction</w:t>
+      </w:r>
+      <w:r>
+        <w:rPr>
+          <w:i/>
+          <w:color w:val="444444"/>
+          <w:sz w:val="20"/>
+        </w:rPr>
+        <w:t xml:space="preserve">, because the package has used it in both senses — once to mean "our cost figure is modest against VRS's band," which is now false, and once to mean "we have assumed the expensive outcome," which is true. Say </w:t>
+      </w:r>
+      <w:r>
+        <w:rPr>
+          <w:i/>
+          <w:color w:val="444444"/>
+          <w:sz w:val="20"/>
+        </w:rPr>
+        <w:t>more expensive than VRS's</w:t>
+      </w:r>
+      <w:r>
+        <w:rPr>
+          <w:i/>
+          <w:color w:val="444444"/>
+          <w:sz w:val="20"/>
+        </w:rPr>
+        <w:t xml:space="preserve"> and </w:t>
+      </w:r>
+      <w:r>
+        <w:rPr>
+          <w:i/>
+          <w:color w:val="444444"/>
+          <w:sz w:val="20"/>
+        </w:rPr>
+        <w:t>less expensive than VRS's</w:t>
+      </w:r>
+      <w:r>
+        <w:rPr>
+          <w:i/>
+          <w:color w:val="444444"/>
+          <w:sz w:val="20"/>
+        </w:rPr>
+        <w:t xml:space="preserve"> and leave the adjective out.</w:t>
       </w:r>
     </w:p>
     <w:p>
@@ -12419,40 +12771,22 @@
         <w:rPr>
           <w:b/>
         </w:rPr>
-        <w:t>The agreement is structural, not just a matter of magnitude.</w:t>
-      </w:r>
-      <w:r>
-        <w:t xml:space="preserve"> VRS also published a worked total — Items 6 and 9, verbatim: </w:t>
-      </w:r>
-      <w:r>
-        <w:rPr>
-          <w:i/>
-        </w:rPr>
-        <w:t xml:space="preserve">"if 1,500 members (1% of the Teacher population) had this type of service, and the average cost was </w:t>
-      </w:r>
-      <w:r>
-        <w:rPr>
-          <w:i/>
-        </w:rPr>
-        <w:t>$35,000</w:t>
-      </w:r>
-      <w:r>
-        <w:rPr>
-          <w:i/>
-        </w:rPr>
-        <w:t xml:space="preserve">, the total cost to the fund could be </w:t>
-      </w:r>
-      <w:r>
-        <w:rPr>
-          <w:i/>
-        </w:rPr>
-        <w:t>$50 million</w:t>
-      </w:r>
-      <w:r>
-        <w:rPr>
-          <w:i/>
-        </w:rPr>
-        <w:t>."</w:t>
+        <w:t xml:space="preserve">The </w:t>
+      </w:r>
+      <w:r>
+        <w:rPr>
+          <w:rFonts w:ascii="Consolas" w:hAnsi="Consolas"/>
+          <w:b/>
+          <w:color w:val="303030"/>
+          <w:sz w:val="18"/>
+        </w:rPr>
+        <w:t>1 − 1/m</w:t>
+      </w:r>
+      <w:r>
+        <w:rPr>
+          <w:b/>
+        </w:rPr>
+        <w:t xml:space="preserve"> structural claim is withdrawn, because it fails on its own identity once the years are matched.</w:t>
       </w:r>
       <w:r>
         <w:t xml:space="preserve"> Because the member pays the approximate normal cost, the Fund bears </w:t>
@@ -12477,7 +12811,29 @@
         <w:t>m</w:t>
       </w:r>
       <w:r>
-        <w:t xml:space="preserve"> is the AEC/ANC multiple:</w:t>
+        <w:t xml:space="preserve"> is the AEC/ANC multiple — and </w:t>
+      </w:r>
+      <w:r>
+        <w:rPr>
+          <w:rFonts w:ascii="Consolas" w:hAnsi="Consolas"/>
+          <w:color w:val="303030"/>
+          <w:sz w:val="18"/>
+        </w:rPr>
+        <w:t>1 − 1/m &lt; 1</w:t>
+      </w:r>
+      <w:r>
+        <w:t xml:space="preserve"> for every </w:t>
+      </w:r>
+      <w:r>
+        <w:rPr>
+          <w:rFonts w:ascii="Consolas" w:hAnsi="Consolas"/>
+          <w:color w:val="303030"/>
+          <w:sz w:val="18"/>
+        </w:rPr>
+        <w:t>m &gt; 1</w:t>
+      </w:r>
+      <w:r>
+        <w:t>. The ratio this annex published was computed across the mismatch:</w:t>
       </w:r>
     </w:p>
     <w:p>
@@ -12491,7 +12847,7 @@
           <w:color w:val="303030"/>
           <w:sz w:val="18"/>
         </w:rPr>
-        <w:t>blended A-3 net PV per purchaser / VRS free-grant average</w:t>
+        <w:t>WITHDRAWN - 2.5-year net against VRS's 4-year average:</w:t>
       </w:r>
     </w:p>
     <w:p>
@@ -12505,7 +12861,7 @@
           <w:color w:val="303030"/>
           <w:sz w:val="18"/>
         </w:rPr>
-        <w:t xml:space="preserve">  = $24,627 / $35,000  =  0.704</w:t>
+        <w:t xml:space="preserve">  $24,627 / $35,000  =  0.704      apparently inside 1 - 1/m for m = 2.76x - 3.54x (0.638 .. 0.718)</w:t>
       </w:r>
     </w:p>
     <w:p>
@@ -12533,7 +12889,63 @@
           <w:color w:val="303030"/>
           <w:sz w:val="18"/>
         </w:rPr>
-        <w:t>predicted from the § 2.4 multiples (m = 2.76x - 3.54x):</w:t>
+        <w:t>MATCHED at 4 years, this model's own blend:</w:t>
+      </w:r>
+    </w:p>
+    <w:p>
+      <w:pPr>
+        <w:spacing w:before="0" w:after="0" w:line="220" w:lineRule="exact"/>
+        <w:ind w:left="240"/>
+      </w:pPr>
+      <w:r>
+        <w:rPr>
+          <w:rFonts w:ascii="Consolas" w:hAnsi="Consolas"/>
+          <w:color w:val="303030"/>
+          <w:sz w:val="18"/>
+        </w:rPr>
+        <w:t xml:space="preserve">  $44,491 / $35,000  =  1.271      (low-end plan mix)</w:t>
+      </w:r>
+    </w:p>
+    <w:p>
+      <w:pPr>
+        <w:spacing w:before="0" w:after="0" w:line="220" w:lineRule="exact"/>
+        <w:ind w:left="240"/>
+      </w:pPr>
+      <w:r>
+        <w:rPr>
+          <w:rFonts w:ascii="Consolas" w:hAnsi="Consolas"/>
+          <w:color w:val="303030"/>
+          <w:sz w:val="18"/>
+        </w:rPr>
+        <w:t xml:space="preserve">  $41,637 / $35,000  =  1.190      (high-end plan mix)</w:t>
+      </w:r>
+    </w:p>
+    <w:p>
+      <w:pPr>
+        <w:spacing w:before="0" w:after="0" w:line="220" w:lineRule="exact"/>
+        <w:ind w:left="240"/>
+      </w:pPr>
+      <w:r>
+        <w:rPr>
+          <w:rFonts w:ascii="Consolas" w:hAnsi="Consolas"/>
+          <w:color w:val="303030"/>
+          <w:sz w:val="18"/>
+        </w:rPr>
+        <w:t xml:space="preserve">  -&gt; above 1, so NO value of m can produce it; the identity is violated,</w:t>
+      </w:r>
+    </w:p>
+    <w:p>
+      <w:pPr>
+        <w:spacing w:before="0" w:after="0" w:line="220" w:lineRule="exact"/>
+        <w:ind w:left="240"/>
+      </w:pPr>
+      <w:r>
+        <w:rPr>
+          <w:rFonts w:ascii="Consolas" w:hAnsi="Consolas"/>
+          <w:color w:val="303030"/>
+          <w:sz w:val="18"/>
+        </w:rPr>
+        <w:t xml:space="preserve">     not satisfied. For 0.704 to hold at 4 years VRS's average would have</w:t>
       </w:r>
     </w:p>
     <w:p>
@@ -12547,12 +12959,39 @@
           <w:color w:val="303030"/>
           <w:sz w:val="18"/>
         </w:rPr>
-        <w:t xml:space="preserve">  1 - 1/2.76 = 0.638   ...   1 - 1/3.54 = 0.718      0.704 lands inside, nearest the 3.23x profile</w:t>
+        <w:t xml:space="preserve">     to be $63,198 - above the $60,000 ceiling of its own band.</w:t>
       </w:r>
     </w:p>
     <w:p>
       <w:r>
-        <w:t>Two independently constructed quantities stand in the ratio the pricing structure requires, and neither was built to produce the other.</w:t>
+        <w:t xml:space="preserve">The arithmetic above is red team </w:t>
+      </w:r>
+      <w:r>
+        <w:rPr>
+          <w:b/>
+        </w:rPr>
+        <w:t>S-1</w:t>
+      </w:r>
+      <w:r>
+        <w:t xml:space="preserve">, reproduced. Two divergences from it, both recorded because the figures here are the ones to quote: S-1's per-plan 4-year figures reproduce exactly, but its </w:t>
+      </w:r>
+      <w:r>
+        <w:rPr>
+          <w:b/>
+        </w:rPr>
+        <w:t>blend</w:t>
+      </w:r>
+      <w:r>
+        <w:t xml:space="preserve"> column pairs a $55,573 free-grant equivalent with a $42,455 net, which implies a blended member price of $13,118 — below the cheapest plan's own 4-year price of $18,668, so no plan mix produces that pair. The pool-weighted blend from this model is $71,864 / $44,491 at the low-end mix, giving a matched ratio of </w:t>
+      </w:r>
+      <w:r>
+        <w:rPr>
+          <w:b/>
+        </w:rPr>
+        <w:t>1.19 – 1.27</w:t>
+      </w:r>
+      <w:r>
+        <w:t xml:space="preserve"> rather than S-1's 1.213. The conclusion is unchanged and the margin is wider.</w:t>
       </w:r>
     </w:p>
     <w:p>
@@ -12560,7 +12999,7 @@
         <w:rPr>
           <w:b/>
         </w:rPr>
-        <w:t>The limit of this check travels with it.</w:t>
+        <w:t>The plan-mix limit travels with every line above.</w:t>
       </w:r>
       <w:r>
         <w:t xml:space="preserve"> VRS's $35,000 is a </w:t>
@@ -12581,7 +13020,7 @@
         <w:t>free</w:t>
       </w:r>
       <w:r>
-        <w:t xml:space="preserve"> grant; the $24,627 is pool-weighted across six employer groups and three plans, and the teacher plan mix is unpublished (§ 1.7 request item 1). This is a </w:t>
+        <w:t xml:space="preserve"> grant; the blend here is pool-weighted across six employer groups and three plans, and the teacher plan mix is unpublished (§ 1.7 request item 1). This remains a </w:t>
       </w:r>
       <w:r>
         <w:rPr>
@@ -12599,7 +13038,16 @@
         <w:t>S-8</w:t>
       </w:r>
       <w:r>
-        <w:t xml:space="preserve"> makes the same objection to a stronger version of this comparison on the one-pager and is right to; nothing here should be restated as "costs less per member" without the plan-mix qualifier. Residual uncertainty has a knowable direction: teachers are a longer-tenure workforce, so if they skew more Plan 1 than this blend, VRS's $35,000 reflects a costlier mix and the true comparable ratio is </w:t>
+        <w:t xml:space="preserve"> makes that point against a stronger version of this comparison on the one-pager and is right to. The residual uncertainty has a knowable direction, and after the restatement it runs </w:t>
+      </w:r>
+      <w:r>
+        <w:rPr>
+          <w:i/>
+        </w:rPr>
+        <w:t>against</w:t>
+      </w:r>
+      <w:r>
+        <w:t xml:space="preserve"> us rather than for us: teachers are a longer-tenure workforce, so if they skew more Plan 1 than this blend, VRS's $35,000 reflects a costlier mix than ours and the matched ratio is </w:t>
       </w:r>
       <w:r>
         <w:rPr>
@@ -12608,7 +13056,7 @@
         <w:t>higher</w:t>
       </w:r>
       <w:r>
-        <w:t xml:space="preserve"> than 0.704.</w:t>
+        <w:t xml:space="preserve"> than 1.19 – 1.27, not lower.</w:t>
       </w:r>
     </w:p>
     <w:p>
@@ -12616,6 +13064,97 @@
         <w:rPr>
           <w:b/>
         </w:rPr>
+        <w:t>What the comparison does still establish, on any basis: the retracted figure was far too low.</w:t>
+      </w:r>
+      <w:r>
+        <w:t xml:space="preserve"> A purchase at which the member still pays must cost the Fund less than a free grant of the same service, and brief v1.0's </w:t>
+      </w:r>
+      <w:r>
+        <w:rPr>
+          <w:b/>
+        </w:rPr>
+        <w:t>~$3,750</w:t>
+      </w:r>
+      <w:r>
+        <w:t xml:space="preserve"> per purchasing member sat roughly a factor of three below even the </w:t>
+      </w:r>
+      <w:r>
+        <w:rPr>
+          <w:b/>
+        </w:rPr>
+        <w:t>floor</w:t>
+      </w:r>
+      <w:r>
+        <w:t xml:space="preserve"> of a band VRS produced for a </w:t>
+      </w:r>
+      <w:r>
+        <w:rPr>
+          <w:b/>
+        </w:rPr>
+        <w:t>free</w:t>
+      </w:r>
+      <w:r>
+        <w:t xml:space="preserve"> benefit. That signal was available in the HB 1867 statement at the time. The live per-member figures, on the brief's own 2.5-year paid basis, are </w:t>
+      </w:r>
+      <w:r>
+        <w:rPr>
+          <w:b/>
+        </w:rPr>
+        <w:t>$47,967 / $17,174 / $6,779</w:t>
+      </w:r>
+      <w:r>
+        <w:t xml:space="preserve"> (§ 4.4) — and they are not to be compared cell-by-cell against VRS's band, for the reason stated at the top of this section.</w:t>
+      </w:r>
+    </w:p>
+    <w:p>
+      <w:r>
+        <w:rPr>
+          <w:b/>
+        </w:rPr>
+        <w:t>VRS also published a worked total</w:t>
+      </w:r>
+      <w:r>
+        <w:t xml:space="preserve">, Items 6 and 9, verbatim: </w:t>
+      </w:r>
+      <w:r>
+        <w:rPr>
+          <w:i/>
+        </w:rPr>
+        <w:t xml:space="preserve">"if 1,500 members (1% of the Teacher population) had this type of service, and the average cost was </w:t>
+      </w:r>
+      <w:r>
+        <w:rPr>
+          <w:i/>
+        </w:rPr>
+        <w:t>$35,000</w:t>
+      </w:r>
+      <w:r>
+        <w:rPr>
+          <w:i/>
+        </w:rPr>
+        <w:t xml:space="preserve">, the total cost to the fund could be </w:t>
+      </w:r>
+      <w:r>
+        <w:rPr>
+          <w:i/>
+        </w:rPr>
+        <w:t>$50 million</w:t>
+      </w:r>
+      <w:r>
+        <w:rPr>
+          <w:i/>
+        </w:rPr>
+        <w:t>."</w:t>
+      </w:r>
+      <w:r>
+        <w:t xml:space="preserve"> That total is the subject of the next paragraph, and the same basis warning applies to it: it is a free grant, four years, teachers only, at 1% participation.</w:t>
+      </w:r>
+    </w:p>
+    <w:p>
+      <w:r>
+        <w:rPr>
+          <w:b/>
+        </w:rPr>
         <w:t>And it reframes which figure is the outlier.</w:t>
       </w:r>
       <w:r>
@@ -12628,7 +13167,34 @@
         <w:t>$50 million for the teacher population alone, at 1% participation, with no member price.</w:t>
       </w:r>
       <w:r>
-        <w:t xml:space="preserve"> Against that, $13M–$182M across six employer groups, three plans and 5%–30% take-up, for a benefit the member pays for, is plainly the same order of magnitude — while "under $2 million" is not. That can now be shown from VRS's own arithmetic rather than argued. (Teacher Plan unfunded liability, for scale: </w:t>
+        <w:t xml:space="preserve"> Against that, </w:t>
+      </w:r>
+      <w:r>
+        <w:rPr>
+          <w:b/>
+        </w:rPr>
+        <w:t>$28M–$166M</w:t>
+      </w:r>
+      <w:r>
+        <w:t xml:space="preserve"> across six employer groups, three plans and a 10%–30% take-up set, for a benefit the member pays for, is plainly the same order of magnitude — while "under $2 million" is not. That can now be shown from VRS's own arithmetic rather than argued. </w:t>
+      </w:r>
+      <w:r>
+        <w:rPr>
+          <w:i/>
+        </w:rPr>
+        <w:t>(Range restated October 25, 2026 from "$13M–$182M, 5%–30% take-up," which predated the S-3 pool pairing correction and the S-5 single-assumption-set rebuild — § 4.4.)</w:t>
+      </w:r>
+      <w:r>
+        <w:t xml:space="preserve"> </w:t>
+      </w:r>
+      <w:r>
+        <w:rPr>
+          <w:b/>
+        </w:rPr>
+        <w:t>This is an order-of-magnitude statement and nothing more:</w:t>
+      </w:r>
+      <w:r>
+        <w:t xml:space="preserve"> VRS's $50M is teachers only, free, four years, at an assumed 1%; ours is six groups, paid, 2.5 years, at 10%–30%. It establishes that the retracted figure was the outlier. It does not establish that either range is conservative against the other. (Teacher Plan unfunded liability, for scale: </w:t>
       </w:r>
       <w:r>
         <w:rPr>
@@ -23589,16 +24155,37 @@
         <w:t>Replace the cost headline.</w:t>
       </w:r>
       <w:r>
-        <w:t xml:space="preserve"> "Under $2 million one-time; under $100,000 per year ongoing" cannot survive contact with the money committees. Replace with the FM-4 § 4.4 grid, a plain statement that the present value is in the tens of millions on central assumptions, and the § 4.6 cross-check showing the figure is </w:t>
+        <w:t xml:space="preserve"> "Under $2 million one-time; under $100,000 per year ongoing" cannot survive contact with the money committees. Replace with the FM-4 § 4.4 grid, a plain statement that the present value is in the tens of millions on central assumptions, and the § 4.6 cross-check in the form § 4.6 now states it — </w:t>
       </w:r>
       <w:r>
         <w:rPr>
           <w:i/>
         </w:rPr>
-        <w:t>conservative relative to VRS's own HB 1867 band</w:t>
-      </w:r>
-      <w:r>
-        <w:t>. The $0 general fund ask is unaffected and remains correct — this is an employer-contribution-rate liability amortised under the VRS Funding Policy, not an appropriation.</w:t>
+        <w:t xml:space="preserve">this model and VRS's own HB 1867 figures </w:t>
+      </w:r>
+      <w:r>
+        <w:rPr>
+          <w:i/>
+        </w:rPr>
+        <w:t>bracket</w:t>
+      </w:r>
+      <w:r>
+        <w:rPr>
+          <w:i/>
+        </w:rPr>
+        <w:t xml:space="preserve"> the answer, and this model is the higher of the two.</w:t>
+      </w:r>
+      <w:r>
+        <w:t xml:space="preserve"> </w:t>
+      </w:r>
+      <w:r>
+        <w:rPr>
+          <w:b/>
+        </w:rPr>
+        <w:t>Do not offer the cross-check as evidence that this figure is conservative relative to HB 1867</w:t>
+      </w:r>
+      <w:r>
+        <w:t xml:space="preserve"> (red team S-1, applied October 25, 2026): matched at four years the free-grant equivalent for a Plan 1 member is $123,520, or 2.06× the top of VRS's band. The $0 general fund ask is unaffected and remains correct — this is an employer-contribution-rate liability amortised under the VRS Funding Policy, not an appropriation.</w:t>
       </w:r>
     </w:p>
     <w:p>
